--- a/Front Matter/Template/5_Front-Matter.docx
+++ b/Front Matter/Template/5_Front-Matter.docx
@@ -3613,7 +3613,6 @@
         <w:pBdr>
           <w:bottom w:val="single" w:sz="6" w:space="1" w:color="auto"/>
         </w:pBdr>
-        <w:spacing w:line="276" w:lineRule="auto"/>
         <w:jc w:val="both"/>
         <w:rPr>
           <w:rFonts w:ascii="Noto Serif SC" w:eastAsia="Noto Serif SC" w:hAnsi="Noto Serif SC" w:cs="Noto Serif"/>
@@ -3646,7 +3645,6 @@
         <w:pBdr>
           <w:bottom w:val="single" w:sz="6" w:space="1" w:color="auto"/>
         </w:pBdr>
-        <w:spacing w:line="276" w:lineRule="auto"/>
         <w:jc w:val="both"/>
         <w:rPr>
           <w:rFonts w:ascii="Noto Serif SC" w:eastAsia="Noto Serif SC" w:hAnsi="Noto Serif SC" w:cs="Noto Serif"/>
@@ -3670,7 +3668,6 @@
         <w:pBdr>
           <w:bottom w:val="single" w:sz="6" w:space="1" w:color="auto"/>
         </w:pBdr>
-        <w:spacing w:line="276" w:lineRule="auto"/>
         <w:jc w:val="both"/>
         <w:rPr>
           <w:rFonts w:ascii="Noto Serif SC" w:eastAsia="Noto Serif SC" w:hAnsi="Noto Serif SC" w:cs="Noto Serif"/>
@@ -3681,7 +3678,6 @@
     </w:p>
     <w:p>
       <w:pPr>
-        <w:spacing w:line="276" w:lineRule="auto"/>
         <w:jc w:val="both"/>
         <w:rPr>
           <w:rFonts w:ascii="Noto Serif SC" w:eastAsia="Noto Serif SC" w:hAnsi="Noto Serif SC" w:cs="Noto Serif"/>

--- a/Front Matter/Template/5_Front-Matter.docx
+++ b/Front Matter/Template/5_Front-Matter.docx
@@ -1830,19 +1830,51 @@
         </w:rPr>
         <w:t> 听说... </w:t>
       </w:r>
-      <w:hyperlink r:id="rId13" w:history="1">
-        <w:r>
-          <w:rPr>
-            <w:rStyle w:val="Hyperlink"/>
-            <w:rFonts w:ascii="Noto Serif SC" w:eastAsia="Noto Serif SC" w:hAnsi="Noto Serif SC" w:cs="Noto Serif"/>
-            <w:i/>
-            <w:iCs/>
-            <w:sz w:val="24"/>
-            <w:szCs w:val="24"/>
-          </w:rPr>
-          <w:t>heard that...</w:t>
-        </w:r>
-      </w:hyperlink>
+      <w:r>
+        <w:rPr>
+          <w:rFonts w:ascii="Noto Serif SC" w:eastAsia="Noto Serif SC" w:hAnsi="Noto Serif SC"/>
+        </w:rPr>
+        <w:fldChar w:fldCharType="begin"/>
+      </w:r>
+      <w:r>
+        <w:rPr>
+          <w:rFonts w:ascii="Noto Serif SC" w:eastAsia="Noto Serif SC" w:hAnsi="Noto Serif SC"/>
+        </w:rPr>
+        <w:instrText>HYPERLINK "https://www.jihenglee.com/large-ensemble/2013-heard-that"</w:instrText>
+      </w:r>
+      <w:r>
+        <w:rPr>
+          <w:rFonts w:ascii="Noto Serif SC" w:eastAsia="Noto Serif SC" w:hAnsi="Noto Serif SC"/>
+        </w:rPr>
+      </w:r>
+      <w:r>
+        <w:rPr>
+          <w:rFonts w:ascii="Noto Serif SC" w:eastAsia="Noto Serif SC" w:hAnsi="Noto Serif SC"/>
+        </w:rPr>
+        <w:fldChar w:fldCharType="separate"/>
+      </w:r>
+      <w:r>
+        <w:rPr>
+          <w:rStyle w:val="Hyperlink"/>
+          <w:rFonts w:ascii="Noto Serif SC" w:eastAsia="Noto Serif SC" w:hAnsi="Noto Serif SC" w:cs="Noto Serif"/>
+          <w:i/>
+          <w:iCs/>
+          <w:sz w:val="24"/>
+          <w:szCs w:val="24"/>
+        </w:rPr>
+        <w:t>heard that...</w:t>
+      </w:r>
+      <w:r>
+        <w:rPr>
+          <w:rStyle w:val="Hyperlink"/>
+          <w:rFonts w:ascii="Noto Serif SC" w:eastAsia="Noto Serif SC" w:hAnsi="Noto Serif SC" w:cs="Noto Serif"/>
+          <w:i/>
+          <w:iCs/>
+          <w:sz w:val="24"/>
+          <w:szCs w:val="24"/>
+        </w:rPr>
+        <w:fldChar w:fldCharType="end"/>
+      </w:r>
       <w:r>
         <w:rPr>
           <w:rFonts w:ascii="Noto Serif SC" w:eastAsia="Noto Serif SC" w:hAnsi="Noto Serif SC" w:cs="Noto Serif"/>
@@ -2289,7 +2321,7 @@
         </w:rPr>
         <w:t> 短奏曲 (</w:t>
       </w:r>
-      <w:hyperlink r:id="rId14" w:history="1">
+      <w:hyperlink r:id="rId13" w:history="1">
         <w:r>
           <w:rPr>
             <w:rStyle w:val="Hyperlink"/>
@@ -2302,7 +2334,7 @@
           <w:t>Short Piece</w:t>
         </w:r>
       </w:hyperlink>
-      <w:hyperlink r:id="rId15" w:history="1">
+      <w:hyperlink r:id="rId14" w:history="1">
         <w:r>
           <w:rPr>
             <w:rStyle w:val="Hyperlink"/>
@@ -2593,7 +2625,7 @@
         </w:rPr>
         <w:t> </w:t>
       </w:r>
-      <w:hyperlink r:id="rId16" w:history="1">
+      <w:hyperlink r:id="rId15" w:history="1">
         <w:r>
           <w:rPr>
             <w:rStyle w:val="Hyperlink"/>
@@ -2722,7 +2754,7 @@
         </w:rPr>
         <w:t> </w:t>
       </w:r>
-      <w:hyperlink r:id="rId17" w:history="1">
+      <w:hyperlink r:id="rId16" w:history="1">
         <w:r>
           <w:rPr>
             <w:rStyle w:val="Hyperlink"/>

--- a/Front Matter/Template/5_Front-Matter.docx
+++ b/Front Matter/Template/5_Front-Matter.docx
@@ -1585,7 +1585,6 @@
     <w:p>
       <w:pPr>
         <w:spacing w:after="640"/>
-        <w:jc w:val="right"/>
         <w:rPr>
           <w:rFonts w:ascii="Noto Serif SC" w:eastAsia="Noto Serif SC" w:hAnsi="Noto Serif SC" w:cs="Noto Serif"/>
           <w:b/>
@@ -1830,51 +1829,19 @@
         </w:rPr>
         <w:t> 听说... </w:t>
       </w:r>
-      <w:r>
-        <w:rPr>
-          <w:rFonts w:ascii="Noto Serif SC" w:eastAsia="Noto Serif SC" w:hAnsi="Noto Serif SC"/>
-        </w:rPr>
-        <w:fldChar w:fldCharType="begin"/>
-      </w:r>
-      <w:r>
-        <w:rPr>
-          <w:rFonts w:ascii="Noto Serif SC" w:eastAsia="Noto Serif SC" w:hAnsi="Noto Serif SC"/>
-        </w:rPr>
-        <w:instrText>HYPERLINK "https://www.jihenglee.com/large-ensemble/2013-heard-that"</w:instrText>
-      </w:r>
-      <w:r>
-        <w:rPr>
-          <w:rFonts w:ascii="Noto Serif SC" w:eastAsia="Noto Serif SC" w:hAnsi="Noto Serif SC"/>
-        </w:rPr>
-      </w:r>
-      <w:r>
-        <w:rPr>
-          <w:rFonts w:ascii="Noto Serif SC" w:eastAsia="Noto Serif SC" w:hAnsi="Noto Serif SC"/>
-        </w:rPr>
-        <w:fldChar w:fldCharType="separate"/>
-      </w:r>
-      <w:r>
-        <w:rPr>
-          <w:rStyle w:val="Hyperlink"/>
-          <w:rFonts w:ascii="Noto Serif SC" w:eastAsia="Noto Serif SC" w:hAnsi="Noto Serif SC" w:cs="Noto Serif"/>
-          <w:i/>
-          <w:iCs/>
-          <w:sz w:val="24"/>
-          <w:szCs w:val="24"/>
-        </w:rPr>
-        <w:t>heard that...</w:t>
-      </w:r>
-      <w:r>
-        <w:rPr>
-          <w:rStyle w:val="Hyperlink"/>
-          <w:rFonts w:ascii="Noto Serif SC" w:eastAsia="Noto Serif SC" w:hAnsi="Noto Serif SC" w:cs="Noto Serif"/>
-          <w:i/>
-          <w:iCs/>
-          <w:sz w:val="24"/>
-          <w:szCs w:val="24"/>
-        </w:rPr>
-        <w:fldChar w:fldCharType="end"/>
-      </w:r>
+      <w:hyperlink r:id="rId13" w:history="1">
+        <w:r>
+          <w:rPr>
+            <w:rStyle w:val="Hyperlink"/>
+            <w:rFonts w:ascii="Noto Serif SC" w:eastAsia="Noto Serif SC" w:hAnsi="Noto Serif SC" w:cs="Noto Serif"/>
+            <w:i/>
+            <w:iCs/>
+            <w:sz w:val="24"/>
+            <w:szCs w:val="24"/>
+          </w:rPr>
+          <w:t>heard that...</w:t>
+        </w:r>
+      </w:hyperlink>
       <w:r>
         <w:rPr>
           <w:rFonts w:ascii="Noto Serif SC" w:eastAsia="Noto Serif SC" w:hAnsi="Noto Serif SC" w:cs="Noto Serif"/>
@@ -2321,7 +2288,7 @@
         </w:rPr>
         <w:t> 短奏曲 (</w:t>
       </w:r>
-      <w:hyperlink r:id="rId13" w:history="1">
+      <w:hyperlink r:id="rId14" w:history="1">
         <w:r>
           <w:rPr>
             <w:rStyle w:val="Hyperlink"/>
@@ -2334,7 +2301,7 @@
           <w:t>Short Piece</w:t>
         </w:r>
       </w:hyperlink>
-      <w:hyperlink r:id="rId14" w:history="1">
+      <w:hyperlink r:id="rId15" w:history="1">
         <w:r>
           <w:rPr>
             <w:rStyle w:val="Hyperlink"/>
@@ -2625,7 +2592,7 @@
         </w:rPr>
         <w:t> </w:t>
       </w:r>
-      <w:hyperlink r:id="rId15" w:history="1">
+      <w:hyperlink r:id="rId16" w:history="1">
         <w:r>
           <w:rPr>
             <w:rStyle w:val="Hyperlink"/>
@@ -2754,7 +2721,7 @@
         </w:rPr>
         <w:t> </w:t>
       </w:r>
-      <w:hyperlink r:id="rId16" w:history="1">
+      <w:hyperlink r:id="rId17" w:history="1">
         <w:r>
           <w:rPr>
             <w:rStyle w:val="Hyperlink"/>
@@ -3612,7 +3579,6 @@
     <w:p>
       <w:pPr>
         <w:spacing w:after="640"/>
-        <w:jc w:val="right"/>
         <w:rPr>
           <w:rFonts w:ascii="Noto Serif SC" w:eastAsia="Noto Serif SC" w:hAnsi="Noto Serif SC" w:cs="Noto Serif"/>
           <w:b/>
@@ -3811,7 +3777,6 @@
     <w:p>
       <w:pPr>
         <w:spacing w:after="640"/>
-        <w:jc w:val="right"/>
         <w:rPr>
           <w:rFonts w:ascii="Noto Serif SC" w:eastAsia="Noto Serif SC" w:hAnsi="Noto Serif SC" w:cs="Noto Serif"/>
           <w:b/>
@@ -3841,7 +3806,6 @@
     </w:p>
     <w:p>
       <w:pPr>
-        <w:jc w:val="right"/>
         <w:rPr>
           <w:rFonts w:ascii="Noto Serif SC" w:eastAsia="Noto Serif SC" w:hAnsi="Noto Serif SC" w:cs="Noto Serif"/>
           <w:sz w:val="24"/>
@@ -3851,11 +3815,20 @@
       </w:pPr>
       <w:r>
         <w:rPr>
-          <w:rFonts w:ascii="Noto Serif SC" w:eastAsia="Noto Serif SC" w:hAnsi="Noto Serif SC" w:cs="Noto Serif" w:hint="eastAsia"/>
+          <w:rFonts w:ascii="Noto Serif SC" w:eastAsia="Noto Serif SC" w:hAnsi="Noto Serif SC" w:cs="Noto Serif"/>
           <w:sz w:val="24"/>
           <w:szCs w:val="24"/>
           <w:lang w:val="en-GB"/>
         </w:rPr>
+        <w:t>1</w:t>
+      </w:r>
+      <w:r>
+        <w:rPr>
+          <w:rFonts w:ascii="Noto Serif SC" w:eastAsia="Noto Serif SC" w:hAnsi="Noto Serif SC" w:cs="Noto Serif" w:hint="eastAsia"/>
+          <w:sz w:val="24"/>
+          <w:szCs w:val="24"/>
+          <w:lang w:val="en-GB"/>
+        </w:rPr>
         <w:t>梆笛</w:t>
       </w:r>
       <w:r>
@@ -3865,7 +3838,16 @@
           <w:szCs w:val="24"/>
           <w:lang w:val="en-GB"/>
         </w:rPr>
-        <w:t xml:space="preserve"> (</w:t>
+        <w:t xml:space="preserve"> </w:t>
+      </w:r>
+      <w:r>
+        <w:rPr>
+          <w:rFonts w:ascii="Noto Serif SC" w:eastAsia="Noto Serif SC" w:hAnsi="Noto Serif SC" w:cs="Noto Serif"/>
+          <w:sz w:val="24"/>
+          <w:szCs w:val="24"/>
+          <w:lang w:val="en-GB"/>
+        </w:rPr>
+        <w:t xml:space="preserve">1 </w:t>
       </w:r>
       <w:proofErr w:type="spellStart"/>
       <w:r>
@@ -3878,43 +3860,109 @@
         <w:t>Bangdi</w:t>
       </w:r>
       <w:proofErr w:type="spellEnd"/>
-      <w:r>
+    </w:p>
+    <w:p>
+      <w:pPr>
+        <w:rPr>
+          <w:rFonts w:ascii="Noto Serif SC" w:eastAsia="Noto Serif SC" w:hAnsi="Noto Serif SC" w:cs="Noto Serif"/>
+          <w:sz w:val="24"/>
+          <w:szCs w:val="24"/>
+          <w:lang w:val="en-US"/>
+        </w:rPr>
+      </w:pPr>
+      <w:r>
+        <w:rPr>
+          <w:rFonts w:ascii="Noto Serif SC" w:eastAsia="Noto Serif SC" w:hAnsi="Noto Serif SC" w:cs="Noto Serif"/>
+          <w:sz w:val="24"/>
+          <w:szCs w:val="24"/>
+          <w:lang w:val="en-US"/>
+        </w:rPr>
+        <w:t>1</w:t>
+      </w:r>
+      <w:r>
+        <w:rPr>
+          <w:rFonts w:ascii="Noto Serif SC" w:eastAsia="Noto Serif SC" w:hAnsi="Noto Serif SC" w:cs="Noto Serif" w:hint="eastAsia"/>
+          <w:sz w:val="24"/>
+          <w:szCs w:val="24"/>
+          <w:lang w:val="en-US"/>
+        </w:rPr>
+        <w:t>曲笛</w:t>
+      </w:r>
+      <w:r>
+        <w:rPr>
+          <w:rFonts w:ascii="Noto Serif SC" w:eastAsia="Noto Serif SC" w:hAnsi="Noto Serif SC" w:cs="Noto Serif"/>
+          <w:sz w:val="24"/>
+          <w:szCs w:val="24"/>
+          <w:lang w:val="en-US"/>
+        </w:rPr>
+        <w:t xml:space="preserve"> </w:t>
+      </w:r>
+      <w:r>
+        <w:rPr>
+          <w:rFonts w:ascii="Noto Serif SC" w:eastAsia="Noto Serif SC" w:hAnsi="Noto Serif SC" w:cs="Noto Serif"/>
+          <w:sz w:val="24"/>
+          <w:szCs w:val="24"/>
+          <w:lang w:val="en-US"/>
+        </w:rPr>
+        <w:t xml:space="preserve">1 </w:t>
+      </w:r>
+      <w:proofErr w:type="spellStart"/>
+      <w:r>
+        <w:rPr>
+          <w:rFonts w:ascii="Noto Serif SC" w:eastAsia="Noto Serif SC" w:hAnsi="Noto Serif SC" w:cs="Noto Serif"/>
+          <w:sz w:val="24"/>
+          <w:szCs w:val="24"/>
+          <w:lang w:val="en-US"/>
+        </w:rPr>
+        <w:t>Qudi</w:t>
+      </w:r>
+      <w:proofErr w:type="spellEnd"/>
+    </w:p>
+    <w:p>
+      <w:pPr>
+        <w:spacing w:after="120"/>
         <w:rPr>
           <w:rFonts w:ascii="Noto Serif SC" w:eastAsia="Noto Serif SC" w:hAnsi="Noto Serif SC" w:cs="Noto Serif"/>
           <w:sz w:val="24"/>
           <w:szCs w:val="24"/>
           <w:lang w:val="en-GB"/>
         </w:rPr>
-        <w:t>)</w:t>
-      </w:r>
-    </w:p>
-    <w:p>
-      <w:pPr>
-        <w:jc w:val="right"/>
-        <w:rPr>
-          <w:rFonts w:ascii="Noto Serif SC" w:eastAsia="Noto Serif SC" w:hAnsi="Noto Serif SC" w:cs="Noto Serif"/>
-          <w:sz w:val="24"/>
-          <w:szCs w:val="24"/>
-          <w:lang w:val="en-US"/>
-        </w:rPr>
-      </w:pPr>
-      <w:r>
-        <w:rPr>
-          <w:rFonts w:ascii="Noto Serif SC" w:eastAsia="Noto Serif SC" w:hAnsi="Noto Serif SC" w:cs="Noto Serif" w:hint="eastAsia"/>
-          <w:sz w:val="24"/>
-          <w:szCs w:val="24"/>
-          <w:lang w:val="en-US"/>
-        </w:rPr>
-        <w:t>曲笛</w:t>
-      </w:r>
-      <w:r>
-        <w:rPr>
-          <w:rFonts w:ascii="Noto Serif SC" w:eastAsia="Noto Serif SC" w:hAnsi="Noto Serif SC" w:cs="Noto Serif"/>
-          <w:sz w:val="24"/>
-          <w:szCs w:val="24"/>
-          <w:lang w:val="en-US"/>
-        </w:rPr>
-        <w:t xml:space="preserve"> (</w:t>
+      </w:pPr>
+      <w:r>
+        <w:rPr>
+          <w:rFonts w:ascii="Noto Serif SC" w:eastAsia="Noto Serif SC" w:hAnsi="Noto Serif SC" w:cs="Noto Serif"/>
+          <w:sz w:val="24"/>
+          <w:szCs w:val="24"/>
+          <w:lang w:val="en-GB"/>
+        </w:rPr>
+        <w:t>1</w:t>
+      </w:r>
+      <w:r>
+        <w:rPr>
+          <w:rFonts w:ascii="Noto Serif SC" w:eastAsia="Noto Serif SC" w:hAnsi="Noto Serif SC" w:cs="Noto Serif" w:hint="eastAsia"/>
+          <w:sz w:val="24"/>
+          <w:szCs w:val="24"/>
+          <w:lang w:val="en-GB"/>
+        </w:rPr>
+        <w:t>新笛</w:t>
+      </w:r>
+      <w:r>
+        <w:rPr>
+          <w:rFonts w:ascii="Noto Serif SC" w:eastAsia="Noto Serif SC" w:hAnsi="Noto Serif SC" w:cs="Noto Serif"/>
+          <w:sz w:val="24"/>
+          <w:szCs w:val="24"/>
+          <w:lang w:val="en-GB"/>
+        </w:rPr>
+        <w:t>1</w:t>
+      </w:r>
+      <w:r>
+        <w:rPr>
+          <w:rFonts w:ascii="Noto Serif SC" w:eastAsia="Noto Serif SC" w:hAnsi="Noto Serif SC" w:cs="Noto Serif"/>
+          <w:sz w:val="24"/>
+          <w:szCs w:val="24"/>
+          <w:lang w:val="en-GB"/>
+        </w:rPr>
+        <w:t xml:space="preserve"> </w:t>
       </w:r>
       <w:proofErr w:type="spellStart"/>
       <w:r>
@@ -3922,24 +3970,14 @@
           <w:rFonts w:ascii="Noto Serif SC" w:eastAsia="Noto Serif SC" w:hAnsi="Noto Serif SC" w:cs="Noto Serif"/>
           <w:sz w:val="24"/>
           <w:szCs w:val="24"/>
-          <w:lang w:val="en-US"/>
-        </w:rPr>
-        <w:t>Qudi</w:t>
+          <w:lang w:val="en-GB"/>
+        </w:rPr>
+        <w:t>Xindi</w:t>
       </w:r>
       <w:proofErr w:type="spellEnd"/>
-      <w:r>
-        <w:rPr>
-          <w:rFonts w:ascii="Noto Serif SC" w:eastAsia="Noto Serif SC" w:hAnsi="Noto Serif SC" w:cs="Noto Serif"/>
-          <w:sz w:val="24"/>
-          <w:szCs w:val="24"/>
-          <w:lang w:val="en-US"/>
-        </w:rPr>
-        <w:t>)</w:t>
-      </w:r>
-    </w:p>
-    <w:p>
-      <w:pPr>
-        <w:jc w:val="right"/>
+    </w:p>
+    <w:p>
+      <w:pPr>
         <w:rPr>
           <w:rFonts w:ascii="Noto Serif SC" w:eastAsia="Noto Serif SC" w:hAnsi="Noto Serif SC" w:cs="Noto Serif"/>
           <w:sz w:val="24"/>
@@ -3949,21 +3987,39 @@
       </w:pPr>
       <w:r>
         <w:rPr>
-          <w:rFonts w:ascii="Noto Serif SC" w:eastAsia="Noto Serif SC" w:hAnsi="Noto Serif SC" w:cs="Noto Serif" w:hint="eastAsia"/>
+          <w:rFonts w:ascii="Noto Serif SC" w:eastAsia="Noto Serif SC" w:hAnsi="Noto Serif SC" w:cs="Noto Serif"/>
           <w:sz w:val="24"/>
           <w:szCs w:val="24"/>
           <w:lang w:val="en-GB"/>
         </w:rPr>
-        <w:t>新笛</w:t>
-      </w:r>
-      <w:r>
-        <w:rPr>
-          <w:rFonts w:ascii="Noto Serif SC" w:eastAsia="Noto Serif SC" w:hAnsi="Noto Serif SC" w:cs="Noto Serif"/>
+        <w:t>1</w:t>
+      </w:r>
+      <w:r>
+        <w:rPr>
+          <w:rFonts w:ascii="Noto Serif SC" w:eastAsia="Noto Serif SC" w:hAnsi="Noto Serif SC" w:cs="Noto Serif" w:hint="eastAsia"/>
           <w:sz w:val="24"/>
           <w:szCs w:val="24"/>
           <w:lang w:val="en-GB"/>
         </w:rPr>
-        <w:t xml:space="preserve"> (</w:t>
+        <w:t>高音笙</w:t>
+      </w:r>
+      <w:r>
+        <w:rPr>
+          <w:rFonts w:ascii="Noto Serif SC" w:eastAsia="Noto Serif SC" w:hAnsi="Noto Serif SC" w:cs="Noto Serif"/>
+          <w:sz w:val="24"/>
+          <w:szCs w:val="24"/>
+          <w:lang w:val="en-GB"/>
+        </w:rPr>
+        <w:t xml:space="preserve"> </w:t>
+      </w:r>
+      <w:r>
+        <w:rPr>
+          <w:rFonts w:ascii="Noto Serif SC" w:eastAsia="Noto Serif SC" w:hAnsi="Noto Serif SC" w:cs="Noto Serif"/>
+          <w:sz w:val="24"/>
+          <w:szCs w:val="24"/>
+          <w:lang w:val="en-GB"/>
+        </w:rPr>
+        <w:t xml:space="preserve">1 </w:t>
       </w:r>
       <w:proofErr w:type="spellStart"/>
       <w:r>
@@ -3973,7 +4029,7 @@
           <w:szCs w:val="24"/>
           <w:lang w:val="en-GB"/>
         </w:rPr>
-        <w:t>Xindi</w:t>
+        <w:t>Gaoyin</w:t>
       </w:r>
       <w:proofErr w:type="spellEnd"/>
       <w:r>
@@ -3983,23 +4039,11 @@
           <w:szCs w:val="24"/>
           <w:lang w:val="en-GB"/>
         </w:rPr>
-        <w:t>)</w:t>
-      </w:r>
-    </w:p>
-    <w:p>
-      <w:pPr>
-        <w:jc w:val="right"/>
-        <w:rPr>
-          <w:rFonts w:ascii="Noto Serif SC" w:eastAsia="Noto Serif SC" w:hAnsi="Noto Serif SC" w:cs="Noto Serif"/>
-          <w:sz w:val="24"/>
-          <w:szCs w:val="24"/>
-          <w:lang w:val="en-US"/>
-        </w:rPr>
-      </w:pPr>
-    </w:p>
-    <w:p>
-      <w:pPr>
-        <w:jc w:val="right"/>
+        <w:t xml:space="preserve"> Sheng</w:t>
+      </w:r>
+    </w:p>
+    <w:p>
+      <w:pPr>
         <w:rPr>
           <w:rFonts w:ascii="Noto Serif SC" w:eastAsia="Noto Serif SC" w:hAnsi="Noto Serif SC" w:cs="Noto Serif"/>
           <w:sz w:val="24"/>
@@ -4009,21 +4053,39 @@
       </w:pPr>
       <w:r>
         <w:rPr>
-          <w:rFonts w:ascii="Noto Serif SC" w:eastAsia="Noto Serif SC" w:hAnsi="Noto Serif SC" w:cs="Noto Serif" w:hint="eastAsia"/>
+          <w:rFonts w:ascii="Noto Serif SC" w:eastAsia="Noto Serif SC" w:hAnsi="Noto Serif SC" w:cs="Noto Serif"/>
           <w:sz w:val="24"/>
           <w:szCs w:val="24"/>
           <w:lang w:val="en-GB"/>
         </w:rPr>
-        <w:t>高音笙</w:t>
-      </w:r>
-      <w:r>
-        <w:rPr>
-          <w:rFonts w:ascii="Noto Serif SC" w:eastAsia="Noto Serif SC" w:hAnsi="Noto Serif SC" w:cs="Noto Serif"/>
+        <w:t>1</w:t>
+      </w:r>
+      <w:r>
+        <w:rPr>
+          <w:rFonts w:ascii="Noto Serif SC" w:eastAsia="Noto Serif SC" w:hAnsi="Noto Serif SC" w:cs="Noto Serif" w:hint="eastAsia"/>
           <w:sz w:val="24"/>
           <w:szCs w:val="24"/>
           <w:lang w:val="en-GB"/>
         </w:rPr>
-        <w:t xml:space="preserve"> (</w:t>
+        <w:t>中音笙</w:t>
+      </w:r>
+      <w:r>
+        <w:rPr>
+          <w:rFonts w:ascii="Noto Serif SC" w:eastAsia="Noto Serif SC" w:hAnsi="Noto Serif SC" w:cs="Noto Serif"/>
+          <w:sz w:val="24"/>
+          <w:szCs w:val="24"/>
+          <w:lang w:val="en-GB"/>
+        </w:rPr>
+        <w:t xml:space="preserve"> </w:t>
+      </w:r>
+      <w:r>
+        <w:rPr>
+          <w:rFonts w:ascii="Noto Serif SC" w:eastAsia="Noto Serif SC" w:hAnsi="Noto Serif SC" w:cs="Noto Serif"/>
+          <w:sz w:val="24"/>
+          <w:szCs w:val="24"/>
+          <w:lang w:val="en-GB"/>
+        </w:rPr>
+        <w:t xml:space="preserve">1 </w:t>
       </w:r>
       <w:proofErr w:type="spellStart"/>
       <w:r>
@@ -4033,6 +4095,139 @@
           <w:szCs w:val="24"/>
           <w:lang w:val="en-GB"/>
         </w:rPr>
+        <w:t>Zhongyin</w:t>
+      </w:r>
+      <w:proofErr w:type="spellEnd"/>
+      <w:r>
+        <w:rPr>
+          <w:rFonts w:ascii="Noto Serif SC" w:eastAsia="Noto Serif SC" w:hAnsi="Noto Serif SC" w:cs="Noto Serif"/>
+          <w:sz w:val="24"/>
+          <w:szCs w:val="24"/>
+          <w:lang w:val="en-GB"/>
+        </w:rPr>
+        <w:t xml:space="preserve"> Sheng</w:t>
+      </w:r>
+    </w:p>
+    <w:p>
+      <w:pPr>
+        <w:spacing w:after="120"/>
+        <w:rPr>
+          <w:rFonts w:ascii="Noto Serif SC" w:eastAsia="Noto Serif SC" w:hAnsi="Noto Serif SC" w:cs="Noto Serif"/>
+          <w:sz w:val="24"/>
+          <w:szCs w:val="24"/>
+          <w:lang w:val="en-GB"/>
+        </w:rPr>
+      </w:pPr>
+      <w:r>
+        <w:rPr>
+          <w:rFonts w:ascii="Noto Serif SC" w:eastAsia="Noto Serif SC" w:hAnsi="Noto Serif SC" w:cs="Noto Serif"/>
+          <w:sz w:val="24"/>
+          <w:szCs w:val="24"/>
+          <w:lang w:val="en-GB"/>
+        </w:rPr>
+        <w:t>1</w:t>
+      </w:r>
+      <w:r>
+        <w:rPr>
+          <w:rFonts w:ascii="Noto Serif SC" w:eastAsia="Noto Serif SC" w:hAnsi="Noto Serif SC" w:cs="Noto Serif" w:hint="eastAsia"/>
+          <w:sz w:val="24"/>
+          <w:szCs w:val="24"/>
+          <w:lang w:val="en-GB"/>
+        </w:rPr>
+        <w:t>低音笙</w:t>
+      </w:r>
+      <w:r>
+        <w:rPr>
+          <w:rFonts w:ascii="Noto Serif SC" w:eastAsia="Noto Serif SC" w:hAnsi="Noto Serif SC" w:cs="Noto Serif"/>
+          <w:sz w:val="24"/>
+          <w:szCs w:val="24"/>
+          <w:lang w:val="en-GB"/>
+        </w:rPr>
+        <w:t xml:space="preserve"> </w:t>
+      </w:r>
+      <w:r>
+        <w:rPr>
+          <w:rFonts w:ascii="Noto Serif SC" w:eastAsia="Noto Serif SC" w:hAnsi="Noto Serif SC" w:cs="Noto Serif"/>
+          <w:sz w:val="24"/>
+          <w:szCs w:val="24"/>
+          <w:lang w:val="en-GB"/>
+        </w:rPr>
+        <w:t xml:space="preserve">1 </w:t>
+      </w:r>
+      <w:proofErr w:type="spellStart"/>
+      <w:r>
+        <w:rPr>
+          <w:rFonts w:ascii="Noto Serif SC" w:eastAsia="Noto Serif SC" w:hAnsi="Noto Serif SC" w:cs="Noto Serif"/>
+          <w:sz w:val="24"/>
+          <w:szCs w:val="24"/>
+          <w:lang w:val="en-GB"/>
+        </w:rPr>
+        <w:t>Diyin</w:t>
+      </w:r>
+      <w:proofErr w:type="spellEnd"/>
+      <w:r>
+        <w:rPr>
+          <w:rFonts w:ascii="Noto Serif SC" w:eastAsia="Noto Serif SC" w:hAnsi="Noto Serif SC" w:cs="Noto Serif"/>
+          <w:sz w:val="24"/>
+          <w:szCs w:val="24"/>
+          <w:lang w:val="en-GB"/>
+        </w:rPr>
+        <w:t xml:space="preserve"> Sheng</w:t>
+      </w:r>
+    </w:p>
+    <w:p>
+      <w:pPr>
+        <w:rPr>
+          <w:rFonts w:ascii="Noto Serif SC" w:eastAsia="Noto Serif SC" w:hAnsi="Noto Serif SC" w:cs="Noto Serif"/>
+          <w:sz w:val="24"/>
+          <w:szCs w:val="24"/>
+          <w:lang w:val="en-GB"/>
+        </w:rPr>
+      </w:pPr>
+      <w:r>
+        <w:rPr>
+          <w:rFonts w:ascii="Noto Serif SC" w:eastAsia="Noto Serif SC" w:hAnsi="Noto Serif SC" w:cs="Noto Serif"/>
+          <w:sz w:val="24"/>
+          <w:szCs w:val="24"/>
+          <w:lang w:val="en-GB"/>
+        </w:rPr>
+        <w:t>1</w:t>
+      </w:r>
+      <w:r>
+        <w:rPr>
+          <w:rFonts w:ascii="Noto Serif SC" w:eastAsia="Noto Serif SC" w:hAnsi="Noto Serif SC" w:cs="Noto Serif" w:hint="eastAsia"/>
+          <w:sz w:val="24"/>
+          <w:szCs w:val="24"/>
+          <w:lang w:val="en-GB"/>
+        </w:rPr>
+        <w:t>高音唢呐</w:t>
+      </w:r>
+      <w:r>
+        <w:rPr>
+          <w:rFonts w:ascii="Noto Serif SC" w:eastAsia="Noto Serif SC" w:hAnsi="Noto Serif SC" w:cs="Noto Serif"/>
+          <w:sz w:val="24"/>
+          <w:szCs w:val="24"/>
+          <w:lang w:val="en-GB"/>
+        </w:rPr>
+        <w:t xml:space="preserve"> </w:t>
+      </w:r>
+      <w:r>
+        <w:rPr>
+          <w:rFonts w:ascii="Noto Serif SC" w:eastAsia="Noto Serif SC" w:hAnsi="Noto Serif SC" w:cs="Noto Serif"/>
+          <w:sz w:val="24"/>
+          <w:szCs w:val="24"/>
+          <w:lang w:val="en-GB"/>
+        </w:rPr>
+        <w:t xml:space="preserve">1 </w:t>
+      </w:r>
+      <w:proofErr w:type="spellStart"/>
+      <w:r>
+        <w:rPr>
+          <w:rFonts w:ascii="Noto Serif SC" w:eastAsia="Noto Serif SC" w:hAnsi="Noto Serif SC" w:cs="Noto Serif"/>
+          <w:sz w:val="24"/>
+          <w:szCs w:val="24"/>
+          <w:lang w:val="en-GB"/>
+        </w:rPr>
         <w:t>Gaoyin</w:t>
       </w:r>
       <w:proofErr w:type="spellEnd"/>
@@ -4043,36 +4238,64 @@
           <w:szCs w:val="24"/>
           <w:lang w:val="en-GB"/>
         </w:rPr>
-        <w:t xml:space="preserve"> Sheng)</w:t>
-      </w:r>
-    </w:p>
-    <w:p>
-      <w:pPr>
-        <w:jc w:val="right"/>
+        <w:t xml:space="preserve"> </w:t>
+      </w:r>
+      <w:proofErr w:type="spellStart"/>
+      <w:r>
         <w:rPr>
           <w:rFonts w:ascii="Noto Serif SC" w:eastAsia="Noto Serif SC" w:hAnsi="Noto Serif SC" w:cs="Noto Serif"/>
           <w:sz w:val="24"/>
           <w:szCs w:val="24"/>
           <w:lang w:val="en-GB"/>
         </w:rPr>
-      </w:pPr>
-      <w:r>
-        <w:rPr>
-          <w:rFonts w:ascii="Noto Serif SC" w:eastAsia="Noto Serif SC" w:hAnsi="Noto Serif SC" w:cs="Noto Serif" w:hint="eastAsia"/>
-          <w:sz w:val="24"/>
-          <w:szCs w:val="24"/>
-          <w:lang w:val="en-GB"/>
-        </w:rPr>
-        <w:t>中音笙</w:t>
-      </w:r>
-      <w:r>
-        <w:rPr>
-          <w:rFonts w:ascii="Noto Serif SC" w:eastAsia="Noto Serif SC" w:hAnsi="Noto Serif SC" w:cs="Noto Serif"/>
-          <w:sz w:val="24"/>
-          <w:szCs w:val="24"/>
-          <w:lang w:val="en-GB"/>
-        </w:rPr>
-        <w:t xml:space="preserve"> (</w:t>
+        <w:t>Suona</w:t>
+      </w:r>
+      <w:proofErr w:type="spellEnd"/>
+    </w:p>
+    <w:p>
+      <w:pPr>
+        <w:rPr>
+          <w:rFonts w:ascii="Noto Serif SC" w:eastAsia="Noto Serif SC" w:hAnsi="Noto Serif SC" w:cs="Noto Serif"/>
+          <w:sz w:val="24"/>
+          <w:szCs w:val="24"/>
+          <w:lang w:val="en-US" w:eastAsia="zh-TW"/>
+        </w:rPr>
+      </w:pPr>
+      <w:r>
+        <w:rPr>
+          <w:rFonts w:ascii="Noto Serif SC" w:eastAsia="Noto Serif SC" w:hAnsi="Noto Serif SC" w:cs="Noto Serif"/>
+          <w:sz w:val="24"/>
+          <w:szCs w:val="24"/>
+          <w:lang w:val="en-US" w:eastAsia="zh-TW"/>
+        </w:rPr>
+        <w:t>1</w:t>
+      </w:r>
+      <w:r>
+        <w:rPr>
+          <w:rFonts w:ascii="Noto Serif SC" w:eastAsia="Noto Serif SC" w:hAnsi="Noto Serif SC" w:cs="Noto Serif" w:hint="eastAsia"/>
+          <w:sz w:val="24"/>
+          <w:szCs w:val="24"/>
+          <w:lang w:val="en-US" w:eastAsia="zh-TW"/>
+        </w:rPr>
+        <w:t>次中嗩吶</w:t>
+      </w:r>
+      <w:r>
+        <w:rPr>
+          <w:rFonts w:ascii="Noto Serif SC" w:eastAsia="Noto Serif SC" w:hAnsi="Noto Serif SC" w:cs="Noto Serif"/>
+          <w:sz w:val="24"/>
+          <w:szCs w:val="24"/>
+          <w:lang w:val="en-US" w:eastAsia="zh-TW"/>
+        </w:rPr>
+        <w:t xml:space="preserve"> </w:t>
+      </w:r>
+      <w:r>
+        <w:rPr>
+          <w:rFonts w:ascii="Noto Serif SC" w:eastAsia="Noto Serif SC" w:hAnsi="Noto Serif SC" w:cs="Noto Serif"/>
+          <w:sz w:val="24"/>
+          <w:szCs w:val="24"/>
+          <w:lang w:val="en-US" w:eastAsia="zh-TW"/>
+        </w:rPr>
+        <w:t xml:space="preserve">1 </w:t>
       </w:r>
       <w:proofErr w:type="spellStart"/>
       <w:r>
@@ -4080,9 +4303,9 @@
           <w:rFonts w:ascii="Noto Serif SC" w:eastAsia="Noto Serif SC" w:hAnsi="Noto Serif SC" w:cs="Noto Serif"/>
           <w:sz w:val="24"/>
           <w:szCs w:val="24"/>
-          <w:lang w:val="en-GB"/>
-        </w:rPr>
-        <w:t>Zhongyin</w:t>
+          <w:lang w:eastAsia="zh-TW"/>
+        </w:rPr>
+        <w:t>Cizhongyin</w:t>
       </w:r>
       <w:proofErr w:type="spellEnd"/>
       <w:r>
@@ -4090,38 +4313,9 @@
           <w:rFonts w:ascii="Noto Serif SC" w:eastAsia="Noto Serif SC" w:hAnsi="Noto Serif SC" w:cs="Noto Serif"/>
           <w:sz w:val="24"/>
           <w:szCs w:val="24"/>
-          <w:lang w:val="en-GB"/>
-        </w:rPr>
-        <w:t xml:space="preserve"> Sheng)</w:t>
-      </w:r>
-    </w:p>
-    <w:p>
-      <w:pPr>
-        <w:jc w:val="right"/>
-        <w:rPr>
-          <w:rFonts w:ascii="Noto Serif SC" w:eastAsia="Noto Serif SC" w:hAnsi="Noto Serif SC" w:cs="Noto Serif"/>
-          <w:sz w:val="24"/>
-          <w:szCs w:val="24"/>
-          <w:lang w:val="en-GB"/>
-        </w:rPr>
-      </w:pPr>
-      <w:r>
-        <w:rPr>
-          <w:rFonts w:ascii="Noto Serif SC" w:eastAsia="Noto Serif SC" w:hAnsi="Noto Serif SC" w:cs="Noto Serif" w:hint="eastAsia"/>
-          <w:sz w:val="24"/>
-          <w:szCs w:val="24"/>
-          <w:lang w:val="en-GB"/>
-        </w:rPr>
-        <w:t>低音笙</w:t>
-      </w:r>
-      <w:r>
-        <w:rPr>
-          <w:rFonts w:ascii="Noto Serif SC" w:eastAsia="Noto Serif SC" w:hAnsi="Noto Serif SC" w:cs="Noto Serif"/>
-          <w:sz w:val="24"/>
-          <w:szCs w:val="24"/>
-          <w:lang w:val="en-GB"/>
-        </w:rPr>
-        <w:t xml:space="preserve"> (</w:t>
+          <w:lang w:eastAsia="zh-TW"/>
+        </w:rPr>
+        <w:t xml:space="preserve"> </w:t>
       </w:r>
       <w:proofErr w:type="spellStart"/>
       <w:r>
@@ -4129,7 +4323,65 @@
           <w:rFonts w:ascii="Noto Serif SC" w:eastAsia="Noto Serif SC" w:hAnsi="Noto Serif SC" w:cs="Noto Serif"/>
           <w:sz w:val="24"/>
           <w:szCs w:val="24"/>
-          <w:lang w:val="en-GB"/>
+          <w:lang w:val="en-US" w:eastAsia="zh-TW"/>
+        </w:rPr>
+        <w:t>Suona</w:t>
+      </w:r>
+      <w:proofErr w:type="spellEnd"/>
+    </w:p>
+    <w:p>
+      <w:pPr>
+        <w:spacing w:after="120"/>
+        <w:rPr>
+          <w:rFonts w:ascii="Noto Serif SC" w:eastAsia="Noto Serif SC" w:hAnsi="Noto Serif SC" w:cs="Noto Serif"/>
+          <w:sz w:val="24"/>
+          <w:szCs w:val="24"/>
+          <w:lang w:val="en-US" w:eastAsia="zh-TW"/>
+        </w:rPr>
+      </w:pPr>
+      <w:r>
+        <w:rPr>
+          <w:rFonts w:ascii="Noto Serif SC" w:eastAsia="Noto Serif SC" w:hAnsi="Noto Serif SC" w:cs="Noto Serif"/>
+          <w:sz w:val="24"/>
+          <w:szCs w:val="24"/>
+          <w:lang w:val="en-US" w:eastAsia="zh-TW"/>
+        </w:rPr>
+        <w:t>1</w:t>
+      </w:r>
+      <w:r>
+        <w:rPr>
+          <w:rFonts w:ascii="Noto Serif SC" w:eastAsia="Noto Serif SC" w:hAnsi="Noto Serif SC" w:cs="Noto Serif" w:hint="eastAsia"/>
+          <w:sz w:val="24"/>
+          <w:szCs w:val="24"/>
+          <w:lang w:eastAsia="zh-TW"/>
+        </w:rPr>
+        <w:t>低音嗩吶</w:t>
+      </w:r>
+      <w:r>
+        <w:rPr>
+          <w:rFonts w:ascii="Noto Serif SC" w:eastAsia="Noto Serif SC" w:hAnsi="Noto Serif SC" w:cs="Noto Serif"/>
+          <w:sz w:val="24"/>
+          <w:szCs w:val="24"/>
+          <w:lang w:eastAsia="zh-TW"/>
+        </w:rPr>
+        <w:t xml:space="preserve"> </w:t>
+      </w:r>
+      <w:r>
+        <w:rPr>
+          <w:rFonts w:ascii="Noto Serif SC" w:eastAsia="Noto Serif SC" w:hAnsi="Noto Serif SC" w:cs="Noto Serif"/>
+          <w:sz w:val="24"/>
+          <w:szCs w:val="24"/>
+          <w:lang w:val="en-US" w:eastAsia="zh-TW"/>
+        </w:rPr>
+        <w:t xml:space="preserve">1 </w:t>
+      </w:r>
+      <w:proofErr w:type="spellStart"/>
+      <w:r>
+        <w:rPr>
+          <w:rFonts w:ascii="Noto Serif SC" w:eastAsia="Noto Serif SC" w:hAnsi="Noto Serif SC" w:cs="Noto Serif"/>
+          <w:sz w:val="24"/>
+          <w:szCs w:val="24"/>
+          <w:lang w:eastAsia="zh-TW"/>
         </w:rPr>
         <w:t>Diyin</w:t>
       </w:r>
@@ -4139,49 +4391,9 @@
           <w:rFonts w:ascii="Noto Serif SC" w:eastAsia="Noto Serif SC" w:hAnsi="Noto Serif SC" w:cs="Noto Serif"/>
           <w:sz w:val="24"/>
           <w:szCs w:val="24"/>
-          <w:lang w:val="en-GB"/>
-        </w:rPr>
-        <w:t xml:space="preserve"> Sheng)</w:t>
-      </w:r>
-    </w:p>
-    <w:p>
-      <w:pPr>
-        <w:jc w:val="right"/>
-        <w:rPr>
-          <w:rFonts w:ascii="Noto Serif SC" w:eastAsia="Noto Serif SC" w:hAnsi="Noto Serif SC" w:cs="Noto Serif"/>
-          <w:sz w:val="24"/>
-          <w:szCs w:val="24"/>
-          <w:lang w:val="en-US"/>
-        </w:rPr>
-      </w:pPr>
-    </w:p>
-    <w:p>
-      <w:pPr>
-        <w:jc w:val="right"/>
-        <w:rPr>
-          <w:rFonts w:ascii="Noto Serif SC" w:eastAsia="Noto Serif SC" w:hAnsi="Noto Serif SC" w:cs="Noto Serif"/>
-          <w:sz w:val="24"/>
-          <w:szCs w:val="24"/>
-          <w:lang w:val="en-GB"/>
-        </w:rPr>
-      </w:pPr>
-      <w:r>
-        <w:rPr>
-          <w:rFonts w:ascii="Noto Serif SC" w:eastAsia="Noto Serif SC" w:hAnsi="Noto Serif SC" w:cs="Noto Serif" w:hint="eastAsia"/>
-          <w:sz w:val="24"/>
-          <w:szCs w:val="24"/>
-          <w:lang w:val="en-GB"/>
-        </w:rPr>
-        <w:t>高音唢呐</w:t>
-      </w:r>
-      <w:r>
-        <w:rPr>
-          <w:rFonts w:ascii="Noto Serif SC" w:eastAsia="Noto Serif SC" w:hAnsi="Noto Serif SC" w:cs="Noto Serif"/>
-          <w:sz w:val="24"/>
-          <w:szCs w:val="24"/>
-          <w:lang w:val="en-GB"/>
-        </w:rPr>
-        <w:t xml:space="preserve"> (</w:t>
+          <w:lang w:eastAsia="zh-TW"/>
+        </w:rPr>
+        <w:t xml:space="preserve"> </w:t>
       </w:r>
       <w:proofErr w:type="spellStart"/>
       <w:r>
@@ -4189,86 +4401,584 @@
           <w:rFonts w:ascii="Noto Serif SC" w:eastAsia="Noto Serif SC" w:hAnsi="Noto Serif SC" w:cs="Noto Serif"/>
           <w:sz w:val="24"/>
           <w:szCs w:val="24"/>
-          <w:lang w:val="en-GB"/>
-        </w:rPr>
-        <w:t>Gaoyin</w:t>
+          <w:lang w:eastAsia="zh-TW"/>
+        </w:rPr>
+        <w:t>Suona</w:t>
       </w:r>
       <w:proofErr w:type="spellEnd"/>
-      <w:r>
-        <w:rPr>
-          <w:rFonts w:ascii="Noto Serif SC" w:eastAsia="Noto Serif SC" w:hAnsi="Noto Serif SC" w:cs="Noto Serif"/>
-          <w:sz w:val="24"/>
-          <w:szCs w:val="24"/>
-          <w:lang w:val="en-GB"/>
+    </w:p>
+    <w:p>
+      <w:pPr>
+        <w:rPr>
+          <w:rFonts w:ascii="Noto Serif SC" w:eastAsia="Noto Serif SC" w:hAnsi="Noto Serif SC" w:cs="Noto Serif"/>
+          <w:sz w:val="24"/>
+          <w:szCs w:val="24"/>
+          <w:lang w:val="en-US"/>
+        </w:rPr>
+      </w:pPr>
+      <w:r>
+        <w:rPr>
+          <w:rFonts w:ascii="Noto Serif SC" w:eastAsia="Noto Serif SC" w:hAnsi="Noto Serif SC" w:cs="Noto Serif"/>
+          <w:sz w:val="24"/>
+          <w:szCs w:val="24"/>
+          <w:lang w:val="en-US"/>
+        </w:rPr>
+        <w:t>1</w:t>
+      </w:r>
+      <w:r>
+        <w:rPr>
+          <w:rFonts w:ascii="Noto Serif SC" w:eastAsia="Noto Serif SC" w:hAnsi="Noto Serif SC" w:cs="Noto Serif"/>
+          <w:sz w:val="24"/>
+          <w:szCs w:val="24"/>
+        </w:rPr>
+        <w:t>箫</w:t>
+      </w:r>
+      <w:r>
+        <w:rPr>
+          <w:rFonts w:ascii="Noto Serif SC" w:eastAsia="Noto Serif SC" w:hAnsi="Noto Serif SC" w:cs="Noto Serif"/>
+          <w:sz w:val="24"/>
+          <w:szCs w:val="24"/>
+          <w:lang w:val="en-US"/>
         </w:rPr>
         <w:t xml:space="preserve"> </w:t>
       </w:r>
+      <w:r>
+        <w:rPr>
+          <w:rFonts w:ascii="Noto Serif SC" w:eastAsia="Noto Serif SC" w:hAnsi="Noto Serif SC" w:cs="Noto Serif"/>
+          <w:sz w:val="24"/>
+          <w:szCs w:val="24"/>
+          <w:lang w:val="en-US"/>
+        </w:rPr>
+        <w:t xml:space="preserve">1 </w:t>
+      </w:r>
+      <w:r>
+        <w:rPr>
+          <w:rFonts w:ascii="Noto Serif SC" w:eastAsia="Noto Serif SC" w:hAnsi="Noto Serif SC" w:cs="Noto Serif"/>
+          <w:sz w:val="24"/>
+          <w:szCs w:val="24"/>
+          <w:lang w:val="en-US"/>
+        </w:rPr>
+        <w:t>Xiao</w:t>
+      </w:r>
+    </w:p>
+    <w:p>
+      <w:pPr>
+        <w:rPr>
+          <w:rFonts w:ascii="Noto Serif SC" w:eastAsia="Noto Serif SC" w:hAnsi="Noto Serif SC" w:cs="Noto Serif"/>
+          <w:sz w:val="24"/>
+          <w:szCs w:val="24"/>
+          <w:lang w:val="en-US"/>
+        </w:rPr>
+      </w:pPr>
+    </w:p>
+    <w:p>
+      <w:pPr>
+        <w:rPr>
+          <w:rFonts w:ascii="Noto Serif SC" w:eastAsia="Noto Serif SC" w:hAnsi="Noto Serif SC" w:cs="Noto Serif"/>
+          <w:sz w:val="24"/>
+          <w:szCs w:val="24"/>
+          <w:lang w:val="en-US"/>
+        </w:rPr>
+      </w:pPr>
+      <w:r>
+        <w:rPr>
+          <w:rFonts w:ascii="Noto Serif SC" w:eastAsia="Noto Serif SC" w:hAnsi="Noto Serif SC" w:cs="Noto Serif"/>
+          <w:sz w:val="24"/>
+          <w:szCs w:val="24"/>
+          <w:lang w:val="en-US"/>
+        </w:rPr>
+        <w:t>1</w:t>
+      </w:r>
+      <w:r>
+        <w:rPr>
+          <w:rFonts w:ascii="Noto Serif SC" w:eastAsia="Noto Serif SC" w:hAnsi="Noto Serif SC" w:cs="Noto Serif" w:hint="eastAsia"/>
+          <w:sz w:val="24"/>
+          <w:szCs w:val="24"/>
+          <w:lang w:val="en-US"/>
+        </w:rPr>
+        <w:t>扬琴</w:t>
+      </w:r>
+      <w:r>
+        <w:rPr>
+          <w:rFonts w:ascii="Noto Serif SC" w:eastAsia="Noto Serif SC" w:hAnsi="Noto Serif SC" w:cs="Noto Serif"/>
+          <w:sz w:val="24"/>
+          <w:szCs w:val="24"/>
+          <w:lang w:val="en-US"/>
+        </w:rPr>
+        <w:t xml:space="preserve"> </w:t>
+      </w:r>
+      <w:r>
+        <w:rPr>
+          <w:rFonts w:ascii="Noto Serif SC" w:eastAsia="Noto Serif SC" w:hAnsi="Noto Serif SC" w:cs="Noto Serif"/>
+          <w:sz w:val="24"/>
+          <w:szCs w:val="24"/>
+          <w:lang w:val="en-US"/>
+        </w:rPr>
+        <w:t xml:space="preserve">1 </w:t>
+      </w:r>
+      <w:r>
+        <w:rPr>
+          <w:rFonts w:ascii="Noto Serif SC" w:eastAsia="Noto Serif SC" w:hAnsi="Noto Serif SC" w:cs="Noto Serif"/>
+          <w:sz w:val="24"/>
+          <w:szCs w:val="24"/>
+          <w:lang w:val="en-US"/>
+        </w:rPr>
+        <w:t>Yangqin</w:t>
+      </w:r>
+    </w:p>
+    <w:p>
+      <w:pPr>
+        <w:rPr>
+          <w:rFonts w:ascii="Noto Serif SC" w:eastAsia="Noto Serif SC" w:hAnsi="Noto Serif SC" w:cs="Noto Serif"/>
+          <w:sz w:val="24"/>
+          <w:szCs w:val="24"/>
+          <w:lang w:val="en-US"/>
+        </w:rPr>
+      </w:pPr>
+      <w:r>
+        <w:rPr>
+          <w:rFonts w:ascii="Noto Serif SC" w:eastAsia="Noto Serif SC" w:hAnsi="Noto Serif SC" w:cs="Noto Serif"/>
+          <w:sz w:val="24"/>
+          <w:szCs w:val="24"/>
+          <w:lang w:val="en-US"/>
+        </w:rPr>
+        <w:t>1</w:t>
+      </w:r>
+      <w:r>
+        <w:rPr>
+          <w:rFonts w:ascii="Noto Serif SC" w:eastAsia="Noto Serif SC" w:hAnsi="Noto Serif SC" w:cs="Noto Serif" w:hint="eastAsia"/>
+          <w:sz w:val="24"/>
+          <w:szCs w:val="24"/>
+          <w:lang w:val="en-US"/>
+        </w:rPr>
+        <w:t>柳琴</w:t>
+      </w:r>
+      <w:r>
+        <w:rPr>
+          <w:rFonts w:ascii="Noto Serif SC" w:eastAsia="Noto Serif SC" w:hAnsi="Noto Serif SC" w:cs="Noto Serif"/>
+          <w:sz w:val="24"/>
+          <w:szCs w:val="24"/>
+          <w:lang w:val="en-US"/>
+        </w:rPr>
+        <w:t xml:space="preserve"> </w:t>
+      </w:r>
+      <w:r>
+        <w:rPr>
+          <w:rFonts w:ascii="Noto Serif SC" w:eastAsia="Noto Serif SC" w:hAnsi="Noto Serif SC" w:cs="Noto Serif"/>
+          <w:sz w:val="24"/>
+          <w:szCs w:val="24"/>
+          <w:lang w:val="en-US"/>
+        </w:rPr>
+        <w:t xml:space="preserve">1 </w:t>
+      </w:r>
       <w:proofErr w:type="spellStart"/>
       <w:r>
         <w:rPr>
           <w:rFonts w:ascii="Noto Serif SC" w:eastAsia="Noto Serif SC" w:hAnsi="Noto Serif SC" w:cs="Noto Serif"/>
           <w:sz w:val="24"/>
           <w:szCs w:val="24"/>
-          <w:lang w:val="en-GB"/>
-        </w:rPr>
-        <w:t>Suona</w:t>
+          <w:lang w:val="en-US"/>
+        </w:rPr>
+        <w:t>Liuqin</w:t>
       </w:r>
       <w:proofErr w:type="spellEnd"/>
-      <w:r>
-        <w:rPr>
-          <w:rFonts w:ascii="Noto Serif SC" w:eastAsia="Noto Serif SC" w:hAnsi="Noto Serif SC" w:cs="Noto Serif"/>
-          <w:sz w:val="24"/>
-          <w:szCs w:val="24"/>
-          <w:lang w:val="en-GB"/>
-        </w:rPr>
-        <w:t>)</w:t>
-      </w:r>
-    </w:p>
-    <w:p>
-      <w:pPr>
-        <w:jc w:val="right"/>
-        <w:rPr>
-          <w:rFonts w:ascii="Noto Serif SC" w:eastAsia="Noto Serif SC" w:hAnsi="Noto Serif SC" w:cs="Noto Serif"/>
-          <w:sz w:val="24"/>
-          <w:szCs w:val="24"/>
-          <w:lang w:val="en-US" w:eastAsia="zh-TW"/>
-        </w:rPr>
-      </w:pPr>
-      <w:r>
-        <w:rPr>
-          <w:rFonts w:ascii="Noto Serif SC" w:eastAsia="Noto Serif SC" w:hAnsi="Noto Serif SC" w:cs="Noto Serif" w:hint="eastAsia"/>
-          <w:sz w:val="24"/>
-          <w:szCs w:val="24"/>
-          <w:lang w:val="en-US" w:eastAsia="zh-TW"/>
-        </w:rPr>
-        <w:t>次中嗩吶</w:t>
-      </w:r>
-      <w:r>
-        <w:rPr>
-          <w:rFonts w:ascii="Noto Serif SC" w:eastAsia="Noto Serif SC" w:hAnsi="Noto Serif SC" w:cs="Noto Serif"/>
-          <w:sz w:val="24"/>
-          <w:szCs w:val="24"/>
-          <w:lang w:val="en-US" w:eastAsia="zh-TW"/>
-        </w:rPr>
-        <w:t xml:space="preserve"> (</w:t>
+    </w:p>
+    <w:p>
+      <w:pPr>
+        <w:rPr>
+          <w:rFonts w:ascii="Noto Serif SC" w:eastAsia="Noto Serif SC" w:hAnsi="Noto Serif SC" w:cs="Noto Serif"/>
+          <w:sz w:val="24"/>
+          <w:szCs w:val="24"/>
+          <w:lang w:val="en-US"/>
+        </w:rPr>
+      </w:pPr>
+      <w:r>
+        <w:rPr>
+          <w:rFonts w:ascii="Noto Serif SC" w:eastAsia="Noto Serif SC" w:hAnsi="Noto Serif SC" w:cs="Noto Serif"/>
+          <w:sz w:val="24"/>
+          <w:szCs w:val="24"/>
+          <w:lang w:val="en-US"/>
+        </w:rPr>
+        <w:t>1</w:t>
+      </w:r>
+      <w:r>
+        <w:rPr>
+          <w:rFonts w:ascii="Noto Serif SC" w:eastAsia="Noto Serif SC" w:hAnsi="Noto Serif SC" w:cs="Noto Serif" w:hint="eastAsia"/>
+          <w:sz w:val="24"/>
+          <w:szCs w:val="24"/>
+          <w:lang w:val="en-US"/>
+        </w:rPr>
+        <w:t>琵琶</w:t>
+      </w:r>
+      <w:r>
+        <w:rPr>
+          <w:rFonts w:ascii="Noto Serif SC" w:eastAsia="Noto Serif SC" w:hAnsi="Noto Serif SC" w:cs="Noto Serif"/>
+          <w:sz w:val="24"/>
+          <w:szCs w:val="24"/>
+          <w:lang w:val="en-US"/>
+        </w:rPr>
+        <w:t xml:space="preserve"> </w:t>
+      </w:r>
+      <w:r>
+        <w:rPr>
+          <w:rFonts w:ascii="Noto Serif SC" w:eastAsia="Noto Serif SC" w:hAnsi="Noto Serif SC" w:cs="Noto Serif"/>
+          <w:sz w:val="24"/>
+          <w:szCs w:val="24"/>
+          <w:lang w:val="en-US"/>
+        </w:rPr>
+        <w:t xml:space="preserve">1 </w:t>
+      </w:r>
+      <w:r>
+        <w:rPr>
+          <w:rFonts w:ascii="Noto Serif SC" w:eastAsia="Noto Serif SC" w:hAnsi="Noto Serif SC" w:cs="Noto Serif"/>
+          <w:sz w:val="24"/>
+          <w:szCs w:val="24"/>
+          <w:lang w:val="en-US"/>
+        </w:rPr>
+        <w:t>Pipa</w:t>
+      </w:r>
+    </w:p>
+    <w:p>
+      <w:pPr>
+        <w:rPr>
+          <w:rFonts w:ascii="Noto Serif SC" w:eastAsia="Noto Serif SC" w:hAnsi="Noto Serif SC" w:cs="Noto Serif"/>
+          <w:sz w:val="24"/>
+          <w:szCs w:val="24"/>
+          <w:lang w:val="en-US"/>
+        </w:rPr>
+      </w:pPr>
+      <w:r>
+        <w:rPr>
+          <w:rFonts w:ascii="Noto Serif SC" w:eastAsia="Noto Serif SC" w:hAnsi="Noto Serif SC" w:cs="Noto Serif"/>
+          <w:sz w:val="24"/>
+          <w:szCs w:val="24"/>
+          <w:lang w:val="en-US"/>
+        </w:rPr>
+        <w:t>1</w:t>
+      </w:r>
+      <w:r>
+        <w:rPr>
+          <w:rFonts w:ascii="Noto Serif SC" w:eastAsia="Noto Serif SC" w:hAnsi="Noto Serif SC" w:cs="Noto Serif" w:hint="eastAsia"/>
+          <w:sz w:val="24"/>
+          <w:szCs w:val="24"/>
+          <w:lang w:val="en-US"/>
+        </w:rPr>
+        <w:t>中阮</w:t>
+      </w:r>
+      <w:r>
+        <w:rPr>
+          <w:rFonts w:ascii="Noto Serif SC" w:eastAsia="Noto Serif SC" w:hAnsi="Noto Serif SC" w:cs="Noto Serif"/>
+          <w:sz w:val="24"/>
+          <w:szCs w:val="24"/>
+          <w:lang w:val="en-US"/>
+        </w:rPr>
+        <w:t xml:space="preserve"> </w:t>
+      </w:r>
+      <w:r>
+        <w:rPr>
+          <w:rFonts w:ascii="Noto Serif SC" w:eastAsia="Noto Serif SC" w:hAnsi="Noto Serif SC" w:cs="Noto Serif"/>
+          <w:sz w:val="24"/>
+          <w:szCs w:val="24"/>
+          <w:lang w:val="en-US"/>
+        </w:rPr>
+        <w:t xml:space="preserve">1 </w:t>
+      </w:r>
+      <w:r>
+        <w:rPr>
+          <w:rFonts w:ascii="Noto Serif SC" w:eastAsia="Noto Serif SC" w:hAnsi="Noto Serif SC" w:cs="Noto Serif"/>
+          <w:sz w:val="24"/>
+          <w:szCs w:val="24"/>
+          <w:lang w:val="en-US"/>
+        </w:rPr>
+        <w:t>Zhongruan</w:t>
+      </w:r>
+    </w:p>
+    <w:p>
+      <w:pPr>
+        <w:rPr>
+          <w:rFonts w:ascii="Noto Serif SC" w:eastAsia="Noto Serif SC" w:hAnsi="Noto Serif SC" w:cs="Noto Serif"/>
+          <w:sz w:val="24"/>
+          <w:szCs w:val="24"/>
+          <w:lang w:val="en-US"/>
+        </w:rPr>
+      </w:pPr>
+      <w:r>
+        <w:rPr>
+          <w:rFonts w:ascii="Noto Serif SC" w:eastAsia="Noto Serif SC" w:hAnsi="Noto Serif SC" w:cs="Noto Serif"/>
+          <w:sz w:val="24"/>
+          <w:szCs w:val="24"/>
+          <w:lang w:val="en-US"/>
+        </w:rPr>
+        <w:t>1</w:t>
+      </w:r>
+      <w:r>
+        <w:rPr>
+          <w:rFonts w:ascii="Noto Serif SC" w:eastAsia="Noto Serif SC" w:hAnsi="Noto Serif SC" w:cs="Noto Serif" w:hint="eastAsia"/>
+          <w:sz w:val="24"/>
+          <w:szCs w:val="24"/>
+        </w:rPr>
+        <w:t>三弦</w:t>
+      </w:r>
+      <w:r>
+        <w:rPr>
+          <w:rFonts w:ascii="Noto Serif SC" w:eastAsia="Noto Serif SC" w:hAnsi="Noto Serif SC" w:cs="Noto Serif"/>
+          <w:sz w:val="24"/>
+          <w:szCs w:val="24"/>
+          <w:lang w:val="en-US"/>
+        </w:rPr>
+        <w:t xml:space="preserve"> </w:t>
+      </w:r>
+      <w:r>
+        <w:rPr>
+          <w:rFonts w:ascii="Noto Serif SC" w:eastAsia="Noto Serif SC" w:hAnsi="Noto Serif SC" w:cs="Noto Serif"/>
+          <w:sz w:val="24"/>
+          <w:szCs w:val="24"/>
+          <w:lang w:val="en-US"/>
+        </w:rPr>
+        <w:t xml:space="preserve">1 </w:t>
+      </w:r>
+      <w:r>
+        <w:rPr>
+          <w:rFonts w:ascii="Noto Serif SC" w:eastAsia="Noto Serif SC" w:hAnsi="Noto Serif SC" w:cs="Noto Serif"/>
+          <w:sz w:val="24"/>
+          <w:szCs w:val="24"/>
+          <w:lang w:val="en-US"/>
+        </w:rPr>
+        <w:t>Sanxian</w:t>
+      </w:r>
+    </w:p>
+    <w:p>
+      <w:pPr>
+        <w:rPr>
+          <w:rFonts w:ascii="Noto Serif SC" w:eastAsia="Noto Serif SC" w:hAnsi="Noto Serif SC" w:cs="Noto Serif"/>
+          <w:sz w:val="24"/>
+          <w:szCs w:val="24"/>
+          <w:lang w:val="en-US"/>
+        </w:rPr>
+      </w:pPr>
+      <w:r>
+        <w:rPr>
+          <w:rFonts w:ascii="Noto Serif SC" w:eastAsia="Noto Serif SC" w:hAnsi="Noto Serif SC" w:cs="Noto Serif"/>
+          <w:sz w:val="24"/>
+          <w:szCs w:val="24"/>
+          <w:lang w:val="en-US"/>
+        </w:rPr>
+        <w:t>1</w:t>
+      </w:r>
+      <w:r>
+        <w:rPr>
+          <w:rFonts w:ascii="Noto Serif SC" w:eastAsia="Noto Serif SC" w:hAnsi="Noto Serif SC" w:cs="Noto Serif" w:hint="eastAsia"/>
+          <w:sz w:val="24"/>
+          <w:szCs w:val="24"/>
+          <w:lang w:val="en-US"/>
+        </w:rPr>
+        <w:t>大阮</w:t>
+      </w:r>
+      <w:r>
+        <w:rPr>
+          <w:rFonts w:ascii="Noto Serif SC" w:eastAsia="Noto Serif SC" w:hAnsi="Noto Serif SC" w:cs="Noto Serif"/>
+          <w:sz w:val="24"/>
+          <w:szCs w:val="24"/>
+          <w:lang w:val="en-US"/>
+        </w:rPr>
+        <w:t xml:space="preserve"> </w:t>
+      </w:r>
+      <w:r>
+        <w:rPr>
+          <w:rFonts w:ascii="Noto Serif SC" w:eastAsia="Noto Serif SC" w:hAnsi="Noto Serif SC" w:cs="Noto Serif"/>
+          <w:sz w:val="24"/>
+          <w:szCs w:val="24"/>
+          <w:lang w:val="en-US"/>
+        </w:rPr>
+        <w:t xml:space="preserve">1 </w:t>
+      </w:r>
+      <w:r>
+        <w:rPr>
+          <w:rFonts w:ascii="Noto Serif SC" w:eastAsia="Noto Serif SC" w:hAnsi="Noto Serif SC" w:cs="Noto Serif"/>
+          <w:sz w:val="24"/>
+          <w:szCs w:val="24"/>
+          <w:lang w:val="en-US"/>
+        </w:rPr>
+        <w:t>Daruan</w:t>
+      </w:r>
+    </w:p>
+    <w:p>
+      <w:pPr>
+        <w:rPr>
+          <w:rFonts w:ascii="Noto Serif SC" w:eastAsia="Noto Serif SC" w:hAnsi="Noto Serif SC" w:cs="Noto Serif"/>
+          <w:sz w:val="24"/>
+          <w:szCs w:val="24"/>
+          <w:lang w:val="en-US"/>
+        </w:rPr>
+      </w:pPr>
+    </w:p>
+    <w:p>
+      <w:pPr>
+        <w:rPr>
+          <w:rFonts w:ascii="Noto Serif SC" w:eastAsia="Noto Serif SC" w:hAnsi="Noto Serif SC" w:cs="Noto Serif"/>
+          <w:sz w:val="24"/>
+          <w:szCs w:val="24"/>
+          <w:lang w:val="en-US"/>
+        </w:rPr>
+      </w:pPr>
+      <w:r>
+        <w:rPr>
+          <w:rFonts w:ascii="Noto Serif SC" w:eastAsia="Noto Serif SC" w:hAnsi="Noto Serif SC" w:cs="Noto Serif"/>
+          <w:sz w:val="24"/>
+          <w:szCs w:val="24"/>
+        </w:rPr>
+        <w:t>5</w:t>
+      </w:r>
+      <w:r>
+        <w:rPr>
+          <w:rFonts w:ascii="Noto Serif SC" w:eastAsia="Noto Serif SC" w:hAnsi="Noto Serif SC" w:cs="Noto Serif" w:hint="eastAsia"/>
+          <w:sz w:val="24"/>
+          <w:szCs w:val="24"/>
+        </w:rPr>
+        <w:t xml:space="preserve"> 打击乐 </w:t>
+      </w:r>
+      <w:r>
+        <w:rPr>
+          <w:rFonts w:ascii="Noto Serif SC" w:eastAsia="Noto Serif SC" w:hAnsi="Noto Serif SC" w:cs="Noto Serif"/>
+          <w:sz w:val="24"/>
+          <w:szCs w:val="24"/>
+        </w:rPr>
+        <w:t>5</w:t>
+      </w:r>
+      <w:r>
+        <w:rPr>
+          <w:rFonts w:ascii="Noto Serif SC" w:eastAsia="Noto Serif SC" w:hAnsi="Noto Serif SC" w:cs="Noto Serif"/>
+          <w:sz w:val="24"/>
+          <w:szCs w:val="24"/>
+        </w:rPr>
+        <w:t xml:space="preserve"> Percussion</w:t>
+      </w:r>
+    </w:p>
+    <w:p>
+      <w:pPr>
+        <w:rPr>
+          <w:rFonts w:ascii="Noto Serif SC" w:eastAsia="Noto Serif SC" w:hAnsi="Noto Serif SC" w:cs="Noto Serif"/>
+          <w:sz w:val="20"/>
+          <w:szCs w:val="20"/>
+        </w:rPr>
+      </w:pPr>
+      <w:r>
+        <w:rPr>
+          <w:rFonts w:ascii="Noto Serif SC" w:eastAsia="Noto Serif SC" w:hAnsi="Noto Serif SC" w:cs="Noto Serif"/>
+          <w:sz w:val="20"/>
+          <w:szCs w:val="20"/>
+          <w:lang w:val="en-US"/>
+        </w:rPr>
+        <w:t xml:space="preserve">I: </w:t>
+      </w:r>
+      <w:r>
+        <w:rPr>
+          <w:rFonts w:ascii="Noto Serif SC" w:eastAsia="Noto Serif SC" w:hAnsi="Noto Serif SC" w:cs="Noto Serif"/>
+          <w:sz w:val="20"/>
+          <w:szCs w:val="20"/>
+        </w:rPr>
+        <w:t xml:space="preserve">定音鼓 </w:t>
+      </w:r>
+      <w:r>
+        <w:rPr>
+          <w:rFonts w:ascii="Noto Serif SC" w:eastAsia="Noto Serif SC" w:hAnsi="Noto Serif SC" w:cs="Noto Serif" w:hint="eastAsia"/>
+          <w:sz w:val="20"/>
+          <w:szCs w:val="20"/>
+        </w:rPr>
+        <w:t>Timpani</w:t>
+      </w:r>
+      <w:r>
+        <w:rPr>
+          <w:rFonts w:ascii="Noto Serif SC" w:eastAsia="Noto Serif SC" w:hAnsi="Noto Serif SC" w:cs="Noto Serif"/>
+          <w:sz w:val="20"/>
+          <w:szCs w:val="20"/>
+        </w:rPr>
+        <w:t xml:space="preserve">, </w:t>
+      </w:r>
+      <w:r>
+        <w:rPr>
+          <w:rFonts w:ascii="Noto Serif SC" w:eastAsia="Noto Serif SC" w:hAnsi="Noto Serif SC" w:cs="Noto Serif"/>
+          <w:sz w:val="20"/>
+          <w:szCs w:val="20"/>
+        </w:rPr>
+        <w:t xml:space="preserve">大堂鼓 </w:t>
       </w:r>
       <w:proofErr w:type="spellStart"/>
       <w:r>
         <w:rPr>
           <w:rFonts w:ascii="Noto Serif SC" w:eastAsia="Noto Serif SC" w:hAnsi="Noto Serif SC" w:cs="Noto Serif"/>
-          <w:sz w:val="24"/>
-          <w:szCs w:val="24"/>
-          <w:lang w:eastAsia="zh-TW"/>
-        </w:rPr>
-        <w:t>Cizhongyin</w:t>
+          <w:sz w:val="20"/>
+          <w:szCs w:val="20"/>
+        </w:rPr>
+        <w:t>Datangg</w:t>
+      </w:r>
+      <w:r>
+        <w:rPr>
+          <w:rFonts w:ascii="Noto Serif SC" w:eastAsia="Noto Serif SC" w:hAnsi="Noto Serif SC" w:cs="Noto Serif"/>
+          <w:sz w:val="20"/>
+          <w:szCs w:val="20"/>
+        </w:rPr>
+        <w:t>u</w:t>
       </w:r>
       <w:proofErr w:type="spellEnd"/>
       <w:r>
         <w:rPr>
           <w:rFonts w:ascii="Noto Serif SC" w:eastAsia="Noto Serif SC" w:hAnsi="Noto Serif SC" w:cs="Noto Serif"/>
-          <w:sz w:val="24"/>
-          <w:szCs w:val="24"/>
-          <w:lang w:eastAsia="zh-TW"/>
+          <w:sz w:val="20"/>
+          <w:szCs w:val="20"/>
+        </w:rPr>
+        <w:t xml:space="preserve">, </w:t>
+      </w:r>
+      <w:r>
+        <w:rPr>
+          <w:rFonts w:ascii="Noto Serif SC" w:eastAsia="Noto Serif SC" w:hAnsi="Noto Serif SC" w:cs="Noto Serif"/>
+          <w:sz w:val="20"/>
+          <w:szCs w:val="20"/>
+        </w:rPr>
+        <w:t xml:space="preserve">堂鼓 </w:t>
+      </w:r>
+      <w:proofErr w:type="spellStart"/>
+      <w:r>
+        <w:rPr>
+          <w:rFonts w:ascii="Noto Serif SC" w:eastAsia="Noto Serif SC" w:hAnsi="Noto Serif SC" w:cs="Noto Serif"/>
+          <w:sz w:val="20"/>
+          <w:szCs w:val="20"/>
+        </w:rPr>
+        <w:t>Xiaotanggu</w:t>
+      </w:r>
+      <w:proofErr w:type="spellEnd"/>
+    </w:p>
+    <w:p>
+      <w:pPr>
+        <w:rPr>
+          <w:rFonts w:ascii="Noto Serif SC" w:eastAsia="Noto Serif SC" w:hAnsi="Noto Serif SC" w:cs="Noto Serif"/>
+          <w:sz w:val="20"/>
+          <w:szCs w:val="20"/>
+          <w:lang w:val="en-US"/>
+        </w:rPr>
+      </w:pPr>
+      <w:r>
+        <w:rPr>
+          <w:rFonts w:ascii="Noto Serif SC" w:eastAsia="Noto Serif SC" w:hAnsi="Noto Serif SC" w:cs="Noto Serif"/>
+          <w:sz w:val="20"/>
+          <w:szCs w:val="20"/>
+          <w:lang w:val="en-US"/>
+        </w:rPr>
+        <w:t xml:space="preserve">II: </w:t>
+      </w:r>
+      <w:r>
+        <w:rPr>
+          <w:rFonts w:ascii="Noto Serif SC" w:eastAsia="Noto Serif SC" w:hAnsi="Noto Serif SC" w:cs="Noto Serif" w:hint="eastAsia"/>
+          <w:sz w:val="20"/>
+          <w:szCs w:val="20"/>
+        </w:rPr>
+        <w:t>排鼓</w:t>
+      </w:r>
+      <w:r>
+        <w:rPr>
+          <w:rFonts w:ascii="Noto Serif SC" w:eastAsia="Noto Serif SC" w:hAnsi="Noto Serif SC" w:cs="Noto Serif"/>
+          <w:sz w:val="20"/>
+          <w:szCs w:val="20"/>
         </w:rPr>
         <w:t xml:space="preserve"> </w:t>
       </w:r>
@@ -4276,416 +4986,181 @@
       <w:r>
         <w:rPr>
           <w:rFonts w:ascii="Noto Serif SC" w:eastAsia="Noto Serif SC" w:hAnsi="Noto Serif SC" w:cs="Noto Serif"/>
-          <w:sz w:val="24"/>
-          <w:szCs w:val="24"/>
-          <w:lang w:val="en-US" w:eastAsia="zh-TW"/>
-        </w:rPr>
-        <w:t>Suona</w:t>
+          <w:sz w:val="20"/>
+          <w:szCs w:val="20"/>
+        </w:rPr>
+        <w:t>Paigu</w:t>
       </w:r>
       <w:proofErr w:type="spellEnd"/>
       <w:r>
         <w:rPr>
           <w:rFonts w:ascii="Noto Serif SC" w:eastAsia="Noto Serif SC" w:hAnsi="Noto Serif SC" w:cs="Noto Serif"/>
-          <w:sz w:val="24"/>
-          <w:szCs w:val="24"/>
-          <w:lang w:val="en-US" w:eastAsia="zh-TW"/>
-        </w:rPr>
-        <w:t>)</w:t>
-      </w:r>
-    </w:p>
-    <w:p>
-      <w:pPr>
-        <w:jc w:val="right"/>
-        <w:rPr>
-          <w:rFonts w:ascii="Noto Serif SC" w:eastAsia="Noto Serif SC" w:hAnsi="Noto Serif SC" w:cs="Noto Serif"/>
-          <w:sz w:val="24"/>
-          <w:szCs w:val="24"/>
-          <w:lang w:val="en-US" w:eastAsia="zh-TW"/>
-        </w:rPr>
-      </w:pPr>
-      <w:r>
-        <w:rPr>
-          <w:rFonts w:ascii="Noto Serif SC" w:eastAsia="Noto Serif SC" w:hAnsi="Noto Serif SC" w:cs="Noto Serif" w:hint="eastAsia"/>
-          <w:sz w:val="24"/>
-          <w:szCs w:val="24"/>
-          <w:lang w:eastAsia="zh-TW"/>
-        </w:rPr>
-        <w:t>低音嗩吶</w:t>
-      </w:r>
-      <w:r>
-        <w:rPr>
-          <w:rFonts w:ascii="Noto Serif SC" w:eastAsia="Noto Serif SC" w:hAnsi="Noto Serif SC" w:cs="Noto Serif"/>
-          <w:sz w:val="24"/>
-          <w:szCs w:val="24"/>
-          <w:lang w:eastAsia="zh-TW"/>
+          <w:sz w:val="20"/>
+          <w:szCs w:val="20"/>
+        </w:rPr>
+        <w:t xml:space="preserve">, </w:t>
+      </w:r>
+      <w:r>
+        <w:rPr>
+          <w:rFonts w:ascii="Noto Serif SC" w:eastAsia="Noto Serif SC" w:hAnsi="Noto Serif SC" w:cs="Noto Serif"/>
+          <w:sz w:val="20"/>
+          <w:szCs w:val="20"/>
+        </w:rPr>
+        <w:t>铃鼓 Tambourine</w:t>
+      </w:r>
+    </w:p>
+    <w:p>
+      <w:pPr>
+        <w:rPr>
+          <w:rFonts w:ascii="Noto Serif SC" w:eastAsia="Noto Serif SC" w:hAnsi="Noto Serif SC" w:cs="Noto Serif"/>
+          <w:sz w:val="20"/>
+          <w:szCs w:val="20"/>
+        </w:rPr>
+      </w:pPr>
+      <w:r>
+        <w:rPr>
+          <w:rFonts w:ascii="Noto Serif SC" w:eastAsia="Noto Serif SC" w:hAnsi="Noto Serif SC" w:cs="Noto Serif"/>
+          <w:sz w:val="20"/>
+          <w:szCs w:val="20"/>
+          <w:lang w:val="en-US"/>
+        </w:rPr>
+        <w:t xml:space="preserve">III: </w:t>
+      </w:r>
+      <w:r>
+        <w:rPr>
+          <w:rFonts w:ascii="Noto Serif SC" w:eastAsia="Noto Serif SC" w:hAnsi="Noto Serif SC" w:cs="Noto Serif" w:hint="eastAsia"/>
+          <w:sz w:val="20"/>
+          <w:szCs w:val="20"/>
+        </w:rPr>
+        <w:t>云锣</w:t>
+      </w:r>
+      <w:r>
+        <w:rPr>
+          <w:rFonts w:ascii="Noto Serif SC" w:eastAsia="Noto Serif SC" w:hAnsi="Noto Serif SC" w:cs="Noto Serif"/>
+          <w:sz w:val="20"/>
+          <w:szCs w:val="20"/>
+        </w:rPr>
+        <w:t xml:space="preserve"> Yunluo,</w:t>
+      </w:r>
+      <w:r>
+        <w:rPr>
+          <w:rFonts w:ascii="Noto Serif SC" w:eastAsia="Noto Serif SC" w:hAnsi="Noto Serif SC" w:cs="Noto Serif"/>
+          <w:sz w:val="20"/>
+          <w:szCs w:val="20"/>
+          <w:lang w:val="en-US"/>
         </w:rPr>
         <w:t xml:space="preserve"> </w:t>
       </w:r>
       <w:r>
         <w:rPr>
-          <w:rFonts w:ascii="Noto Serif SC" w:eastAsia="Noto Serif SC" w:hAnsi="Noto Serif SC" w:cs="Noto Serif"/>
-          <w:sz w:val="24"/>
-          <w:szCs w:val="24"/>
-          <w:lang w:val="en-US" w:eastAsia="zh-TW"/>
-        </w:rPr>
-        <w:t>(</w:t>
+          <w:rFonts w:ascii="Noto Serif SC" w:eastAsia="Noto Serif SC" w:hAnsi="Noto Serif SC" w:cs="Noto Serif" w:hint="eastAsia"/>
+          <w:sz w:val="20"/>
+          <w:szCs w:val="20"/>
+        </w:rPr>
+        <w:t>木鱼</w:t>
+      </w:r>
+      <w:r>
+        <w:rPr>
+          <w:rFonts w:ascii="Noto Serif SC" w:eastAsia="Noto Serif SC" w:hAnsi="Noto Serif SC" w:cs="Noto Serif"/>
+          <w:sz w:val="20"/>
+          <w:szCs w:val="20"/>
+        </w:rPr>
+        <w:t xml:space="preserve"> Woodblock,</w:t>
+      </w:r>
+      <w:r>
+        <w:t xml:space="preserve"> </w:t>
+      </w:r>
+      <w:r>
+        <w:rPr>
+          <w:rFonts w:ascii="Noto Serif SC" w:eastAsia="Noto Serif SC" w:hAnsi="Noto Serif SC" w:cs="Noto Serif"/>
+          <w:sz w:val="20"/>
+          <w:szCs w:val="20"/>
+        </w:rPr>
+        <w:t>吊钹 Suspended Cymbal</w:t>
+      </w:r>
+      <w:r>
+        <w:rPr>
+          <w:rFonts w:ascii="Noto Serif SC" w:eastAsia="Noto Serif SC" w:hAnsi="Noto Serif SC" w:cs="Noto Serif"/>
+          <w:sz w:val="20"/>
+          <w:szCs w:val="20"/>
+        </w:rPr>
+        <w:t xml:space="preserve">, </w:t>
+      </w:r>
+      <w:r>
+        <w:rPr>
+          <w:rFonts w:ascii="Noto Serif SC" w:eastAsia="Noto Serif SC" w:hAnsi="Noto Serif SC" w:cs="Noto Serif"/>
+          <w:sz w:val="20"/>
+          <w:szCs w:val="20"/>
+        </w:rPr>
+        <w:t>军镲 Crash Cymbals</w:t>
+      </w:r>
+    </w:p>
+    <w:p>
+      <w:pPr>
+        <w:rPr>
+          <w:rFonts w:ascii="Noto Serif SC" w:eastAsia="Noto Serif SC" w:hAnsi="Noto Serif SC" w:cs="Noto Serif"/>
+          <w:sz w:val="20"/>
+          <w:szCs w:val="20"/>
+        </w:rPr>
+      </w:pPr>
+      <w:r>
+        <w:rPr>
+          <w:rFonts w:ascii="Noto Serif SC" w:eastAsia="Noto Serif SC" w:hAnsi="Noto Serif SC" w:cs="Noto Serif"/>
+          <w:sz w:val="20"/>
+          <w:szCs w:val="20"/>
+          <w:lang w:val="en-US"/>
+        </w:rPr>
+        <w:t xml:space="preserve">IV: </w:t>
+      </w:r>
+      <w:r>
+        <w:rPr>
+          <w:rFonts w:ascii="Noto Serif SC" w:eastAsia="Noto Serif SC" w:hAnsi="Noto Serif SC" w:cs="Noto Serif"/>
+          <w:sz w:val="20"/>
+          <w:szCs w:val="20"/>
+        </w:rPr>
+        <w:t xml:space="preserve">编钟 (下层) </w:t>
       </w:r>
       <w:proofErr w:type="spellStart"/>
       <w:r>
         <w:rPr>
           <w:rFonts w:ascii="Noto Serif SC" w:eastAsia="Noto Serif SC" w:hAnsi="Noto Serif SC" w:cs="Noto Serif"/>
-          <w:sz w:val="24"/>
-          <w:szCs w:val="24"/>
-          <w:lang w:eastAsia="zh-TW"/>
-        </w:rPr>
-        <w:t>Diyin</w:t>
+          <w:sz w:val="20"/>
+          <w:szCs w:val="20"/>
+        </w:rPr>
+        <w:t>Bianzhong</w:t>
       </w:r>
       <w:proofErr w:type="spellEnd"/>
       <w:r>
         <w:rPr>
           <w:rFonts w:ascii="Noto Serif SC" w:eastAsia="Noto Serif SC" w:hAnsi="Noto Serif SC" w:cs="Noto Serif"/>
-          <w:sz w:val="24"/>
-          <w:szCs w:val="24"/>
-          <w:lang w:eastAsia="zh-TW"/>
-        </w:rPr>
-        <w:t xml:space="preserve"> </w:t>
-      </w:r>
-      <w:proofErr w:type="spellStart"/>
-      <w:r>
-        <w:rPr>
-          <w:rFonts w:ascii="Noto Serif SC" w:eastAsia="Noto Serif SC" w:hAnsi="Noto Serif SC" w:cs="Noto Serif"/>
-          <w:sz w:val="24"/>
-          <w:szCs w:val="24"/>
-          <w:lang w:eastAsia="zh-TW"/>
-        </w:rPr>
-        <w:t>Suona</w:t>
-      </w:r>
-      <w:proofErr w:type="spellEnd"/>
-      <w:r>
-        <w:rPr>
-          <w:rFonts w:ascii="Noto Serif SC" w:eastAsia="Noto Serif SC" w:hAnsi="Noto Serif SC" w:cs="Noto Serif"/>
-          <w:sz w:val="24"/>
-          <w:szCs w:val="24"/>
-          <w:lang w:val="en-US" w:eastAsia="zh-TW"/>
-        </w:rPr>
-        <w:t>)</w:t>
-      </w:r>
-    </w:p>
-    <w:p>
-      <w:pPr>
-        <w:jc w:val="right"/>
-        <w:rPr>
-          <w:rFonts w:ascii="Noto Serif SC" w:eastAsia="Noto Serif SC" w:hAnsi="Noto Serif SC" w:cs="Noto Serif"/>
-          <w:sz w:val="24"/>
-          <w:szCs w:val="24"/>
-          <w:lang w:val="en-US"/>
-        </w:rPr>
-      </w:pPr>
-    </w:p>
-    <w:p>
-      <w:pPr>
-        <w:jc w:val="right"/>
-        <w:rPr>
-          <w:rFonts w:ascii="Noto Serif SC" w:eastAsia="Noto Serif SC" w:hAnsi="Noto Serif SC" w:cs="Noto Serif"/>
-          <w:sz w:val="24"/>
-          <w:szCs w:val="24"/>
-          <w:lang w:val="en-US"/>
-        </w:rPr>
-      </w:pPr>
-      <w:r>
-        <w:rPr>
-          <w:rFonts w:ascii="Noto Serif SC" w:eastAsia="Noto Serif SC" w:hAnsi="Noto Serif SC" w:cs="Noto Serif"/>
-          <w:sz w:val="24"/>
-          <w:szCs w:val="24"/>
-        </w:rPr>
-        <w:t>箫</w:t>
-      </w:r>
-      <w:r>
-        <w:rPr>
-          <w:rFonts w:ascii="Noto Serif SC" w:eastAsia="Noto Serif SC" w:hAnsi="Noto Serif SC" w:cs="Noto Serif"/>
-          <w:sz w:val="24"/>
-          <w:szCs w:val="24"/>
-          <w:lang w:val="en-US"/>
-        </w:rPr>
-        <w:t xml:space="preserve"> (Xiao)</w:t>
-      </w:r>
-    </w:p>
-    <w:p>
-      <w:pPr>
-        <w:jc w:val="right"/>
-        <w:rPr>
-          <w:rFonts w:ascii="Noto Serif SC" w:eastAsia="Noto Serif SC" w:hAnsi="Noto Serif SC" w:cs="Noto Serif"/>
-          <w:sz w:val="24"/>
-          <w:szCs w:val="24"/>
-          <w:lang w:val="en-US"/>
-        </w:rPr>
-      </w:pPr>
-    </w:p>
-    <w:p>
-      <w:pPr>
-        <w:jc w:val="right"/>
-        <w:rPr>
-          <w:rFonts w:ascii="Noto Serif SC" w:eastAsia="Noto Serif SC" w:hAnsi="Noto Serif SC" w:cs="Noto Serif"/>
-          <w:sz w:val="24"/>
-          <w:szCs w:val="24"/>
-          <w:lang w:val="en-US"/>
-        </w:rPr>
-      </w:pPr>
-      <w:r>
-        <w:rPr>
-          <w:rFonts w:ascii="Noto Serif SC" w:eastAsia="Noto Serif SC" w:hAnsi="Noto Serif SC" w:cs="Noto Serif" w:hint="eastAsia"/>
-          <w:sz w:val="24"/>
-          <w:szCs w:val="24"/>
-          <w:lang w:val="en-US"/>
-        </w:rPr>
-        <w:t>扬琴</w:t>
-      </w:r>
-      <w:r>
-        <w:rPr>
-          <w:rFonts w:ascii="Noto Serif SC" w:eastAsia="Noto Serif SC" w:hAnsi="Noto Serif SC" w:cs="Noto Serif"/>
-          <w:sz w:val="24"/>
-          <w:szCs w:val="24"/>
-          <w:lang w:val="en-US"/>
-        </w:rPr>
-        <w:t xml:space="preserve"> (Yangqin)</w:t>
-      </w:r>
-    </w:p>
-    <w:p>
-      <w:pPr>
-        <w:jc w:val="right"/>
-        <w:rPr>
-          <w:rFonts w:ascii="Noto Serif SC" w:eastAsia="Noto Serif SC" w:hAnsi="Noto Serif SC" w:cs="Noto Serif"/>
-          <w:sz w:val="24"/>
-          <w:szCs w:val="24"/>
-          <w:lang w:val="en-US"/>
-        </w:rPr>
-      </w:pPr>
-      <w:r>
-        <w:rPr>
-          <w:rFonts w:ascii="Noto Serif SC" w:eastAsia="Noto Serif SC" w:hAnsi="Noto Serif SC" w:cs="Noto Serif" w:hint="eastAsia"/>
-          <w:sz w:val="24"/>
-          <w:szCs w:val="24"/>
-          <w:lang w:val="en-US"/>
-        </w:rPr>
-        <w:t>柳琴</w:t>
-      </w:r>
-      <w:r>
-        <w:rPr>
-          <w:rFonts w:ascii="Noto Serif SC" w:eastAsia="Noto Serif SC" w:hAnsi="Noto Serif SC" w:cs="Noto Serif"/>
-          <w:sz w:val="24"/>
-          <w:szCs w:val="24"/>
-          <w:lang w:val="en-US"/>
-        </w:rPr>
-        <w:t xml:space="preserve"> (</w:t>
-      </w:r>
-      <w:proofErr w:type="spellStart"/>
-      <w:r>
-        <w:rPr>
-          <w:rFonts w:ascii="Noto Serif SC" w:eastAsia="Noto Serif SC" w:hAnsi="Noto Serif SC" w:cs="Noto Serif"/>
-          <w:sz w:val="24"/>
-          <w:szCs w:val="24"/>
-          <w:lang w:val="en-US"/>
-        </w:rPr>
-        <w:t>Liuqin</w:t>
-      </w:r>
-      <w:proofErr w:type="spellEnd"/>
-      <w:r>
-        <w:rPr>
-          <w:rFonts w:ascii="Noto Serif SC" w:eastAsia="Noto Serif SC" w:hAnsi="Noto Serif SC" w:cs="Noto Serif"/>
-          <w:sz w:val="24"/>
-          <w:szCs w:val="24"/>
-          <w:lang w:val="en-US"/>
-        </w:rPr>
-        <w:t>)</w:t>
-      </w:r>
-    </w:p>
-    <w:p>
-      <w:pPr>
-        <w:jc w:val="right"/>
-        <w:rPr>
-          <w:rFonts w:ascii="Noto Serif SC" w:eastAsia="Noto Serif SC" w:hAnsi="Noto Serif SC" w:cs="Noto Serif"/>
-          <w:sz w:val="24"/>
-          <w:szCs w:val="24"/>
-          <w:lang w:val="en-US"/>
-        </w:rPr>
-      </w:pPr>
-      <w:r>
-        <w:rPr>
-          <w:rFonts w:ascii="Noto Serif SC" w:eastAsia="Noto Serif SC" w:hAnsi="Noto Serif SC" w:cs="Noto Serif" w:hint="eastAsia"/>
-          <w:sz w:val="24"/>
-          <w:szCs w:val="24"/>
-          <w:lang w:val="en-US"/>
-        </w:rPr>
-        <w:t>琵琶</w:t>
-      </w:r>
-      <w:r>
-        <w:rPr>
-          <w:rFonts w:ascii="Noto Serif SC" w:eastAsia="Noto Serif SC" w:hAnsi="Noto Serif SC" w:cs="Noto Serif"/>
-          <w:sz w:val="24"/>
-          <w:szCs w:val="24"/>
-          <w:lang w:val="en-US"/>
-        </w:rPr>
-        <w:t xml:space="preserve"> (Pipa)</w:t>
-      </w:r>
-    </w:p>
-    <w:p>
-      <w:pPr>
-        <w:jc w:val="right"/>
-        <w:rPr>
-          <w:rFonts w:ascii="Noto Serif SC" w:eastAsia="Noto Serif SC" w:hAnsi="Noto Serif SC" w:cs="Noto Serif"/>
-          <w:sz w:val="24"/>
-          <w:szCs w:val="24"/>
-          <w:lang w:val="en-US"/>
-        </w:rPr>
-      </w:pPr>
-      <w:r>
-        <w:rPr>
-          <w:rFonts w:ascii="Noto Serif SC" w:eastAsia="Noto Serif SC" w:hAnsi="Noto Serif SC" w:cs="Noto Serif" w:hint="eastAsia"/>
-          <w:sz w:val="24"/>
-          <w:szCs w:val="24"/>
-          <w:lang w:val="en-US"/>
-        </w:rPr>
-        <w:t>中阮</w:t>
-      </w:r>
-      <w:r>
-        <w:rPr>
-          <w:rFonts w:ascii="Noto Serif SC" w:eastAsia="Noto Serif SC" w:hAnsi="Noto Serif SC" w:cs="Noto Serif"/>
-          <w:sz w:val="24"/>
-          <w:szCs w:val="24"/>
-          <w:lang w:val="en-US"/>
-        </w:rPr>
-        <w:t xml:space="preserve"> (Zhongruan)</w:t>
-      </w:r>
-    </w:p>
-    <w:p>
-      <w:pPr>
-        <w:jc w:val="right"/>
-        <w:rPr>
-          <w:rFonts w:ascii="Noto Serif SC" w:eastAsia="Noto Serif SC" w:hAnsi="Noto Serif SC" w:cs="Noto Serif"/>
-          <w:sz w:val="24"/>
-          <w:szCs w:val="24"/>
-          <w:lang w:val="en-US"/>
-        </w:rPr>
-      </w:pPr>
-      <w:r>
-        <w:rPr>
-          <w:rFonts w:ascii="Noto Serif SC" w:eastAsia="Noto Serif SC" w:hAnsi="Noto Serif SC" w:cs="Noto Serif" w:hint="eastAsia"/>
-          <w:sz w:val="24"/>
-          <w:szCs w:val="24"/>
-        </w:rPr>
-        <w:t>三弦</w:t>
-      </w:r>
-      <w:r>
-        <w:rPr>
-          <w:rFonts w:ascii="Noto Serif SC" w:eastAsia="Noto Serif SC" w:hAnsi="Noto Serif SC" w:cs="Noto Serif"/>
-          <w:sz w:val="24"/>
-          <w:szCs w:val="24"/>
-          <w:lang w:val="en-US"/>
-        </w:rPr>
-        <w:t xml:space="preserve"> Sanxian</w:t>
-      </w:r>
-    </w:p>
-    <w:p>
-      <w:pPr>
-        <w:jc w:val="right"/>
-        <w:rPr>
-          <w:rFonts w:ascii="Noto Serif SC" w:eastAsia="Noto Serif SC" w:hAnsi="Noto Serif SC" w:cs="Noto Serif"/>
-          <w:sz w:val="24"/>
-          <w:szCs w:val="24"/>
-          <w:lang w:val="en-US"/>
-        </w:rPr>
-      </w:pPr>
-      <w:r>
-        <w:rPr>
-          <w:rFonts w:ascii="Noto Serif SC" w:eastAsia="Noto Serif SC" w:hAnsi="Noto Serif SC" w:cs="Noto Serif" w:hint="eastAsia"/>
-          <w:sz w:val="24"/>
-          <w:szCs w:val="24"/>
-          <w:lang w:val="en-US"/>
-        </w:rPr>
-        <w:t>大阮</w:t>
-      </w:r>
-      <w:r>
-        <w:rPr>
-          <w:rFonts w:ascii="Noto Serif SC" w:eastAsia="Noto Serif SC" w:hAnsi="Noto Serif SC" w:cs="Noto Serif"/>
-          <w:sz w:val="24"/>
-          <w:szCs w:val="24"/>
-          <w:lang w:val="en-US"/>
-        </w:rPr>
-        <w:t xml:space="preserve"> (Daruan)</w:t>
-      </w:r>
-    </w:p>
-    <w:p>
-      <w:pPr>
-        <w:jc w:val="right"/>
-        <w:rPr>
-          <w:rFonts w:ascii="Noto Serif SC" w:eastAsia="Noto Serif SC" w:hAnsi="Noto Serif SC" w:cs="Noto Serif"/>
-          <w:sz w:val="24"/>
-          <w:szCs w:val="24"/>
-          <w:lang w:val="en-US"/>
-        </w:rPr>
-      </w:pPr>
-    </w:p>
-    <w:p>
-      <w:pPr>
-        <w:jc w:val="right"/>
-        <w:rPr>
-          <w:rFonts w:ascii="Noto Serif SC" w:eastAsia="Noto Serif SC" w:hAnsi="Noto Serif SC" w:cs="Noto Serif"/>
-          <w:sz w:val="24"/>
-          <w:szCs w:val="24"/>
-          <w:lang w:val="en-US"/>
-        </w:rPr>
-      </w:pPr>
-      <w:r>
-        <w:rPr>
-          <w:rFonts w:ascii="Noto Serif SC" w:eastAsia="Noto Serif SC" w:hAnsi="Noto Serif SC" w:cs="Noto Serif" w:hint="eastAsia"/>
-          <w:sz w:val="24"/>
-          <w:szCs w:val="24"/>
-          <w:lang w:val="en-US"/>
-        </w:rPr>
-        <w:t>打击乐</w:t>
-      </w:r>
-      <w:r>
-        <w:rPr>
-          <w:rFonts w:ascii="Noto Serif SC" w:eastAsia="Noto Serif SC" w:hAnsi="Noto Serif SC" w:cs="Noto Serif"/>
-          <w:sz w:val="24"/>
-          <w:szCs w:val="24"/>
-          <w:lang w:val="en-US"/>
-        </w:rPr>
-        <w:t xml:space="preserve"> I (Percussion I)</w:t>
-      </w:r>
-    </w:p>
-    <w:p>
-      <w:pPr>
-        <w:jc w:val="right"/>
-        <w:rPr>
-          <w:rFonts w:ascii="Noto Serif SC" w:eastAsia="Noto Serif SC" w:hAnsi="Noto Serif SC" w:cs="Noto Serif"/>
           <w:sz w:val="20"/>
           <w:szCs w:val="20"/>
         </w:rPr>
-      </w:pPr>
+        <w:t xml:space="preserve"> (bottom row)</w:t>
+      </w:r>
       <w:r>
         <w:rPr>
           <w:rFonts w:ascii="Noto Serif SC" w:eastAsia="Noto Serif SC" w:hAnsi="Noto Serif SC" w:cs="Noto Serif"/>
           <w:sz w:val="20"/>
           <w:szCs w:val="20"/>
         </w:rPr>
-        <w:t xml:space="preserve">定音鼓 </w:t>
-      </w:r>
-      <w:r>
-        <w:rPr>
-          <w:rFonts w:ascii="Noto Serif SC" w:eastAsia="Noto Serif SC" w:hAnsi="Noto Serif SC" w:cs="Noto Serif"/>
+        <w:t xml:space="preserve">, </w:t>
+      </w:r>
+      <w:r>
+        <w:rPr>
+          <w:rFonts w:ascii="Noto Serif SC" w:eastAsia="Noto Serif SC" w:hAnsi="Noto Serif SC" w:cs="Noto Serif" w:hint="eastAsia"/>
           <w:sz w:val="20"/>
           <w:szCs w:val="20"/>
         </w:rPr>
-        <w:t>(</w:t>
-      </w:r>
-      <w:r>
-        <w:rPr>
-          <w:rFonts w:ascii="Noto Serif SC" w:eastAsia="Noto Serif SC" w:hAnsi="Noto Serif SC" w:cs="Noto Serif" w:hint="eastAsia"/>
+        <w:t>大军鼓</w:t>
+      </w:r>
+      <w:r>
+        <w:rPr>
+          <w:rFonts w:ascii="Noto Serif SC" w:eastAsia="Noto Serif SC" w:hAnsi="Noto Serif SC" w:cs="Noto Serif"/>
           <w:sz w:val="20"/>
           <w:szCs w:val="20"/>
         </w:rPr>
-        <w:t>Timpani</w:t>
+        <w:t xml:space="preserve"> Bass </w:t>
       </w:r>
       <w:r>
         <w:rPr>
@@ -4693,7 +5168,7 @@
           <w:sz w:val="20"/>
           <w:szCs w:val="20"/>
         </w:rPr>
-        <w:t xml:space="preserve">), </w:t>
+        <w:t>D</w:t>
       </w:r>
       <w:r>
         <w:rPr>
@@ -4701,24 +5176,25 @@
           <w:sz w:val="20"/>
           <w:szCs w:val="20"/>
         </w:rPr>
-        <w:t xml:space="preserve">大堂鼓 </w:t>
-      </w:r>
-      <w:r>
+        <w:t>rum</w:t>
+      </w:r>
+    </w:p>
+    <w:p>
+      <w:pPr>
         <w:rPr>
           <w:rFonts w:ascii="Noto Serif SC" w:eastAsia="Noto Serif SC" w:hAnsi="Noto Serif SC" w:cs="Noto Serif"/>
           <w:sz w:val="20"/>
           <w:szCs w:val="20"/>
         </w:rPr>
-        <w:t>(</w:t>
-      </w:r>
-      <w:proofErr w:type="spellStart"/>
+      </w:pPr>
       <w:r>
         <w:rPr>
           <w:rFonts w:ascii="Noto Serif SC" w:eastAsia="Noto Serif SC" w:hAnsi="Noto Serif SC" w:cs="Noto Serif"/>
           <w:sz w:val="20"/>
           <w:szCs w:val="20"/>
-        </w:rPr>
-        <w:t>Datangg</w:t>
+          <w:lang w:val="en-US"/>
+        </w:rPr>
+        <w:t xml:space="preserve">V: </w:t>
       </w:r>
       <w:r>
         <w:rPr>
@@ -4726,24 +5202,23 @@
           <w:sz w:val="20"/>
           <w:szCs w:val="20"/>
         </w:rPr>
-        <w:t>u</w:t>
-      </w:r>
-      <w:proofErr w:type="spellEnd"/>
+        <w:t>锣 Gon</w:t>
+      </w:r>
       <w:r>
         <w:rPr>
           <w:rFonts w:ascii="Noto Serif SC" w:eastAsia="Noto Serif SC" w:hAnsi="Noto Serif SC" w:cs="Noto Serif"/>
           <w:sz w:val="20"/>
           <w:szCs w:val="20"/>
         </w:rPr>
-        <w:t xml:space="preserve">), </w:t>
-      </w:r>
-      <w:r>
-        <w:rPr>
-          <w:rFonts w:ascii="Noto Serif SC" w:eastAsia="Noto Serif SC" w:hAnsi="Noto Serif SC" w:cs="Noto Serif"/>
+        <w:t xml:space="preserve">g, </w:t>
+      </w:r>
+      <w:r>
+        <w:rPr>
+          <w:rFonts w:ascii="Noto Serif SC" w:eastAsia="Noto Serif SC" w:hAnsi="Noto Serif SC" w:cs="Noto Serif" w:hint="eastAsia"/>
           <w:sz w:val="20"/>
           <w:szCs w:val="20"/>
         </w:rPr>
-        <w:t xml:space="preserve">堂鼓 </w:t>
+        <w:t>颤音琴</w:t>
       </w:r>
       <w:r>
         <w:rPr>
@@ -4751,597 +5226,53 @@
           <w:sz w:val="20"/>
           <w:szCs w:val="20"/>
         </w:rPr>
-        <w:t>(</w:t>
-      </w:r>
-      <w:proofErr w:type="spellStart"/>
-      <w:r>
-        <w:rPr>
-          <w:rFonts w:ascii="Noto Serif SC" w:eastAsia="Noto Serif SC" w:hAnsi="Noto Serif SC" w:cs="Noto Serif"/>
+        <w:t xml:space="preserve"> Vibraphone,</w:t>
+      </w:r>
+      <w:r>
+        <w:rPr>
+          <w:rFonts w:ascii="Noto Serif SC" w:eastAsia="Noto Serif SC" w:hAnsi="Noto Serif SC" w:cs="Noto Serif" w:hint="eastAsia"/>
           <w:sz w:val="20"/>
           <w:szCs w:val="20"/>
         </w:rPr>
-        <w:t>Xiaotanggu</w:t>
-      </w:r>
-      <w:proofErr w:type="spellEnd"/>
+        <w:t>大军鼓</w:t>
+      </w:r>
       <w:r>
         <w:rPr>
           <w:rFonts w:ascii="Noto Serif SC" w:eastAsia="Noto Serif SC" w:hAnsi="Noto Serif SC" w:cs="Noto Serif"/>
           <w:sz w:val="20"/>
           <w:szCs w:val="20"/>
         </w:rPr>
-        <w:t>)</w:t>
-      </w:r>
-    </w:p>
-    <w:p>
-      <w:pPr>
-        <w:jc w:val="right"/>
-        <w:rPr>
-          <w:rFonts w:ascii="Noto Serif SC" w:eastAsia="Noto Serif SC" w:hAnsi="Noto Serif SC" w:cs="Noto Serif"/>
-          <w:sz w:val="24"/>
-          <w:szCs w:val="24"/>
-          <w:lang w:val="en-US"/>
-        </w:rPr>
-      </w:pPr>
-      <w:r>
-        <w:rPr>
-          <w:rFonts w:ascii="Noto Serif SC" w:eastAsia="Noto Serif SC" w:hAnsi="Noto Serif SC" w:cs="Noto Serif" w:hint="eastAsia"/>
-          <w:sz w:val="24"/>
-          <w:szCs w:val="24"/>
-          <w:lang w:val="en-US"/>
-        </w:rPr>
-        <w:t>打击乐</w:t>
-      </w:r>
-      <w:r>
-        <w:rPr>
-          <w:rFonts w:ascii="Noto Serif SC" w:eastAsia="Noto Serif SC" w:hAnsi="Noto Serif SC" w:cs="Noto Serif"/>
-          <w:sz w:val="24"/>
-          <w:szCs w:val="24"/>
-          <w:lang w:val="en-US"/>
-        </w:rPr>
-        <w:t xml:space="preserve"> II (Percussion II)</w:t>
-      </w:r>
-    </w:p>
-    <w:p>
-      <w:pPr>
-        <w:jc w:val="right"/>
+        <w:t xml:space="preserve"> Bass </w:t>
+      </w:r>
+      <w:r>
         <w:rPr>
           <w:rFonts w:ascii="Noto Serif SC" w:eastAsia="Noto Serif SC" w:hAnsi="Noto Serif SC" w:cs="Noto Serif"/>
           <w:sz w:val="20"/>
           <w:szCs w:val="20"/>
-          <w:lang w:val="en-US"/>
-        </w:rPr>
-      </w:pPr>
-      <w:r>
-        <w:rPr>
-          <w:rFonts w:ascii="Noto Serif SC" w:eastAsia="Noto Serif SC" w:hAnsi="Noto Serif SC" w:cs="Noto Serif" w:hint="eastAsia"/>
+        </w:rPr>
+        <w:t>D</w:t>
+      </w:r>
+      <w:r>
+        <w:rPr>
+          <w:rFonts w:ascii="Noto Serif SC" w:eastAsia="Noto Serif SC" w:hAnsi="Noto Serif SC" w:cs="Noto Serif"/>
           <w:sz w:val="20"/>
           <w:szCs w:val="20"/>
         </w:rPr>
-        <w:t>排鼓</w:t>
-      </w:r>
-      <w:r>
-        <w:rPr>
-          <w:rFonts w:ascii="Noto Serif SC" w:eastAsia="Noto Serif SC" w:hAnsi="Noto Serif SC" w:cs="Noto Serif"/>
-          <w:sz w:val="20"/>
-          <w:szCs w:val="20"/>
-        </w:rPr>
-        <w:t xml:space="preserve"> </w:t>
-      </w:r>
-      <w:r>
-        <w:rPr>
-          <w:rFonts w:ascii="Noto Serif SC" w:eastAsia="Noto Serif SC" w:hAnsi="Noto Serif SC" w:cs="Noto Serif"/>
-          <w:sz w:val="20"/>
-          <w:szCs w:val="20"/>
-        </w:rPr>
-        <w:t>(</w:t>
-      </w:r>
-      <w:proofErr w:type="spellStart"/>
-      <w:r>
-        <w:rPr>
-          <w:rFonts w:ascii="Noto Serif SC" w:eastAsia="Noto Serif SC" w:hAnsi="Noto Serif SC" w:cs="Noto Serif"/>
-          <w:sz w:val="20"/>
-          <w:szCs w:val="20"/>
-        </w:rPr>
-        <w:t>Paigu</w:t>
-      </w:r>
-      <w:proofErr w:type="spellEnd"/>
-      <w:r>
-        <w:rPr>
-          <w:rFonts w:ascii="Noto Serif SC" w:eastAsia="Noto Serif SC" w:hAnsi="Noto Serif SC" w:cs="Noto Serif"/>
-          <w:sz w:val="20"/>
-          <w:szCs w:val="20"/>
-        </w:rPr>
-        <w:t>)</w:t>
-      </w:r>
-      <w:r>
-        <w:rPr>
-          <w:rFonts w:ascii="Noto Serif SC" w:eastAsia="Noto Serif SC" w:hAnsi="Noto Serif SC" w:cs="Noto Serif"/>
-          <w:sz w:val="20"/>
-          <w:szCs w:val="20"/>
-        </w:rPr>
-        <w:t xml:space="preserve">, </w:t>
-      </w:r>
-      <w:r>
-        <w:rPr>
-          <w:rFonts w:ascii="Noto Serif SC" w:eastAsia="Noto Serif SC" w:hAnsi="Noto Serif SC" w:cs="Noto Serif"/>
-          <w:sz w:val="20"/>
-          <w:szCs w:val="20"/>
-        </w:rPr>
-        <w:t xml:space="preserve">铃鼓 </w:t>
-      </w:r>
-      <w:r>
-        <w:rPr>
-          <w:rFonts w:ascii="Noto Serif SC" w:eastAsia="Noto Serif SC" w:hAnsi="Noto Serif SC" w:cs="Noto Serif"/>
-          <w:sz w:val="20"/>
-          <w:szCs w:val="20"/>
-        </w:rPr>
-        <w:t>(</w:t>
-      </w:r>
-      <w:r>
-        <w:rPr>
-          <w:rFonts w:ascii="Noto Serif SC" w:eastAsia="Noto Serif SC" w:hAnsi="Noto Serif SC" w:cs="Noto Serif"/>
-          <w:sz w:val="20"/>
-          <w:szCs w:val="20"/>
-        </w:rPr>
-        <w:t>Tambourine</w:t>
-      </w:r>
-      <w:r>
-        <w:rPr>
-          <w:rFonts w:ascii="Noto Serif SC" w:eastAsia="Noto Serif SC" w:hAnsi="Noto Serif SC" w:cs="Noto Serif"/>
-          <w:sz w:val="20"/>
-          <w:szCs w:val="20"/>
-        </w:rPr>
-        <w:t>)</w:t>
-      </w:r>
-    </w:p>
-    <w:p>
-      <w:pPr>
-        <w:jc w:val="right"/>
-        <w:rPr>
-          <w:rFonts w:ascii="Noto Serif SC" w:eastAsia="Noto Serif SC" w:hAnsi="Noto Serif SC" w:cs="Noto Serif"/>
-          <w:sz w:val="24"/>
-          <w:szCs w:val="24"/>
-          <w:lang w:val="en-US"/>
-        </w:rPr>
-      </w:pPr>
-      <w:r>
-        <w:rPr>
-          <w:rFonts w:ascii="Noto Serif SC" w:eastAsia="Noto Serif SC" w:hAnsi="Noto Serif SC" w:cs="Noto Serif" w:hint="eastAsia"/>
-          <w:sz w:val="24"/>
-          <w:szCs w:val="24"/>
-          <w:lang w:val="en-US"/>
-        </w:rPr>
-        <w:t>打击乐</w:t>
-      </w:r>
-      <w:r>
-        <w:rPr>
-          <w:rFonts w:ascii="Noto Serif SC" w:eastAsia="Noto Serif SC" w:hAnsi="Noto Serif SC" w:cs="Noto Serif"/>
-          <w:sz w:val="24"/>
-          <w:szCs w:val="24"/>
-          <w:lang w:val="en-US"/>
-        </w:rPr>
-        <w:t xml:space="preserve"> III (Percussion III)</w:t>
-      </w:r>
-    </w:p>
-    <w:p>
-      <w:pPr>
-        <w:jc w:val="right"/>
-        <w:rPr>
-          <w:rFonts w:ascii="Noto Serif SC" w:eastAsia="Noto Serif SC" w:hAnsi="Noto Serif SC" w:cs="Noto Serif"/>
-          <w:sz w:val="20"/>
-          <w:szCs w:val="20"/>
-        </w:rPr>
-      </w:pPr>
-      <w:r>
-        <w:rPr>
-          <w:rFonts w:ascii="Noto Serif SC" w:eastAsia="Noto Serif SC" w:hAnsi="Noto Serif SC" w:cs="Noto Serif" w:hint="eastAsia"/>
-          <w:sz w:val="20"/>
-          <w:szCs w:val="20"/>
-        </w:rPr>
-        <w:t>云锣</w:t>
-      </w:r>
-      <w:r>
-        <w:rPr>
-          <w:rFonts w:ascii="Noto Serif SC" w:eastAsia="Noto Serif SC" w:hAnsi="Noto Serif SC" w:cs="Noto Serif"/>
-          <w:sz w:val="20"/>
-          <w:szCs w:val="20"/>
-        </w:rPr>
-        <w:t xml:space="preserve"> </w:t>
-      </w:r>
-      <w:r>
-        <w:rPr>
-          <w:rFonts w:ascii="Noto Serif SC" w:eastAsia="Noto Serif SC" w:hAnsi="Noto Serif SC" w:cs="Noto Serif" w:hint="eastAsia"/>
-          <w:sz w:val="20"/>
-          <w:szCs w:val="20"/>
-        </w:rPr>
-        <w:t>(</w:t>
-      </w:r>
-      <w:r>
-        <w:rPr>
-          <w:rFonts w:ascii="Noto Serif SC" w:eastAsia="Noto Serif SC" w:hAnsi="Noto Serif SC" w:cs="Noto Serif"/>
-          <w:sz w:val="20"/>
-          <w:szCs w:val="20"/>
-        </w:rPr>
-        <w:t>Yunluo</w:t>
-      </w:r>
-      <w:r>
-        <w:rPr>
-          <w:rFonts w:ascii="Noto Serif SC" w:eastAsia="Noto Serif SC" w:hAnsi="Noto Serif SC" w:cs="Noto Serif" w:hint="eastAsia"/>
-          <w:sz w:val="20"/>
-          <w:szCs w:val="20"/>
-        </w:rPr>
-        <w:t>)</w:t>
-      </w:r>
-      <w:r>
-        <w:rPr>
-          <w:rFonts w:ascii="Noto Serif SC" w:eastAsia="Noto Serif SC" w:hAnsi="Noto Serif SC" w:cs="Noto Serif"/>
-          <w:sz w:val="20"/>
-          <w:szCs w:val="20"/>
-        </w:rPr>
-        <w:t>,</w:t>
-      </w:r>
-      <w:r>
-        <w:rPr>
-          <w:rFonts w:ascii="Noto Serif SC" w:eastAsia="Noto Serif SC" w:hAnsi="Noto Serif SC" w:cs="Noto Serif"/>
-          <w:sz w:val="20"/>
-          <w:szCs w:val="20"/>
-          <w:lang w:val="en-US"/>
-        </w:rPr>
-        <w:t xml:space="preserve"> </w:t>
-      </w:r>
-      <w:r>
-        <w:rPr>
-          <w:rFonts w:ascii="Noto Serif SC" w:eastAsia="Noto Serif SC" w:hAnsi="Noto Serif SC" w:cs="Noto Serif" w:hint="eastAsia"/>
-          <w:sz w:val="20"/>
-          <w:szCs w:val="20"/>
-        </w:rPr>
-        <w:t>木鱼</w:t>
-      </w:r>
-      <w:r>
-        <w:rPr>
-          <w:rFonts w:ascii="Noto Serif SC" w:eastAsia="Noto Serif SC" w:hAnsi="Noto Serif SC" w:cs="Noto Serif"/>
-          <w:sz w:val="20"/>
-          <w:szCs w:val="20"/>
-        </w:rPr>
-        <w:t xml:space="preserve"> (Woodblock),</w:t>
-      </w:r>
-      <w:r>
-        <w:t xml:space="preserve"> </w:t>
-      </w:r>
-      <w:r>
-        <w:rPr>
-          <w:rFonts w:ascii="Noto Serif SC" w:eastAsia="Noto Serif SC" w:hAnsi="Noto Serif SC" w:cs="Noto Serif"/>
-          <w:sz w:val="20"/>
-          <w:szCs w:val="20"/>
-        </w:rPr>
-        <w:t xml:space="preserve">吊钹 </w:t>
-      </w:r>
-      <w:r>
-        <w:rPr>
-          <w:rFonts w:ascii="Noto Serif SC" w:eastAsia="Noto Serif SC" w:hAnsi="Noto Serif SC" w:cs="Noto Serif"/>
-          <w:sz w:val="20"/>
-          <w:szCs w:val="20"/>
-        </w:rPr>
-        <w:t>(</w:t>
-      </w:r>
-      <w:r>
-        <w:rPr>
-          <w:rFonts w:ascii="Noto Serif SC" w:eastAsia="Noto Serif SC" w:hAnsi="Noto Serif SC" w:cs="Noto Serif"/>
-          <w:sz w:val="20"/>
-          <w:szCs w:val="20"/>
-        </w:rPr>
-        <w:t>Suspended Cymbals</w:t>
-      </w:r>
-      <w:r>
-        <w:rPr>
-          <w:rFonts w:ascii="Noto Serif SC" w:eastAsia="Noto Serif SC" w:hAnsi="Noto Serif SC" w:cs="Noto Serif"/>
-          <w:sz w:val="20"/>
-          <w:szCs w:val="20"/>
-        </w:rPr>
-        <w:t xml:space="preserve">), </w:t>
-      </w:r>
-      <w:r>
-        <w:rPr>
-          <w:rFonts w:ascii="Noto Serif SC" w:eastAsia="Noto Serif SC" w:hAnsi="Noto Serif SC" w:cs="Noto Serif"/>
-          <w:sz w:val="20"/>
-          <w:szCs w:val="20"/>
-        </w:rPr>
-        <w:t xml:space="preserve">军镲 </w:t>
-      </w:r>
-      <w:r>
-        <w:rPr>
-          <w:rFonts w:ascii="Noto Serif SC" w:eastAsia="Noto Serif SC" w:hAnsi="Noto Serif SC" w:cs="Noto Serif"/>
-          <w:sz w:val="20"/>
-          <w:szCs w:val="20"/>
-        </w:rPr>
-        <w:t>(</w:t>
-      </w:r>
-      <w:r>
-        <w:rPr>
-          <w:rFonts w:ascii="Noto Serif SC" w:eastAsia="Noto Serif SC" w:hAnsi="Noto Serif SC" w:cs="Noto Serif"/>
-          <w:sz w:val="20"/>
-          <w:szCs w:val="20"/>
-        </w:rPr>
-        <w:t>Crash Cymbals</w:t>
-      </w:r>
-      <w:r>
-        <w:rPr>
-          <w:rFonts w:ascii="Noto Serif SC" w:eastAsia="Noto Serif SC" w:hAnsi="Noto Serif SC" w:cs="Noto Serif"/>
-          <w:sz w:val="20"/>
-          <w:szCs w:val="20"/>
-        </w:rPr>
-        <w:t>)</w:t>
-      </w:r>
-    </w:p>
-    <w:p>
-      <w:pPr>
-        <w:jc w:val="right"/>
-        <w:rPr>
-          <w:rFonts w:ascii="Noto Serif SC" w:eastAsia="Noto Serif SC" w:hAnsi="Noto Serif SC" w:cs="Noto Serif"/>
-          <w:sz w:val="24"/>
-          <w:szCs w:val="24"/>
-          <w:lang w:val="en-US"/>
-        </w:rPr>
-      </w:pPr>
-      <w:r>
-        <w:rPr>
-          <w:rFonts w:ascii="Noto Serif SC" w:eastAsia="Noto Serif SC" w:hAnsi="Noto Serif SC" w:cs="Noto Serif" w:hint="eastAsia"/>
-          <w:sz w:val="24"/>
-          <w:szCs w:val="24"/>
-          <w:lang w:val="en-US"/>
-        </w:rPr>
-        <w:t>打击乐</w:t>
-      </w:r>
-      <w:r>
-        <w:rPr>
-          <w:rFonts w:ascii="Noto Serif SC" w:eastAsia="Noto Serif SC" w:hAnsi="Noto Serif SC" w:cs="Noto Serif"/>
-          <w:sz w:val="24"/>
-          <w:szCs w:val="24"/>
-          <w:lang w:val="en-US"/>
-        </w:rPr>
-        <w:t xml:space="preserve"> IV (Percussion IV)</w:t>
-      </w:r>
-    </w:p>
-    <w:p>
-      <w:pPr>
-        <w:jc w:val="right"/>
-        <w:rPr>
-          <w:rFonts w:ascii="Noto Serif SC" w:eastAsia="Noto Serif SC" w:hAnsi="Noto Serif SC" w:cs="Noto Serif"/>
-          <w:sz w:val="20"/>
-          <w:szCs w:val="20"/>
-        </w:rPr>
-      </w:pPr>
-      <w:r>
-        <w:rPr>
-          <w:rFonts w:ascii="Noto Serif SC" w:eastAsia="Noto Serif SC" w:hAnsi="Noto Serif SC" w:cs="Noto Serif"/>
-          <w:sz w:val="20"/>
-          <w:szCs w:val="20"/>
-        </w:rPr>
-        <w:t xml:space="preserve">编钟 (下层) </w:t>
-      </w:r>
-      <w:proofErr w:type="spellStart"/>
-      <w:r>
-        <w:rPr>
-          <w:rFonts w:ascii="Noto Serif SC" w:eastAsia="Noto Serif SC" w:hAnsi="Noto Serif SC" w:cs="Noto Serif"/>
-          <w:sz w:val="20"/>
-          <w:szCs w:val="20"/>
-        </w:rPr>
-        <w:t>Bianzhong</w:t>
-      </w:r>
-      <w:proofErr w:type="spellEnd"/>
-      <w:r>
-        <w:rPr>
-          <w:rFonts w:ascii="Noto Serif SC" w:eastAsia="Noto Serif SC" w:hAnsi="Noto Serif SC" w:cs="Noto Serif"/>
-          <w:sz w:val="20"/>
-          <w:szCs w:val="20"/>
-        </w:rPr>
-        <w:t xml:space="preserve"> (bottom row)</w:t>
-      </w:r>
-      <w:r>
-        <w:rPr>
-          <w:rFonts w:ascii="Noto Serif SC" w:eastAsia="Noto Serif SC" w:hAnsi="Noto Serif SC" w:cs="Noto Serif"/>
-          <w:sz w:val="20"/>
-          <w:szCs w:val="20"/>
-        </w:rPr>
-        <w:t xml:space="preserve">, </w:t>
-      </w:r>
-      <w:r>
-        <w:rPr>
-          <w:rFonts w:ascii="Noto Serif SC" w:eastAsia="Noto Serif SC" w:hAnsi="Noto Serif SC" w:cs="Noto Serif" w:hint="eastAsia"/>
-          <w:sz w:val="20"/>
-          <w:szCs w:val="20"/>
-        </w:rPr>
-        <w:t>大军鼓</w:t>
-      </w:r>
-      <w:r>
-        <w:rPr>
-          <w:rFonts w:ascii="Noto Serif SC" w:eastAsia="Noto Serif SC" w:hAnsi="Noto Serif SC" w:cs="Noto Serif"/>
-          <w:sz w:val="20"/>
-          <w:szCs w:val="20"/>
-        </w:rPr>
-        <w:t xml:space="preserve"> (Bass drum</w:t>
-      </w:r>
-      <w:r>
-        <w:rPr>
-          <w:rFonts w:ascii="Noto Serif SC" w:eastAsia="Noto Serif SC" w:hAnsi="Noto Serif SC" w:cs="Noto Serif"/>
-          <w:sz w:val="20"/>
-          <w:szCs w:val="20"/>
-        </w:rPr>
-        <w:t>)</w:t>
-      </w:r>
-    </w:p>
-    <w:p>
-      <w:pPr>
-        <w:jc w:val="right"/>
-        <w:rPr>
-          <w:rFonts w:ascii="Noto Serif SC" w:eastAsia="Noto Serif SC" w:hAnsi="Noto Serif SC" w:cs="Noto Serif"/>
-          <w:sz w:val="24"/>
-          <w:szCs w:val="24"/>
-          <w:lang w:val="en-US"/>
-        </w:rPr>
-      </w:pPr>
-      <w:r>
-        <w:rPr>
-          <w:rFonts w:ascii="Noto Serif SC" w:eastAsia="Noto Serif SC" w:hAnsi="Noto Serif SC" w:cs="Noto Serif" w:hint="eastAsia"/>
-          <w:sz w:val="24"/>
-          <w:szCs w:val="24"/>
-          <w:lang w:val="en-US"/>
-        </w:rPr>
-        <w:t>打击乐</w:t>
-      </w:r>
-      <w:r>
-        <w:rPr>
-          <w:rFonts w:ascii="Noto Serif SC" w:eastAsia="Noto Serif SC" w:hAnsi="Noto Serif SC" w:cs="Noto Serif"/>
-          <w:sz w:val="24"/>
-          <w:szCs w:val="24"/>
-          <w:lang w:val="en-US"/>
-        </w:rPr>
-        <w:t xml:space="preserve"> V (Percussion V)</w:t>
-      </w:r>
-    </w:p>
-    <w:p>
-      <w:pPr>
-        <w:jc w:val="right"/>
-        <w:rPr>
-          <w:rFonts w:ascii="Noto Serif SC" w:eastAsia="Noto Serif SC" w:hAnsi="Noto Serif SC" w:cs="Noto Serif"/>
-          <w:sz w:val="20"/>
-          <w:szCs w:val="20"/>
-        </w:rPr>
-      </w:pPr>
-      <w:r>
-        <w:rPr>
-          <w:rFonts w:ascii="Noto Serif SC" w:eastAsia="Noto Serif SC" w:hAnsi="Noto Serif SC" w:cs="Noto Serif"/>
-          <w:sz w:val="20"/>
-          <w:szCs w:val="20"/>
-        </w:rPr>
-        <w:t xml:space="preserve">锣 </w:t>
-      </w:r>
-      <w:r>
-        <w:rPr>
-          <w:rFonts w:ascii="Noto Serif SC" w:eastAsia="Noto Serif SC" w:hAnsi="Noto Serif SC" w:cs="Noto Serif"/>
-          <w:sz w:val="20"/>
-          <w:szCs w:val="20"/>
-        </w:rPr>
-        <w:t>(</w:t>
-      </w:r>
-      <w:r>
-        <w:rPr>
-          <w:rFonts w:ascii="Noto Serif SC" w:eastAsia="Noto Serif SC" w:hAnsi="Noto Serif SC" w:cs="Noto Serif"/>
-          <w:sz w:val="20"/>
-          <w:szCs w:val="20"/>
-        </w:rPr>
-        <w:t>Gon</w:t>
-      </w:r>
-      <w:r>
-        <w:rPr>
-          <w:rFonts w:ascii="Noto Serif SC" w:eastAsia="Noto Serif SC" w:hAnsi="Noto Serif SC" w:cs="Noto Serif"/>
-          <w:sz w:val="20"/>
-          <w:szCs w:val="20"/>
-        </w:rPr>
-        <w:t xml:space="preserve">g), </w:t>
-      </w:r>
-      <w:r>
-        <w:rPr>
-          <w:rFonts w:ascii="Noto Serif SC" w:eastAsia="Noto Serif SC" w:hAnsi="Noto Serif SC" w:cs="Noto Serif" w:hint="eastAsia"/>
-          <w:sz w:val="20"/>
-          <w:szCs w:val="20"/>
-        </w:rPr>
-        <w:t>颤音琴</w:t>
-      </w:r>
-      <w:r>
-        <w:rPr>
-          <w:rFonts w:ascii="Noto Serif SC" w:eastAsia="Noto Serif SC" w:hAnsi="Noto Serif SC" w:cs="Noto Serif"/>
-          <w:sz w:val="20"/>
-          <w:szCs w:val="20"/>
-        </w:rPr>
-        <w:t xml:space="preserve"> </w:t>
-      </w:r>
-      <w:r>
-        <w:rPr>
-          <w:rFonts w:ascii="Noto Serif SC" w:eastAsia="Noto Serif SC" w:hAnsi="Noto Serif SC" w:cs="Noto Serif"/>
-          <w:sz w:val="20"/>
-          <w:szCs w:val="20"/>
-        </w:rPr>
-        <w:t>(</w:t>
-      </w:r>
-      <w:r>
-        <w:rPr>
-          <w:rFonts w:ascii="Noto Serif SC" w:eastAsia="Noto Serif SC" w:hAnsi="Noto Serif SC" w:cs="Noto Serif"/>
-          <w:sz w:val="20"/>
-          <w:szCs w:val="20"/>
-        </w:rPr>
-        <w:t>Vibraphone</w:t>
-      </w:r>
-      <w:r>
-        <w:rPr>
-          <w:rFonts w:ascii="Noto Serif SC" w:eastAsia="Noto Serif SC" w:hAnsi="Noto Serif SC" w:cs="Noto Serif"/>
-          <w:sz w:val="20"/>
-          <w:szCs w:val="20"/>
-        </w:rPr>
-        <w:t>)</w:t>
-      </w:r>
-      <w:r>
-        <w:rPr>
-          <w:rFonts w:ascii="Noto Serif SC" w:eastAsia="Noto Serif SC" w:hAnsi="Noto Serif SC" w:cs="Noto Serif"/>
-          <w:sz w:val="20"/>
-          <w:szCs w:val="20"/>
-        </w:rPr>
-        <w:t>,</w:t>
-      </w:r>
-      <w:r>
-        <w:rPr>
-          <w:rFonts w:ascii="Noto Serif SC" w:eastAsia="Noto Serif SC" w:hAnsi="Noto Serif SC" w:cs="Noto Serif" w:hint="eastAsia"/>
-          <w:sz w:val="20"/>
-          <w:szCs w:val="20"/>
-        </w:rPr>
-        <w:t>大军鼓</w:t>
-      </w:r>
-      <w:r>
-        <w:rPr>
-          <w:rFonts w:ascii="Noto Serif SC" w:eastAsia="Noto Serif SC" w:hAnsi="Noto Serif SC" w:cs="Noto Serif"/>
-          <w:sz w:val="20"/>
-          <w:szCs w:val="20"/>
-        </w:rPr>
-        <w:t xml:space="preserve"> </w:t>
-      </w:r>
-      <w:r>
-        <w:rPr>
-          <w:rFonts w:ascii="Noto Serif SC" w:eastAsia="Noto Serif SC" w:hAnsi="Noto Serif SC" w:cs="Noto Serif"/>
-          <w:sz w:val="20"/>
-          <w:szCs w:val="20"/>
-        </w:rPr>
-        <w:t>(</w:t>
-      </w:r>
-      <w:r>
-        <w:rPr>
-          <w:rFonts w:ascii="Noto Serif SC" w:eastAsia="Noto Serif SC" w:hAnsi="Noto Serif SC" w:cs="Noto Serif"/>
-          <w:sz w:val="20"/>
-          <w:szCs w:val="20"/>
-        </w:rPr>
-        <w:t>Bass drum</w:t>
-      </w:r>
-      <w:r>
-        <w:rPr>
-          <w:rFonts w:ascii="Noto Serif SC" w:eastAsia="Noto Serif SC" w:hAnsi="Noto Serif SC" w:cs="Noto Serif"/>
-          <w:sz w:val="20"/>
-          <w:szCs w:val="20"/>
-        </w:rPr>
-        <w:t>)</w:t>
-      </w:r>
-    </w:p>
-    <w:p>
-      <w:pPr>
-        <w:rPr>
-          <w:rFonts w:ascii="Noto Serif SC" w:eastAsia="Noto Serif SC" w:hAnsi="Noto Serif SC" w:cs="Noto Serif"/>
-          <w:sz w:val="24"/>
-          <w:szCs w:val="24"/>
-          <w:lang w:val="en-US"/>
-        </w:rPr>
-      </w:pPr>
-    </w:p>
-    <w:p>
-      <w:pPr>
-        <w:jc w:val="right"/>
+        <w:t>rum</w:t>
+      </w:r>
+    </w:p>
+    <w:p>
+      <w:pPr>
+        <w:rPr>
+          <w:rFonts w:ascii="Noto Serif SC" w:eastAsia="Noto Serif SC" w:hAnsi="Noto Serif SC" w:cs="Noto Serif"/>
+          <w:sz w:val="24"/>
+          <w:szCs w:val="24"/>
+          <w:lang w:val="en-US"/>
+        </w:rPr>
+      </w:pPr>
+    </w:p>
+    <w:p>
+      <w:pPr>
         <w:rPr>
           <w:rFonts w:ascii="Noto Serif SC" w:eastAsia="Noto Serif SC" w:hAnsi="Noto Serif SC" w:cs="Noto Serif"/>
           <w:sz w:val="24"/>
@@ -5365,12 +5296,11 @@
           <w:szCs w:val="24"/>
           <w:lang w:val="en-US"/>
         </w:rPr>
-        <w:t xml:space="preserve"> (Gaohu)</w:t>
-      </w:r>
-    </w:p>
-    <w:p>
-      <w:pPr>
-        <w:jc w:val="right"/>
+        <w:t xml:space="preserve"> Gaohu</w:t>
+      </w:r>
+    </w:p>
+    <w:p>
+      <w:pPr>
         <w:rPr>
           <w:rFonts w:ascii="Noto Serif SC" w:eastAsia="Noto Serif SC" w:hAnsi="Noto Serif SC" w:cs="Noto Serif"/>
           <w:sz w:val="24"/>
@@ -5394,12 +5324,11 @@
           <w:szCs w:val="24"/>
           <w:lang w:val="en-US"/>
         </w:rPr>
-        <w:t xml:space="preserve"> (Erhu)</w:t>
-      </w:r>
-    </w:p>
-    <w:p>
-      <w:pPr>
-        <w:jc w:val="right"/>
+        <w:t xml:space="preserve"> Erhu</w:t>
+      </w:r>
+    </w:p>
+    <w:p>
+      <w:pPr>
         <w:rPr>
           <w:rFonts w:ascii="Noto Serif SC" w:eastAsia="Noto Serif SC" w:hAnsi="Noto Serif SC" w:cs="Noto Serif"/>
           <w:sz w:val="24"/>
@@ -5423,12 +5352,11 @@
           <w:szCs w:val="24"/>
           <w:lang w:val="en-US"/>
         </w:rPr>
-        <w:t xml:space="preserve"> (Zhonghu)</w:t>
-      </w:r>
-    </w:p>
-    <w:p>
-      <w:pPr>
-        <w:jc w:val="right"/>
+        <w:t xml:space="preserve"> Zhonghu</w:t>
+      </w:r>
+    </w:p>
+    <w:p>
+      <w:pPr>
         <w:rPr>
           <w:rFonts w:ascii="Noto Serif SC" w:eastAsia="Noto Serif SC" w:hAnsi="Noto Serif SC" w:cs="Noto Serif"/>
           <w:sz w:val="24"/>
@@ -5452,12 +5380,11 @@
           <w:szCs w:val="24"/>
           <w:lang w:val="en-US"/>
         </w:rPr>
-        <w:t xml:space="preserve"> (Violoncello)</w:t>
-      </w:r>
-    </w:p>
-    <w:p>
-      <w:pPr>
-        <w:jc w:val="right"/>
+        <w:t xml:space="preserve"> Violoncello</w:t>
+      </w:r>
+    </w:p>
+    <w:p>
+      <w:pPr>
         <w:rPr>
           <w:rFonts w:ascii="Noto Serif SC" w:eastAsia="Noto Serif SC" w:hAnsi="Noto Serif SC" w:cs="Noto Serif"/>
           <w:sz w:val="24"/>
@@ -5481,7 +5408,7 @@
           <w:szCs w:val="24"/>
           <w:lang w:val="en-US"/>
         </w:rPr>
-        <w:t xml:space="preserve"> (Contrabass)</w:t>
+        <w:t xml:space="preserve"> Contrabass</w:t>
       </w:r>
     </w:p>
     <w:p>

--- a/Front Matter/Template/5_Front-Matter.docx
+++ b/Front Matter/Template/5_Front-Matter.docx
@@ -3920,11 +3920,104 @@
     </w:p>
     <w:p>
       <w:pPr>
+        <w:rPr>
+          <w:rFonts w:ascii="Noto Serif SC" w:eastAsia="Noto Serif SC" w:hAnsi="Noto Serif SC" w:cs="Noto Serif"/>
+          <w:sz w:val="24"/>
+          <w:szCs w:val="24"/>
+          <w:lang w:val="en-GB"/>
+        </w:rPr>
+      </w:pPr>
+      <w:r>
+        <w:rPr>
+          <w:rFonts w:ascii="Noto Serif SC" w:eastAsia="Noto Serif SC" w:hAnsi="Noto Serif SC" w:cs="Noto Serif"/>
+          <w:sz w:val="24"/>
+          <w:szCs w:val="24"/>
+          <w:lang w:val="en-GB"/>
+        </w:rPr>
+        <w:t>1</w:t>
+      </w:r>
+      <w:r>
+        <w:rPr>
+          <w:rFonts w:ascii="Noto Serif SC" w:eastAsia="Noto Serif SC" w:hAnsi="Noto Serif SC" w:cs="Noto Serif" w:hint="eastAsia"/>
+          <w:sz w:val="24"/>
+          <w:szCs w:val="24"/>
+          <w:lang w:val="en-GB"/>
+        </w:rPr>
+        <w:t>新笛</w:t>
+      </w:r>
+      <w:r>
+        <w:rPr>
+          <w:rFonts w:ascii="Noto Serif SC" w:eastAsia="Noto Serif SC" w:hAnsi="Noto Serif SC" w:cs="Noto Serif"/>
+          <w:sz w:val="24"/>
+          <w:szCs w:val="24"/>
+          <w:lang w:val="en-GB"/>
+        </w:rPr>
+        <w:t>1</w:t>
+      </w:r>
+      <w:r>
+        <w:rPr>
+          <w:rFonts w:ascii="Noto Serif SC" w:eastAsia="Noto Serif SC" w:hAnsi="Noto Serif SC" w:cs="Noto Serif"/>
+          <w:sz w:val="24"/>
+          <w:szCs w:val="24"/>
+          <w:lang w:val="en-GB"/>
+        </w:rPr>
+        <w:t xml:space="preserve"> </w:t>
+      </w:r>
+      <w:proofErr w:type="spellStart"/>
+      <w:r>
+        <w:rPr>
+          <w:rFonts w:ascii="Noto Serif SC" w:eastAsia="Noto Serif SC" w:hAnsi="Noto Serif SC" w:cs="Noto Serif"/>
+          <w:sz w:val="24"/>
+          <w:szCs w:val="24"/>
+          <w:lang w:val="en-GB"/>
+        </w:rPr>
+        <w:t>Xindi</w:t>
+      </w:r>
+      <w:proofErr w:type="spellEnd"/>
+    </w:p>
+    <w:p>
+      <w:pPr>
         <w:spacing w:after="120"/>
         <w:rPr>
           <w:rFonts w:ascii="Noto Serif SC" w:eastAsia="Noto Serif SC" w:hAnsi="Noto Serif SC" w:cs="Noto Serif"/>
           <w:sz w:val="24"/>
           <w:szCs w:val="24"/>
+          <w:lang w:val="en-US"/>
+        </w:rPr>
+      </w:pPr>
+      <w:r>
+        <w:rPr>
+          <w:rFonts w:ascii="Noto Serif SC" w:eastAsia="Noto Serif SC" w:hAnsi="Noto Serif SC" w:cs="Noto Serif"/>
+          <w:sz w:val="24"/>
+          <w:szCs w:val="24"/>
+          <w:lang w:val="en-US"/>
+        </w:rPr>
+        <w:t>1</w:t>
+      </w:r>
+      <w:r>
+        <w:rPr>
+          <w:rFonts w:ascii="Noto Serif SC" w:eastAsia="Noto Serif SC" w:hAnsi="Noto Serif SC" w:cs="Noto Serif"/>
+          <w:sz w:val="24"/>
+          <w:szCs w:val="24"/>
+        </w:rPr>
+        <w:t>箫</w:t>
+      </w:r>
+      <w:r>
+        <w:rPr>
+          <w:rFonts w:ascii="Noto Serif SC" w:eastAsia="Noto Serif SC" w:hAnsi="Noto Serif SC" w:cs="Noto Serif"/>
+          <w:sz w:val="24"/>
+          <w:szCs w:val="24"/>
+          <w:lang w:val="en-US"/>
+        </w:rPr>
+        <w:t xml:space="preserve"> 1 Xiao</w:t>
+      </w:r>
+    </w:p>
+    <w:p>
+      <w:pPr>
+        <w:rPr>
+          <w:rFonts w:ascii="Noto Serif SC" w:eastAsia="Noto Serif SC" w:hAnsi="Noto Serif SC" w:cs="Noto Serif"/>
+          <w:sz w:val="24"/>
+          <w:szCs w:val="24"/>
           <w:lang w:val="en-GB"/>
         </w:rPr>
       </w:pPr>
@@ -3944,7 +4037,7 @@
           <w:szCs w:val="24"/>
           <w:lang w:val="en-GB"/>
         </w:rPr>
-        <w:t>新笛</w:t>
+        <w:t>高音笙</w:t>
       </w:r>
       <w:r>
         <w:rPr>
@@ -3953,17 +4046,83 @@
           <w:szCs w:val="24"/>
           <w:lang w:val="en-GB"/>
         </w:rPr>
+        <w:t xml:space="preserve"> </w:t>
+      </w:r>
+      <w:r>
+        <w:rPr>
+          <w:rFonts w:ascii="Noto Serif SC" w:eastAsia="Noto Serif SC" w:hAnsi="Noto Serif SC" w:cs="Noto Serif"/>
+          <w:sz w:val="24"/>
+          <w:szCs w:val="24"/>
+          <w:lang w:val="en-GB"/>
+        </w:rPr>
+        <w:t xml:space="preserve">1 </w:t>
+      </w:r>
+      <w:proofErr w:type="spellStart"/>
+      <w:r>
+        <w:rPr>
+          <w:rFonts w:ascii="Noto Serif SC" w:eastAsia="Noto Serif SC" w:hAnsi="Noto Serif SC" w:cs="Noto Serif"/>
+          <w:sz w:val="24"/>
+          <w:szCs w:val="24"/>
+          <w:lang w:val="en-GB"/>
+        </w:rPr>
+        <w:t>Gaoyin</w:t>
+      </w:r>
+      <w:proofErr w:type="spellEnd"/>
+      <w:r>
+        <w:rPr>
+          <w:rFonts w:ascii="Noto Serif SC" w:eastAsia="Noto Serif SC" w:hAnsi="Noto Serif SC" w:cs="Noto Serif"/>
+          <w:sz w:val="24"/>
+          <w:szCs w:val="24"/>
+          <w:lang w:val="en-GB"/>
+        </w:rPr>
+        <w:t xml:space="preserve"> Sheng</w:t>
+      </w:r>
+    </w:p>
+    <w:p>
+      <w:pPr>
+        <w:rPr>
+          <w:rFonts w:ascii="Noto Serif SC" w:eastAsia="Noto Serif SC" w:hAnsi="Noto Serif SC" w:cs="Noto Serif"/>
+          <w:sz w:val="24"/>
+          <w:szCs w:val="24"/>
+          <w:lang w:val="en-GB"/>
+        </w:rPr>
+      </w:pPr>
+      <w:r>
+        <w:rPr>
+          <w:rFonts w:ascii="Noto Serif SC" w:eastAsia="Noto Serif SC" w:hAnsi="Noto Serif SC" w:cs="Noto Serif"/>
+          <w:sz w:val="24"/>
+          <w:szCs w:val="24"/>
+          <w:lang w:val="en-GB"/>
+        </w:rPr>
         <w:t>1</w:t>
       </w:r>
       <w:r>
         <w:rPr>
-          <w:rFonts w:ascii="Noto Serif SC" w:eastAsia="Noto Serif SC" w:hAnsi="Noto Serif SC" w:cs="Noto Serif"/>
+          <w:rFonts w:ascii="Noto Serif SC" w:eastAsia="Noto Serif SC" w:hAnsi="Noto Serif SC" w:cs="Noto Serif" w:hint="eastAsia"/>
           <w:sz w:val="24"/>
           <w:szCs w:val="24"/>
           <w:lang w:val="en-GB"/>
         </w:rPr>
+        <w:t>中音笙</w:t>
+      </w:r>
+      <w:r>
+        <w:rPr>
+          <w:rFonts w:ascii="Noto Serif SC" w:eastAsia="Noto Serif SC" w:hAnsi="Noto Serif SC" w:cs="Noto Serif"/>
+          <w:sz w:val="24"/>
+          <w:szCs w:val="24"/>
+          <w:lang w:val="en-GB"/>
+        </w:rPr>
         <w:t xml:space="preserve"> </w:t>
       </w:r>
+      <w:r>
+        <w:rPr>
+          <w:rFonts w:ascii="Noto Serif SC" w:eastAsia="Noto Serif SC" w:hAnsi="Noto Serif SC" w:cs="Noto Serif"/>
+          <w:sz w:val="24"/>
+          <w:szCs w:val="24"/>
+          <w:lang w:val="en-GB"/>
+        </w:rPr>
+        <w:t xml:space="preserve">1 </w:t>
+      </w:r>
       <w:proofErr w:type="spellStart"/>
       <w:r>
         <w:rPr>
@@ -3972,26 +4131,36 @@
           <w:szCs w:val="24"/>
           <w:lang w:val="en-GB"/>
         </w:rPr>
-        <w:t>Xindi</w:t>
+        <w:t>Zhongyin</w:t>
       </w:r>
       <w:proofErr w:type="spellEnd"/>
-    </w:p>
-    <w:p>
-      <w:pPr>
+      <w:r>
         <w:rPr>
           <w:rFonts w:ascii="Noto Serif SC" w:eastAsia="Noto Serif SC" w:hAnsi="Noto Serif SC" w:cs="Noto Serif"/>
           <w:sz w:val="24"/>
           <w:szCs w:val="24"/>
           <w:lang w:val="en-GB"/>
         </w:rPr>
-      </w:pPr>
-      <w:r>
+        <w:t xml:space="preserve"> Sheng</w:t>
+      </w:r>
+    </w:p>
+    <w:p>
+      <w:pPr>
+        <w:spacing w:after="120"/>
         <w:rPr>
           <w:rFonts w:ascii="Noto Serif SC" w:eastAsia="Noto Serif SC" w:hAnsi="Noto Serif SC" w:cs="Noto Serif"/>
           <w:sz w:val="24"/>
           <w:szCs w:val="24"/>
           <w:lang w:val="en-GB"/>
         </w:rPr>
+      </w:pPr>
+      <w:r>
+        <w:rPr>
+          <w:rFonts w:ascii="Noto Serif SC" w:eastAsia="Noto Serif SC" w:hAnsi="Noto Serif SC" w:cs="Noto Serif"/>
+          <w:sz w:val="24"/>
+          <w:szCs w:val="24"/>
+          <w:lang w:val="en-GB"/>
+        </w:rPr>
         <w:t>1</w:t>
       </w:r>
       <w:r>
@@ -4001,7 +4170,7 @@
           <w:szCs w:val="24"/>
           <w:lang w:val="en-GB"/>
         </w:rPr>
-        <w:t>高音笙</w:t>
+        <w:t>低音笙</w:t>
       </w:r>
       <w:r>
         <w:rPr>
@@ -4029,6 +4198,72 @@
           <w:szCs w:val="24"/>
           <w:lang w:val="en-GB"/>
         </w:rPr>
+        <w:t>Diyin</w:t>
+      </w:r>
+      <w:proofErr w:type="spellEnd"/>
+      <w:r>
+        <w:rPr>
+          <w:rFonts w:ascii="Noto Serif SC" w:eastAsia="Noto Serif SC" w:hAnsi="Noto Serif SC" w:cs="Noto Serif"/>
+          <w:sz w:val="24"/>
+          <w:szCs w:val="24"/>
+          <w:lang w:val="en-GB"/>
+        </w:rPr>
+        <w:t xml:space="preserve"> Sheng</w:t>
+      </w:r>
+    </w:p>
+    <w:p>
+      <w:pPr>
+        <w:rPr>
+          <w:rFonts w:ascii="Noto Serif SC" w:eastAsia="Noto Serif SC" w:hAnsi="Noto Serif SC" w:cs="Noto Serif"/>
+          <w:sz w:val="24"/>
+          <w:szCs w:val="24"/>
+          <w:lang w:val="en-GB"/>
+        </w:rPr>
+      </w:pPr>
+      <w:r>
+        <w:rPr>
+          <w:rFonts w:ascii="Noto Serif SC" w:eastAsia="Noto Serif SC" w:hAnsi="Noto Serif SC" w:cs="Noto Serif"/>
+          <w:sz w:val="24"/>
+          <w:szCs w:val="24"/>
+          <w:lang w:val="en-GB"/>
+        </w:rPr>
+        <w:t>1</w:t>
+      </w:r>
+      <w:r>
+        <w:rPr>
+          <w:rFonts w:ascii="Noto Serif SC" w:eastAsia="Noto Serif SC" w:hAnsi="Noto Serif SC" w:cs="Noto Serif" w:hint="eastAsia"/>
+          <w:sz w:val="24"/>
+          <w:szCs w:val="24"/>
+          <w:lang w:val="en-GB"/>
+        </w:rPr>
+        <w:t>高音唢呐</w:t>
+      </w:r>
+      <w:r>
+        <w:rPr>
+          <w:rFonts w:ascii="Noto Serif SC" w:eastAsia="Noto Serif SC" w:hAnsi="Noto Serif SC" w:cs="Noto Serif"/>
+          <w:sz w:val="24"/>
+          <w:szCs w:val="24"/>
+          <w:lang w:val="en-GB"/>
+        </w:rPr>
+        <w:t xml:space="preserve"> </w:t>
+      </w:r>
+      <w:r>
+        <w:rPr>
+          <w:rFonts w:ascii="Noto Serif SC" w:eastAsia="Noto Serif SC" w:hAnsi="Noto Serif SC" w:cs="Noto Serif"/>
+          <w:sz w:val="24"/>
+          <w:szCs w:val="24"/>
+          <w:lang w:val="en-GB"/>
+        </w:rPr>
+        <w:t xml:space="preserve">1 </w:t>
+      </w:r>
+      <w:proofErr w:type="spellStart"/>
+      <w:r>
+        <w:rPr>
+          <w:rFonts w:ascii="Noto Serif SC" w:eastAsia="Noto Serif SC" w:hAnsi="Noto Serif SC" w:cs="Noto Serif"/>
+          <w:sz w:val="24"/>
+          <w:szCs w:val="24"/>
+          <w:lang w:val="en-GB"/>
+        </w:rPr>
         <w:t>Gaoyin</w:t>
       </w:r>
       <w:proofErr w:type="spellEnd"/>
@@ -4039,24 +4274,35 @@
           <w:szCs w:val="24"/>
           <w:lang w:val="en-GB"/>
         </w:rPr>
-        <w:t xml:space="preserve"> Sheng</w:t>
-      </w:r>
-    </w:p>
-    <w:p>
-      <w:pPr>
+        <w:t xml:space="preserve"> </w:t>
+      </w:r>
+      <w:proofErr w:type="spellStart"/>
+      <w:r>
         <w:rPr>
           <w:rFonts w:ascii="Noto Serif SC" w:eastAsia="Noto Serif SC" w:hAnsi="Noto Serif SC" w:cs="Noto Serif"/>
           <w:sz w:val="24"/>
           <w:szCs w:val="24"/>
           <w:lang w:val="en-GB"/>
         </w:rPr>
-      </w:pPr>
-      <w:r>
-        <w:rPr>
-          <w:rFonts w:ascii="Noto Serif SC" w:eastAsia="Noto Serif SC" w:hAnsi="Noto Serif SC" w:cs="Noto Serif"/>
-          <w:sz w:val="24"/>
-          <w:szCs w:val="24"/>
-          <w:lang w:val="en-GB"/>
+        <w:t>Suona</w:t>
+      </w:r>
+      <w:proofErr w:type="spellEnd"/>
+    </w:p>
+    <w:p>
+      <w:pPr>
+        <w:rPr>
+          <w:rFonts w:ascii="Noto Serif SC" w:eastAsia="Noto Serif SC" w:hAnsi="Noto Serif SC" w:cs="Noto Serif"/>
+          <w:sz w:val="24"/>
+          <w:szCs w:val="24"/>
+          <w:lang w:val="en-US" w:eastAsia="zh-TW"/>
+        </w:rPr>
+      </w:pPr>
+      <w:r>
+        <w:rPr>
+          <w:rFonts w:ascii="Noto Serif SC" w:eastAsia="Noto Serif SC" w:hAnsi="Noto Serif SC" w:cs="Noto Serif"/>
+          <w:sz w:val="24"/>
+          <w:szCs w:val="24"/>
+          <w:lang w:val="en-US" w:eastAsia="zh-TW"/>
         </w:rPr>
         <w:t>1</w:t>
       </w:r>
@@ -4065,16 +4311,16 @@
           <w:rFonts w:ascii="Noto Serif SC" w:eastAsia="Noto Serif SC" w:hAnsi="Noto Serif SC" w:cs="Noto Serif" w:hint="eastAsia"/>
           <w:sz w:val="24"/>
           <w:szCs w:val="24"/>
-          <w:lang w:val="en-GB"/>
-        </w:rPr>
-        <w:t>中音笙</w:t>
-      </w:r>
-      <w:r>
-        <w:rPr>
-          <w:rFonts w:ascii="Noto Serif SC" w:eastAsia="Noto Serif SC" w:hAnsi="Noto Serif SC" w:cs="Noto Serif"/>
-          <w:sz w:val="24"/>
-          <w:szCs w:val="24"/>
-          <w:lang w:val="en-GB"/>
+          <w:lang w:val="en-US" w:eastAsia="zh-TW"/>
+        </w:rPr>
+        <w:t>次中嗩吶</w:t>
+      </w:r>
+      <w:r>
+        <w:rPr>
+          <w:rFonts w:ascii="Noto Serif SC" w:eastAsia="Noto Serif SC" w:hAnsi="Noto Serif SC" w:cs="Noto Serif"/>
+          <w:sz w:val="24"/>
+          <w:szCs w:val="24"/>
+          <w:lang w:val="en-US" w:eastAsia="zh-TW"/>
         </w:rPr>
         <w:t xml:space="preserve"> </w:t>
       </w:r>
@@ -4083,7 +4329,7 @@
           <w:rFonts w:ascii="Noto Serif SC" w:eastAsia="Noto Serif SC" w:hAnsi="Noto Serif SC" w:cs="Noto Serif"/>
           <w:sz w:val="24"/>
           <w:szCs w:val="24"/>
-          <w:lang w:val="en-GB"/>
+          <w:lang w:val="en-US" w:eastAsia="zh-TW"/>
         </w:rPr>
         <w:t xml:space="preserve">1 </w:t>
       </w:r>
@@ -4093,9 +4339,9 @@
           <w:rFonts w:ascii="Noto Serif SC" w:eastAsia="Noto Serif SC" w:hAnsi="Noto Serif SC" w:cs="Noto Serif"/>
           <w:sz w:val="24"/>
           <w:szCs w:val="24"/>
-          <w:lang w:val="en-GB"/>
-        </w:rPr>
-        <w:t>Zhongyin</w:t>
+          <w:lang w:eastAsia="zh-TW"/>
+        </w:rPr>
+        <w:t>Cizhongyin</w:t>
       </w:r>
       <w:proofErr w:type="spellEnd"/>
       <w:r>
@@ -4103,27 +4349,37 @@
           <w:rFonts w:ascii="Noto Serif SC" w:eastAsia="Noto Serif SC" w:hAnsi="Noto Serif SC" w:cs="Noto Serif"/>
           <w:sz w:val="24"/>
           <w:szCs w:val="24"/>
-          <w:lang w:val="en-GB"/>
-        </w:rPr>
-        <w:t xml:space="preserve"> Sheng</w:t>
-      </w:r>
-    </w:p>
-    <w:p>
-      <w:pPr>
-        <w:spacing w:after="120"/>
-        <w:rPr>
-          <w:rFonts w:ascii="Noto Serif SC" w:eastAsia="Noto Serif SC" w:hAnsi="Noto Serif SC" w:cs="Noto Serif"/>
-          <w:sz w:val="24"/>
-          <w:szCs w:val="24"/>
-          <w:lang w:val="en-GB"/>
-        </w:rPr>
-      </w:pPr>
-      <w:r>
-        <w:rPr>
-          <w:rFonts w:ascii="Noto Serif SC" w:eastAsia="Noto Serif SC" w:hAnsi="Noto Serif SC" w:cs="Noto Serif"/>
-          <w:sz w:val="24"/>
-          <w:szCs w:val="24"/>
-          <w:lang w:val="en-GB"/>
+          <w:lang w:eastAsia="zh-TW"/>
+        </w:rPr>
+        <w:t xml:space="preserve"> </w:t>
+      </w:r>
+      <w:proofErr w:type="spellStart"/>
+      <w:r>
+        <w:rPr>
+          <w:rFonts w:ascii="Noto Serif SC" w:eastAsia="Noto Serif SC" w:hAnsi="Noto Serif SC" w:cs="Noto Serif"/>
+          <w:sz w:val="24"/>
+          <w:szCs w:val="24"/>
+          <w:lang w:val="en-US" w:eastAsia="zh-TW"/>
+        </w:rPr>
+        <w:t>Suona</w:t>
+      </w:r>
+      <w:proofErr w:type="spellEnd"/>
+    </w:p>
+    <w:p>
+      <w:pPr>
+        <w:rPr>
+          <w:rFonts w:ascii="Noto Serif SC" w:eastAsia="Noto Serif SC" w:hAnsi="Noto Serif SC" w:cs="Noto Serif"/>
+          <w:sz w:val="24"/>
+          <w:szCs w:val="24"/>
+          <w:lang w:val="en-US" w:eastAsia="zh-TW"/>
+        </w:rPr>
+      </w:pPr>
+      <w:r>
+        <w:rPr>
+          <w:rFonts w:ascii="Noto Serif SC" w:eastAsia="Noto Serif SC" w:hAnsi="Noto Serif SC" w:cs="Noto Serif"/>
+          <w:sz w:val="24"/>
+          <w:szCs w:val="24"/>
+          <w:lang w:val="en-US" w:eastAsia="zh-TW"/>
         </w:rPr>
         <w:t>1</w:t>
       </w:r>
@@ -4132,16 +4388,16 @@
           <w:rFonts w:ascii="Noto Serif SC" w:eastAsia="Noto Serif SC" w:hAnsi="Noto Serif SC" w:cs="Noto Serif" w:hint="eastAsia"/>
           <w:sz w:val="24"/>
           <w:szCs w:val="24"/>
-          <w:lang w:val="en-GB"/>
-        </w:rPr>
-        <w:t>低音笙</w:t>
-      </w:r>
-      <w:r>
-        <w:rPr>
-          <w:rFonts w:ascii="Noto Serif SC" w:eastAsia="Noto Serif SC" w:hAnsi="Noto Serif SC" w:cs="Noto Serif"/>
-          <w:sz w:val="24"/>
-          <w:szCs w:val="24"/>
-          <w:lang w:val="en-GB"/>
+          <w:lang w:eastAsia="zh-TW"/>
+        </w:rPr>
+        <w:t>低音嗩吶</w:t>
+      </w:r>
+      <w:r>
+        <w:rPr>
+          <w:rFonts w:ascii="Noto Serif SC" w:eastAsia="Noto Serif SC" w:hAnsi="Noto Serif SC" w:cs="Noto Serif"/>
+          <w:sz w:val="24"/>
+          <w:szCs w:val="24"/>
+          <w:lang w:eastAsia="zh-TW"/>
         </w:rPr>
         <w:t xml:space="preserve"> </w:t>
       </w:r>
@@ -4150,7 +4406,7 @@
           <w:rFonts w:ascii="Noto Serif SC" w:eastAsia="Noto Serif SC" w:hAnsi="Noto Serif SC" w:cs="Noto Serif"/>
           <w:sz w:val="24"/>
           <w:szCs w:val="24"/>
-          <w:lang w:val="en-GB"/>
+          <w:lang w:val="en-US" w:eastAsia="zh-TW"/>
         </w:rPr>
         <w:t xml:space="preserve">1 </w:t>
       </w:r>
@@ -4160,7 +4416,7 @@
           <w:rFonts w:ascii="Noto Serif SC" w:eastAsia="Noto Serif SC" w:hAnsi="Noto Serif SC" w:cs="Noto Serif"/>
           <w:sz w:val="24"/>
           <w:szCs w:val="24"/>
-          <w:lang w:val="en-GB"/>
+          <w:lang w:eastAsia="zh-TW"/>
         </w:rPr>
         <w:t>Diyin</w:t>
       </w:r>
@@ -4170,26 +4426,47 @@
           <w:rFonts w:ascii="Noto Serif SC" w:eastAsia="Noto Serif SC" w:hAnsi="Noto Serif SC" w:cs="Noto Serif"/>
           <w:sz w:val="24"/>
           <w:szCs w:val="24"/>
-          <w:lang w:val="en-GB"/>
-        </w:rPr>
-        <w:t xml:space="preserve"> Sheng</w:t>
-      </w:r>
-    </w:p>
-    <w:p>
-      <w:pPr>
-        <w:rPr>
-          <w:rFonts w:ascii="Noto Serif SC" w:eastAsia="Noto Serif SC" w:hAnsi="Noto Serif SC" w:cs="Noto Serif"/>
-          <w:sz w:val="24"/>
-          <w:szCs w:val="24"/>
-          <w:lang w:val="en-GB"/>
-        </w:rPr>
-      </w:pPr>
-      <w:r>
-        <w:rPr>
-          <w:rFonts w:ascii="Noto Serif SC" w:eastAsia="Noto Serif SC" w:hAnsi="Noto Serif SC" w:cs="Noto Serif"/>
-          <w:sz w:val="24"/>
-          <w:szCs w:val="24"/>
-          <w:lang w:val="en-GB"/>
+          <w:lang w:eastAsia="zh-TW"/>
+        </w:rPr>
+        <w:t xml:space="preserve"> </w:t>
+      </w:r>
+      <w:proofErr w:type="spellStart"/>
+      <w:r>
+        <w:rPr>
+          <w:rFonts w:ascii="Noto Serif SC" w:eastAsia="Noto Serif SC" w:hAnsi="Noto Serif SC" w:cs="Noto Serif"/>
+          <w:sz w:val="24"/>
+          <w:szCs w:val="24"/>
+          <w:lang w:eastAsia="zh-TW"/>
+        </w:rPr>
+        <w:t>Suona</w:t>
+      </w:r>
+      <w:proofErr w:type="spellEnd"/>
+    </w:p>
+    <w:p>
+      <w:pPr>
+        <w:rPr>
+          <w:rFonts w:ascii="Noto Serif SC" w:eastAsia="Noto Serif SC" w:hAnsi="Noto Serif SC" w:cs="Noto Serif"/>
+          <w:sz w:val="24"/>
+          <w:szCs w:val="24"/>
+          <w:lang w:val="en-US"/>
+        </w:rPr>
+      </w:pPr>
+    </w:p>
+    <w:p>
+      <w:pPr>
+        <w:rPr>
+          <w:rFonts w:ascii="Noto Serif SC" w:eastAsia="Noto Serif SC" w:hAnsi="Noto Serif SC" w:cs="Noto Serif"/>
+          <w:sz w:val="24"/>
+          <w:szCs w:val="24"/>
+          <w:lang w:val="en-US"/>
+        </w:rPr>
+      </w:pPr>
+      <w:r>
+        <w:rPr>
+          <w:rFonts w:ascii="Noto Serif SC" w:eastAsia="Noto Serif SC" w:hAnsi="Noto Serif SC" w:cs="Noto Serif"/>
+          <w:sz w:val="24"/>
+          <w:szCs w:val="24"/>
+          <w:lang w:val="en-US"/>
         </w:rPr>
         <w:t>1</w:t>
       </w:r>
@@ -4198,16 +4475,16 @@
           <w:rFonts w:ascii="Noto Serif SC" w:eastAsia="Noto Serif SC" w:hAnsi="Noto Serif SC" w:cs="Noto Serif" w:hint="eastAsia"/>
           <w:sz w:val="24"/>
           <w:szCs w:val="24"/>
-          <w:lang w:val="en-GB"/>
-        </w:rPr>
-        <w:t>高音唢呐</w:t>
-      </w:r>
-      <w:r>
-        <w:rPr>
-          <w:rFonts w:ascii="Noto Serif SC" w:eastAsia="Noto Serif SC" w:hAnsi="Noto Serif SC" w:cs="Noto Serif"/>
-          <w:sz w:val="24"/>
-          <w:szCs w:val="24"/>
-          <w:lang w:val="en-GB"/>
+          <w:lang w:val="en-US"/>
+        </w:rPr>
+        <w:t>扬琴</w:t>
+      </w:r>
+      <w:r>
+        <w:rPr>
+          <w:rFonts w:ascii="Noto Serif SC" w:eastAsia="Noto Serif SC" w:hAnsi="Noto Serif SC" w:cs="Noto Serif"/>
+          <w:sz w:val="24"/>
+          <w:szCs w:val="24"/>
+          <w:lang w:val="en-US"/>
         </w:rPr>
         <w:t xml:space="preserve"> </w:t>
       </w:r>
@@ -4216,676 +4493,659 @@
           <w:rFonts w:ascii="Noto Serif SC" w:eastAsia="Noto Serif SC" w:hAnsi="Noto Serif SC" w:cs="Noto Serif"/>
           <w:sz w:val="24"/>
           <w:szCs w:val="24"/>
-          <w:lang w:val="en-GB"/>
+          <w:lang w:val="en-US"/>
         </w:rPr>
         <w:t xml:space="preserve">1 </w:t>
       </w:r>
+      <w:r>
+        <w:rPr>
+          <w:rFonts w:ascii="Noto Serif SC" w:eastAsia="Noto Serif SC" w:hAnsi="Noto Serif SC" w:cs="Noto Serif"/>
+          <w:sz w:val="24"/>
+          <w:szCs w:val="24"/>
+          <w:lang w:val="en-US"/>
+        </w:rPr>
+        <w:t>Yangqin</w:t>
+      </w:r>
+    </w:p>
+    <w:p>
+      <w:pPr>
+        <w:rPr>
+          <w:rFonts w:ascii="Noto Serif SC" w:eastAsia="Noto Serif SC" w:hAnsi="Noto Serif SC" w:cs="Noto Serif"/>
+          <w:sz w:val="24"/>
+          <w:szCs w:val="24"/>
+          <w:lang w:val="en-US"/>
+        </w:rPr>
+      </w:pPr>
+      <w:r>
+        <w:rPr>
+          <w:rFonts w:ascii="Noto Serif SC" w:eastAsia="Noto Serif SC" w:hAnsi="Noto Serif SC" w:cs="Noto Serif"/>
+          <w:sz w:val="24"/>
+          <w:szCs w:val="24"/>
+          <w:lang w:val="en-US"/>
+        </w:rPr>
+        <w:t>1</w:t>
+      </w:r>
+      <w:r>
+        <w:rPr>
+          <w:rFonts w:ascii="Noto Serif SC" w:eastAsia="Noto Serif SC" w:hAnsi="Noto Serif SC" w:cs="Noto Serif" w:hint="eastAsia"/>
+          <w:sz w:val="24"/>
+          <w:szCs w:val="24"/>
+          <w:lang w:val="en-US"/>
+        </w:rPr>
+        <w:t>柳琴</w:t>
+      </w:r>
+      <w:r>
+        <w:rPr>
+          <w:rFonts w:ascii="Noto Serif SC" w:eastAsia="Noto Serif SC" w:hAnsi="Noto Serif SC" w:cs="Noto Serif"/>
+          <w:sz w:val="24"/>
+          <w:szCs w:val="24"/>
+          <w:lang w:val="en-US"/>
+        </w:rPr>
+        <w:t xml:space="preserve"> </w:t>
+      </w:r>
+      <w:r>
+        <w:rPr>
+          <w:rFonts w:ascii="Noto Serif SC" w:eastAsia="Noto Serif SC" w:hAnsi="Noto Serif SC" w:cs="Noto Serif"/>
+          <w:sz w:val="24"/>
+          <w:szCs w:val="24"/>
+          <w:lang w:val="en-US"/>
+        </w:rPr>
+        <w:t xml:space="preserve">1 </w:t>
+      </w:r>
       <w:proofErr w:type="spellStart"/>
       <w:r>
         <w:rPr>
           <w:rFonts w:ascii="Noto Serif SC" w:eastAsia="Noto Serif SC" w:hAnsi="Noto Serif SC" w:cs="Noto Serif"/>
           <w:sz w:val="24"/>
           <w:szCs w:val="24"/>
-          <w:lang w:val="en-GB"/>
-        </w:rPr>
-        <w:t>Gaoyin</w:t>
+          <w:lang w:val="en-US"/>
+        </w:rPr>
+        <w:t>Liuqin</w:t>
       </w:r>
       <w:proofErr w:type="spellEnd"/>
-      <w:r>
-        <w:rPr>
-          <w:rFonts w:ascii="Noto Serif SC" w:eastAsia="Noto Serif SC" w:hAnsi="Noto Serif SC" w:cs="Noto Serif"/>
-          <w:sz w:val="24"/>
-          <w:szCs w:val="24"/>
-          <w:lang w:val="en-GB"/>
+    </w:p>
+    <w:p>
+      <w:pPr>
+        <w:rPr>
+          <w:rFonts w:ascii="Noto Serif SC" w:eastAsia="Noto Serif SC" w:hAnsi="Noto Serif SC" w:cs="Noto Serif"/>
+          <w:sz w:val="24"/>
+          <w:szCs w:val="24"/>
+          <w:lang w:val="en-US"/>
+        </w:rPr>
+      </w:pPr>
+      <w:r>
+        <w:rPr>
+          <w:rFonts w:ascii="Noto Serif SC" w:eastAsia="Noto Serif SC" w:hAnsi="Noto Serif SC" w:cs="Noto Serif"/>
+          <w:sz w:val="24"/>
+          <w:szCs w:val="24"/>
+          <w:lang w:val="en-US"/>
+        </w:rPr>
+        <w:t>1</w:t>
+      </w:r>
+      <w:r>
+        <w:rPr>
+          <w:rFonts w:ascii="Noto Serif SC" w:eastAsia="Noto Serif SC" w:hAnsi="Noto Serif SC" w:cs="Noto Serif" w:hint="eastAsia"/>
+          <w:sz w:val="24"/>
+          <w:szCs w:val="24"/>
+          <w:lang w:val="en-US"/>
+        </w:rPr>
+        <w:t>琵琶</w:t>
+      </w:r>
+      <w:r>
+        <w:rPr>
+          <w:rFonts w:ascii="Noto Serif SC" w:eastAsia="Noto Serif SC" w:hAnsi="Noto Serif SC" w:cs="Noto Serif"/>
+          <w:sz w:val="24"/>
+          <w:szCs w:val="24"/>
+          <w:lang w:val="en-US"/>
         </w:rPr>
         <w:t xml:space="preserve"> </w:t>
       </w:r>
+      <w:r>
+        <w:rPr>
+          <w:rFonts w:ascii="Noto Serif SC" w:eastAsia="Noto Serif SC" w:hAnsi="Noto Serif SC" w:cs="Noto Serif"/>
+          <w:sz w:val="24"/>
+          <w:szCs w:val="24"/>
+          <w:lang w:val="en-US"/>
+        </w:rPr>
+        <w:t xml:space="preserve">1 </w:t>
+      </w:r>
+      <w:r>
+        <w:rPr>
+          <w:rFonts w:ascii="Noto Serif SC" w:eastAsia="Noto Serif SC" w:hAnsi="Noto Serif SC" w:cs="Noto Serif"/>
+          <w:sz w:val="24"/>
+          <w:szCs w:val="24"/>
+          <w:lang w:val="en-US"/>
+        </w:rPr>
+        <w:t>Pipa</w:t>
+      </w:r>
+    </w:p>
+    <w:p>
+      <w:pPr>
+        <w:rPr>
+          <w:rFonts w:ascii="Noto Serif SC" w:eastAsia="Noto Serif SC" w:hAnsi="Noto Serif SC" w:cs="Noto Serif"/>
+          <w:sz w:val="24"/>
+          <w:szCs w:val="24"/>
+          <w:lang w:val="en-US"/>
+        </w:rPr>
+      </w:pPr>
+      <w:r>
+        <w:rPr>
+          <w:rFonts w:ascii="Noto Serif SC" w:eastAsia="Noto Serif SC" w:hAnsi="Noto Serif SC" w:cs="Noto Serif"/>
+          <w:sz w:val="24"/>
+          <w:szCs w:val="24"/>
+          <w:lang w:val="en-US"/>
+        </w:rPr>
+        <w:t>1</w:t>
+      </w:r>
+      <w:r>
+        <w:rPr>
+          <w:rFonts w:ascii="Noto Serif SC" w:eastAsia="Noto Serif SC" w:hAnsi="Noto Serif SC" w:cs="Noto Serif" w:hint="eastAsia"/>
+          <w:sz w:val="24"/>
+          <w:szCs w:val="24"/>
+          <w:lang w:val="en-US"/>
+        </w:rPr>
+        <w:t>中阮</w:t>
+      </w:r>
+      <w:r>
+        <w:rPr>
+          <w:rFonts w:ascii="Noto Serif SC" w:eastAsia="Noto Serif SC" w:hAnsi="Noto Serif SC" w:cs="Noto Serif"/>
+          <w:sz w:val="24"/>
+          <w:szCs w:val="24"/>
+          <w:lang w:val="en-US"/>
+        </w:rPr>
+        <w:t xml:space="preserve"> </w:t>
+      </w:r>
+      <w:r>
+        <w:rPr>
+          <w:rFonts w:ascii="Noto Serif SC" w:eastAsia="Noto Serif SC" w:hAnsi="Noto Serif SC" w:cs="Noto Serif"/>
+          <w:sz w:val="24"/>
+          <w:szCs w:val="24"/>
+          <w:lang w:val="en-US"/>
+        </w:rPr>
+        <w:t xml:space="preserve">1 </w:t>
+      </w:r>
+      <w:r>
+        <w:rPr>
+          <w:rFonts w:ascii="Noto Serif SC" w:eastAsia="Noto Serif SC" w:hAnsi="Noto Serif SC" w:cs="Noto Serif"/>
+          <w:sz w:val="24"/>
+          <w:szCs w:val="24"/>
+          <w:lang w:val="en-US"/>
+        </w:rPr>
+        <w:t>Zhongruan</w:t>
+      </w:r>
+    </w:p>
+    <w:p>
+      <w:pPr>
+        <w:rPr>
+          <w:rFonts w:ascii="Noto Serif SC" w:eastAsia="Noto Serif SC" w:hAnsi="Noto Serif SC" w:cs="Noto Serif"/>
+          <w:sz w:val="24"/>
+          <w:szCs w:val="24"/>
+          <w:lang w:val="en-US"/>
+        </w:rPr>
+      </w:pPr>
+      <w:r>
+        <w:rPr>
+          <w:rFonts w:ascii="Noto Serif SC" w:eastAsia="Noto Serif SC" w:hAnsi="Noto Serif SC" w:cs="Noto Serif"/>
+          <w:sz w:val="24"/>
+          <w:szCs w:val="24"/>
+          <w:lang w:val="en-US"/>
+        </w:rPr>
+        <w:t>1</w:t>
+      </w:r>
+      <w:r>
+        <w:rPr>
+          <w:rFonts w:ascii="Noto Serif SC" w:eastAsia="Noto Serif SC" w:hAnsi="Noto Serif SC" w:cs="Noto Serif" w:hint="eastAsia"/>
+          <w:sz w:val="24"/>
+          <w:szCs w:val="24"/>
+        </w:rPr>
+        <w:t>三弦</w:t>
+      </w:r>
+      <w:r>
+        <w:rPr>
+          <w:rFonts w:ascii="Noto Serif SC" w:eastAsia="Noto Serif SC" w:hAnsi="Noto Serif SC" w:cs="Noto Serif"/>
+          <w:sz w:val="24"/>
+          <w:szCs w:val="24"/>
+          <w:lang w:val="en-US"/>
+        </w:rPr>
+        <w:t xml:space="preserve"> </w:t>
+      </w:r>
+      <w:r>
+        <w:rPr>
+          <w:rFonts w:ascii="Noto Serif SC" w:eastAsia="Noto Serif SC" w:hAnsi="Noto Serif SC" w:cs="Noto Serif"/>
+          <w:sz w:val="24"/>
+          <w:szCs w:val="24"/>
+          <w:lang w:val="en-US"/>
+        </w:rPr>
+        <w:t xml:space="preserve">1 </w:t>
+      </w:r>
+      <w:r>
+        <w:rPr>
+          <w:rFonts w:ascii="Noto Serif SC" w:eastAsia="Noto Serif SC" w:hAnsi="Noto Serif SC" w:cs="Noto Serif"/>
+          <w:sz w:val="24"/>
+          <w:szCs w:val="24"/>
+          <w:lang w:val="en-US"/>
+        </w:rPr>
+        <w:t>Sanxian</w:t>
+      </w:r>
+    </w:p>
+    <w:p>
+      <w:pPr>
+        <w:rPr>
+          <w:rFonts w:ascii="Noto Serif SC" w:eastAsia="Noto Serif SC" w:hAnsi="Noto Serif SC" w:cs="Noto Serif"/>
+          <w:sz w:val="24"/>
+          <w:szCs w:val="24"/>
+          <w:lang w:val="en-US"/>
+        </w:rPr>
+      </w:pPr>
+      <w:r>
+        <w:rPr>
+          <w:rFonts w:ascii="Noto Serif SC" w:eastAsia="Noto Serif SC" w:hAnsi="Noto Serif SC" w:cs="Noto Serif"/>
+          <w:sz w:val="24"/>
+          <w:szCs w:val="24"/>
+          <w:lang w:val="en-US"/>
+        </w:rPr>
+        <w:t>1</w:t>
+      </w:r>
+      <w:r>
+        <w:rPr>
+          <w:rFonts w:ascii="Noto Serif SC" w:eastAsia="Noto Serif SC" w:hAnsi="Noto Serif SC" w:cs="Noto Serif" w:hint="eastAsia"/>
+          <w:sz w:val="24"/>
+          <w:szCs w:val="24"/>
+          <w:lang w:val="en-US"/>
+        </w:rPr>
+        <w:t>大阮</w:t>
+      </w:r>
+      <w:r>
+        <w:rPr>
+          <w:rFonts w:ascii="Noto Serif SC" w:eastAsia="Noto Serif SC" w:hAnsi="Noto Serif SC" w:cs="Noto Serif"/>
+          <w:sz w:val="24"/>
+          <w:szCs w:val="24"/>
+          <w:lang w:val="en-US"/>
+        </w:rPr>
+        <w:t xml:space="preserve"> </w:t>
+      </w:r>
+      <w:r>
+        <w:rPr>
+          <w:rFonts w:ascii="Noto Serif SC" w:eastAsia="Noto Serif SC" w:hAnsi="Noto Serif SC" w:cs="Noto Serif"/>
+          <w:sz w:val="24"/>
+          <w:szCs w:val="24"/>
+          <w:lang w:val="en-US"/>
+        </w:rPr>
+        <w:t xml:space="preserve">1 </w:t>
+      </w:r>
+      <w:r>
+        <w:rPr>
+          <w:rFonts w:ascii="Noto Serif SC" w:eastAsia="Noto Serif SC" w:hAnsi="Noto Serif SC" w:cs="Noto Serif"/>
+          <w:sz w:val="24"/>
+          <w:szCs w:val="24"/>
+          <w:lang w:val="en-US"/>
+        </w:rPr>
+        <w:t>Daruan</w:t>
+      </w:r>
+    </w:p>
+    <w:p>
+      <w:pPr>
+        <w:rPr>
+          <w:rFonts w:ascii="Noto Serif SC" w:eastAsia="Noto Serif SC" w:hAnsi="Noto Serif SC" w:cs="Noto Serif"/>
+          <w:sz w:val="24"/>
+          <w:szCs w:val="24"/>
+          <w:lang w:val="en-US"/>
+        </w:rPr>
+      </w:pPr>
+    </w:p>
+    <w:p>
+      <w:pPr>
+        <w:rPr>
+          <w:rFonts w:ascii="Noto Serif SC" w:eastAsia="Noto Serif SC" w:hAnsi="Noto Serif SC" w:cs="Noto Serif"/>
+          <w:sz w:val="24"/>
+          <w:szCs w:val="24"/>
+          <w:lang w:val="en-US"/>
+        </w:rPr>
+      </w:pPr>
+      <w:r>
+        <w:rPr>
+          <w:rFonts w:ascii="Noto Serif SC" w:eastAsia="Noto Serif SC" w:hAnsi="Noto Serif SC" w:cs="Noto Serif"/>
+          <w:sz w:val="24"/>
+          <w:szCs w:val="24"/>
+        </w:rPr>
+        <w:t>5</w:t>
+      </w:r>
+      <w:r>
+        <w:rPr>
+          <w:rFonts w:ascii="Noto Serif SC" w:eastAsia="Noto Serif SC" w:hAnsi="Noto Serif SC" w:cs="Noto Serif" w:hint="eastAsia"/>
+          <w:sz w:val="24"/>
+          <w:szCs w:val="24"/>
+        </w:rPr>
+        <w:t xml:space="preserve"> 打击乐 </w:t>
+      </w:r>
+      <w:r>
+        <w:rPr>
+          <w:rFonts w:ascii="Noto Serif SC" w:eastAsia="Noto Serif SC" w:hAnsi="Noto Serif SC" w:cs="Noto Serif"/>
+          <w:sz w:val="24"/>
+          <w:szCs w:val="24"/>
+        </w:rPr>
+        <w:t>5</w:t>
+      </w:r>
+      <w:r>
+        <w:rPr>
+          <w:rFonts w:ascii="Noto Serif SC" w:eastAsia="Noto Serif SC" w:hAnsi="Noto Serif SC" w:cs="Noto Serif"/>
+          <w:sz w:val="24"/>
+          <w:szCs w:val="24"/>
+        </w:rPr>
+        <w:t xml:space="preserve"> Percussion</w:t>
+      </w:r>
+    </w:p>
+    <w:p>
+      <w:pPr>
+        <w:ind w:left="288"/>
+        <w:rPr>
+          <w:rFonts w:ascii="Noto Serif SC" w:eastAsia="Noto Serif SC" w:hAnsi="Noto Serif SC" w:cs="Noto Serif"/>
+          <w:sz w:val="20"/>
+          <w:szCs w:val="20"/>
+        </w:rPr>
+      </w:pPr>
+      <w:r>
+        <w:rPr>
+          <w:rFonts w:ascii="Noto Serif SC" w:eastAsia="Noto Serif SC" w:hAnsi="Noto Serif SC" w:cs="Noto Serif"/>
+          <w:sz w:val="20"/>
+          <w:szCs w:val="20"/>
+          <w:lang w:val="en-US"/>
+        </w:rPr>
+        <w:t xml:space="preserve">I: </w:t>
+      </w:r>
+      <w:r>
+        <w:rPr>
+          <w:rFonts w:ascii="Noto Serif SC" w:eastAsia="Noto Serif SC" w:hAnsi="Noto Serif SC" w:cs="Noto Serif"/>
+          <w:sz w:val="20"/>
+          <w:szCs w:val="20"/>
+        </w:rPr>
+        <w:t xml:space="preserve">定音鼓 </w:t>
+      </w:r>
+      <w:r>
+        <w:rPr>
+          <w:rFonts w:ascii="Noto Serif SC" w:eastAsia="Noto Serif SC" w:hAnsi="Noto Serif SC" w:cs="Noto Serif" w:hint="eastAsia"/>
+          <w:sz w:val="20"/>
+          <w:szCs w:val="20"/>
+        </w:rPr>
+        <w:t>Timpani</w:t>
+      </w:r>
+      <w:r>
+        <w:rPr>
+          <w:rFonts w:ascii="Noto Serif SC" w:eastAsia="Noto Serif SC" w:hAnsi="Noto Serif SC" w:cs="Noto Serif"/>
+          <w:sz w:val="20"/>
+          <w:szCs w:val="20"/>
+        </w:rPr>
+        <w:t xml:space="preserve">, </w:t>
+      </w:r>
+      <w:r>
+        <w:rPr>
+          <w:rFonts w:ascii="Noto Serif SC" w:eastAsia="Noto Serif SC" w:hAnsi="Noto Serif SC" w:cs="Noto Serif"/>
+          <w:sz w:val="20"/>
+          <w:szCs w:val="20"/>
+        </w:rPr>
+        <w:t xml:space="preserve">大堂鼓 </w:t>
+      </w:r>
       <w:proofErr w:type="spellStart"/>
       <w:r>
         <w:rPr>
           <w:rFonts w:ascii="Noto Serif SC" w:eastAsia="Noto Serif SC" w:hAnsi="Noto Serif SC" w:cs="Noto Serif"/>
-          <w:sz w:val="24"/>
-          <w:szCs w:val="24"/>
-          <w:lang w:val="en-GB"/>
-        </w:rPr>
-        <w:t>Suona</w:t>
+          <w:sz w:val="20"/>
+          <w:szCs w:val="20"/>
+        </w:rPr>
+        <w:t>Datangg</w:t>
+      </w:r>
+      <w:r>
+        <w:rPr>
+          <w:rFonts w:ascii="Noto Serif SC" w:eastAsia="Noto Serif SC" w:hAnsi="Noto Serif SC" w:cs="Noto Serif"/>
+          <w:sz w:val="20"/>
+          <w:szCs w:val="20"/>
+        </w:rPr>
+        <w:t>u</w:t>
       </w:r>
       <w:proofErr w:type="spellEnd"/>
-    </w:p>
-    <w:p>
-      <w:pPr>
-        <w:rPr>
-          <w:rFonts w:ascii="Noto Serif SC" w:eastAsia="Noto Serif SC" w:hAnsi="Noto Serif SC" w:cs="Noto Serif"/>
-          <w:sz w:val="24"/>
-          <w:szCs w:val="24"/>
-          <w:lang w:val="en-US" w:eastAsia="zh-TW"/>
-        </w:rPr>
-      </w:pPr>
-      <w:r>
-        <w:rPr>
-          <w:rFonts w:ascii="Noto Serif SC" w:eastAsia="Noto Serif SC" w:hAnsi="Noto Serif SC" w:cs="Noto Serif"/>
-          <w:sz w:val="24"/>
-          <w:szCs w:val="24"/>
-          <w:lang w:val="en-US" w:eastAsia="zh-TW"/>
-        </w:rPr>
-        <w:t>1</w:t>
-      </w:r>
-      <w:r>
-        <w:rPr>
-          <w:rFonts w:ascii="Noto Serif SC" w:eastAsia="Noto Serif SC" w:hAnsi="Noto Serif SC" w:cs="Noto Serif" w:hint="eastAsia"/>
-          <w:sz w:val="24"/>
-          <w:szCs w:val="24"/>
-          <w:lang w:val="en-US" w:eastAsia="zh-TW"/>
-        </w:rPr>
-        <w:t>次中嗩吶</w:t>
-      </w:r>
-      <w:r>
-        <w:rPr>
-          <w:rFonts w:ascii="Noto Serif SC" w:eastAsia="Noto Serif SC" w:hAnsi="Noto Serif SC" w:cs="Noto Serif"/>
-          <w:sz w:val="24"/>
-          <w:szCs w:val="24"/>
-          <w:lang w:val="en-US" w:eastAsia="zh-TW"/>
+      <w:r>
+        <w:rPr>
+          <w:rFonts w:ascii="Noto Serif SC" w:eastAsia="Noto Serif SC" w:hAnsi="Noto Serif SC" w:cs="Noto Serif"/>
+          <w:sz w:val="20"/>
+          <w:szCs w:val="20"/>
+        </w:rPr>
+        <w:t xml:space="preserve">, </w:t>
+      </w:r>
+      <w:r>
+        <w:rPr>
+          <w:rFonts w:ascii="Noto Serif SC" w:eastAsia="Noto Serif SC" w:hAnsi="Noto Serif SC" w:cs="Noto Serif"/>
+          <w:sz w:val="20"/>
+          <w:szCs w:val="20"/>
+        </w:rPr>
+        <w:t xml:space="preserve">堂鼓 </w:t>
+      </w:r>
+      <w:proofErr w:type="spellStart"/>
+      <w:r>
+        <w:rPr>
+          <w:rFonts w:ascii="Noto Serif SC" w:eastAsia="Noto Serif SC" w:hAnsi="Noto Serif SC" w:cs="Noto Serif"/>
+          <w:sz w:val="20"/>
+          <w:szCs w:val="20"/>
+        </w:rPr>
+        <w:t>Xiaotanggu</w:t>
+      </w:r>
+      <w:proofErr w:type="spellEnd"/>
+    </w:p>
+    <w:p>
+      <w:pPr>
+        <w:ind w:left="288"/>
+        <w:rPr>
+          <w:rFonts w:ascii="Noto Serif SC" w:eastAsia="Noto Serif SC" w:hAnsi="Noto Serif SC" w:cs="Noto Serif"/>
+          <w:sz w:val="20"/>
+          <w:szCs w:val="20"/>
+          <w:lang w:val="en-US"/>
+        </w:rPr>
+      </w:pPr>
+      <w:r>
+        <w:rPr>
+          <w:rFonts w:ascii="Noto Serif SC" w:eastAsia="Noto Serif SC" w:hAnsi="Noto Serif SC" w:cs="Noto Serif"/>
+          <w:sz w:val="20"/>
+          <w:szCs w:val="20"/>
+          <w:lang w:val="en-US"/>
+        </w:rPr>
+        <w:t xml:space="preserve">II: </w:t>
+      </w:r>
+      <w:r>
+        <w:rPr>
+          <w:rFonts w:ascii="Noto Serif SC" w:eastAsia="Noto Serif SC" w:hAnsi="Noto Serif SC" w:cs="Noto Serif" w:hint="eastAsia"/>
+          <w:sz w:val="20"/>
+          <w:szCs w:val="20"/>
+        </w:rPr>
+        <w:t>排鼓</w:t>
+      </w:r>
+      <w:r>
+        <w:rPr>
+          <w:rFonts w:ascii="Noto Serif SC" w:eastAsia="Noto Serif SC" w:hAnsi="Noto Serif SC" w:cs="Noto Serif"/>
+          <w:sz w:val="20"/>
+          <w:szCs w:val="20"/>
         </w:rPr>
         <w:t xml:space="preserve"> </w:t>
       </w:r>
-      <w:r>
-        <w:rPr>
-          <w:rFonts w:ascii="Noto Serif SC" w:eastAsia="Noto Serif SC" w:hAnsi="Noto Serif SC" w:cs="Noto Serif"/>
-          <w:sz w:val="24"/>
-          <w:szCs w:val="24"/>
-          <w:lang w:val="en-US" w:eastAsia="zh-TW"/>
-        </w:rPr>
-        <w:t xml:space="preserve">1 </w:t>
-      </w:r>
       <w:proofErr w:type="spellStart"/>
       <w:r>
         <w:rPr>
           <w:rFonts w:ascii="Noto Serif SC" w:eastAsia="Noto Serif SC" w:hAnsi="Noto Serif SC" w:cs="Noto Serif"/>
-          <w:sz w:val="24"/>
-          <w:szCs w:val="24"/>
-          <w:lang w:eastAsia="zh-TW"/>
-        </w:rPr>
-        <w:t>Cizhongyin</w:t>
+          <w:sz w:val="20"/>
+          <w:szCs w:val="20"/>
+        </w:rPr>
+        <w:t>Paigu</w:t>
       </w:r>
       <w:proofErr w:type="spellEnd"/>
       <w:r>
         <w:rPr>
           <w:rFonts w:ascii="Noto Serif SC" w:eastAsia="Noto Serif SC" w:hAnsi="Noto Serif SC" w:cs="Noto Serif"/>
-          <w:sz w:val="24"/>
-          <w:szCs w:val="24"/>
-          <w:lang w:eastAsia="zh-TW"/>
+          <w:sz w:val="20"/>
+          <w:szCs w:val="20"/>
+        </w:rPr>
+        <w:t xml:space="preserve">, </w:t>
+      </w:r>
+      <w:r>
+        <w:rPr>
+          <w:rFonts w:ascii="Noto Serif SC" w:eastAsia="Noto Serif SC" w:hAnsi="Noto Serif SC" w:cs="Noto Serif"/>
+          <w:sz w:val="20"/>
+          <w:szCs w:val="20"/>
+        </w:rPr>
+        <w:t>铃鼓 Tambourine</w:t>
+      </w:r>
+    </w:p>
+    <w:p>
+      <w:pPr>
+        <w:ind w:left="288"/>
+        <w:rPr>
+          <w:rFonts w:ascii="Noto Serif SC" w:eastAsia="Noto Serif SC" w:hAnsi="Noto Serif SC" w:cs="Noto Serif"/>
+          <w:sz w:val="20"/>
+          <w:szCs w:val="20"/>
+        </w:rPr>
+      </w:pPr>
+      <w:r>
+        <w:rPr>
+          <w:rFonts w:ascii="Noto Serif SC" w:eastAsia="Noto Serif SC" w:hAnsi="Noto Serif SC" w:cs="Noto Serif"/>
+          <w:sz w:val="20"/>
+          <w:szCs w:val="20"/>
+          <w:lang w:val="en-US"/>
+        </w:rPr>
+        <w:t xml:space="preserve">III: </w:t>
+      </w:r>
+      <w:r>
+        <w:rPr>
+          <w:rFonts w:ascii="Noto Serif SC" w:eastAsia="Noto Serif SC" w:hAnsi="Noto Serif SC" w:cs="Noto Serif" w:hint="eastAsia"/>
+          <w:sz w:val="20"/>
+          <w:szCs w:val="20"/>
+        </w:rPr>
+        <w:t>云锣</w:t>
+      </w:r>
+      <w:r>
+        <w:rPr>
+          <w:rFonts w:ascii="Noto Serif SC" w:eastAsia="Noto Serif SC" w:hAnsi="Noto Serif SC" w:cs="Noto Serif"/>
+          <w:sz w:val="20"/>
+          <w:szCs w:val="20"/>
+        </w:rPr>
+        <w:t xml:space="preserve"> Yunluo,</w:t>
+      </w:r>
+      <w:r>
+        <w:rPr>
+          <w:rFonts w:ascii="Noto Serif SC" w:eastAsia="Noto Serif SC" w:hAnsi="Noto Serif SC" w:cs="Noto Serif"/>
+          <w:sz w:val="20"/>
+          <w:szCs w:val="20"/>
+          <w:lang w:val="en-US"/>
         </w:rPr>
         <w:t xml:space="preserve"> </w:t>
       </w:r>
+      <w:r>
+        <w:rPr>
+          <w:rFonts w:ascii="Noto Serif SC" w:eastAsia="Noto Serif SC" w:hAnsi="Noto Serif SC" w:cs="Noto Serif" w:hint="eastAsia"/>
+          <w:sz w:val="20"/>
+          <w:szCs w:val="20"/>
+        </w:rPr>
+        <w:t>木鱼</w:t>
+      </w:r>
+      <w:r>
+        <w:rPr>
+          <w:rFonts w:ascii="Noto Serif SC" w:eastAsia="Noto Serif SC" w:hAnsi="Noto Serif SC" w:cs="Noto Serif"/>
+          <w:sz w:val="20"/>
+          <w:szCs w:val="20"/>
+        </w:rPr>
+        <w:t xml:space="preserve"> Woodblock,</w:t>
+      </w:r>
+      <w:r>
+        <w:t xml:space="preserve"> </w:t>
+      </w:r>
+      <w:r>
+        <w:rPr>
+          <w:rFonts w:ascii="Noto Serif SC" w:eastAsia="Noto Serif SC" w:hAnsi="Noto Serif SC" w:cs="Noto Serif"/>
+          <w:sz w:val="20"/>
+          <w:szCs w:val="20"/>
+        </w:rPr>
+        <w:t>吊钹 Suspended Cymbal</w:t>
+      </w:r>
+      <w:r>
+        <w:rPr>
+          <w:rFonts w:ascii="Noto Serif SC" w:eastAsia="Noto Serif SC" w:hAnsi="Noto Serif SC" w:cs="Noto Serif"/>
+          <w:sz w:val="20"/>
+          <w:szCs w:val="20"/>
+        </w:rPr>
+        <w:t xml:space="preserve">, </w:t>
+      </w:r>
+      <w:r>
+        <w:rPr>
+          <w:rFonts w:ascii="Noto Serif SC" w:eastAsia="Noto Serif SC" w:hAnsi="Noto Serif SC" w:cs="Noto Serif"/>
+          <w:sz w:val="20"/>
+          <w:szCs w:val="20"/>
+        </w:rPr>
+        <w:t>军镲 Crash Cymbals</w:t>
+      </w:r>
+    </w:p>
+    <w:p>
+      <w:pPr>
+        <w:ind w:left="288"/>
+        <w:rPr>
+          <w:rFonts w:ascii="Noto Serif SC" w:eastAsia="Noto Serif SC" w:hAnsi="Noto Serif SC" w:cs="Noto Serif"/>
+          <w:sz w:val="20"/>
+          <w:szCs w:val="20"/>
+        </w:rPr>
+      </w:pPr>
+      <w:r>
+        <w:rPr>
+          <w:rFonts w:ascii="Noto Serif SC" w:eastAsia="Noto Serif SC" w:hAnsi="Noto Serif SC" w:cs="Noto Serif"/>
+          <w:sz w:val="20"/>
+          <w:szCs w:val="20"/>
+          <w:lang w:val="en-US"/>
+        </w:rPr>
+        <w:t xml:space="preserve">IV: </w:t>
+      </w:r>
+      <w:r>
+        <w:rPr>
+          <w:rFonts w:ascii="Noto Serif SC" w:eastAsia="Noto Serif SC" w:hAnsi="Noto Serif SC" w:cs="Noto Serif"/>
+          <w:sz w:val="20"/>
+          <w:szCs w:val="20"/>
+        </w:rPr>
+        <w:t xml:space="preserve">编钟 (下层) </w:t>
+      </w:r>
       <w:proofErr w:type="spellStart"/>
       <w:r>
         <w:rPr>
           <w:rFonts w:ascii="Noto Serif SC" w:eastAsia="Noto Serif SC" w:hAnsi="Noto Serif SC" w:cs="Noto Serif"/>
-          <w:sz w:val="24"/>
-          <w:szCs w:val="24"/>
-          <w:lang w:val="en-US" w:eastAsia="zh-TW"/>
-        </w:rPr>
-        <w:t>Suona</w:t>
+          <w:sz w:val="20"/>
+          <w:szCs w:val="20"/>
+        </w:rPr>
+        <w:t>Bianzhong</w:t>
       </w:r>
       <w:proofErr w:type="spellEnd"/>
-    </w:p>
-    <w:p>
-      <w:pPr>
-        <w:spacing w:after="120"/>
-        <w:rPr>
-          <w:rFonts w:ascii="Noto Serif SC" w:eastAsia="Noto Serif SC" w:hAnsi="Noto Serif SC" w:cs="Noto Serif"/>
-          <w:sz w:val="24"/>
-          <w:szCs w:val="24"/>
-          <w:lang w:val="en-US" w:eastAsia="zh-TW"/>
-        </w:rPr>
-      </w:pPr>
-      <w:r>
-        <w:rPr>
-          <w:rFonts w:ascii="Noto Serif SC" w:eastAsia="Noto Serif SC" w:hAnsi="Noto Serif SC" w:cs="Noto Serif"/>
-          <w:sz w:val="24"/>
-          <w:szCs w:val="24"/>
-          <w:lang w:val="en-US" w:eastAsia="zh-TW"/>
-        </w:rPr>
-        <w:t>1</w:t>
-      </w:r>
-      <w:r>
-        <w:rPr>
-          <w:rFonts w:ascii="Noto Serif SC" w:eastAsia="Noto Serif SC" w:hAnsi="Noto Serif SC" w:cs="Noto Serif" w:hint="eastAsia"/>
-          <w:sz w:val="24"/>
-          <w:szCs w:val="24"/>
-          <w:lang w:eastAsia="zh-TW"/>
-        </w:rPr>
-        <w:t>低音嗩吶</w:t>
-      </w:r>
-      <w:r>
-        <w:rPr>
-          <w:rFonts w:ascii="Noto Serif SC" w:eastAsia="Noto Serif SC" w:hAnsi="Noto Serif SC" w:cs="Noto Serif"/>
-          <w:sz w:val="24"/>
-          <w:szCs w:val="24"/>
-          <w:lang w:eastAsia="zh-TW"/>
-        </w:rPr>
-        <w:t xml:space="preserve"> </w:t>
-      </w:r>
-      <w:r>
-        <w:rPr>
-          <w:rFonts w:ascii="Noto Serif SC" w:eastAsia="Noto Serif SC" w:hAnsi="Noto Serif SC" w:cs="Noto Serif"/>
-          <w:sz w:val="24"/>
-          <w:szCs w:val="24"/>
-          <w:lang w:val="en-US" w:eastAsia="zh-TW"/>
-        </w:rPr>
-        <w:t xml:space="preserve">1 </w:t>
-      </w:r>
-      <w:proofErr w:type="spellStart"/>
-      <w:r>
-        <w:rPr>
-          <w:rFonts w:ascii="Noto Serif SC" w:eastAsia="Noto Serif SC" w:hAnsi="Noto Serif SC" w:cs="Noto Serif"/>
-          <w:sz w:val="24"/>
-          <w:szCs w:val="24"/>
-          <w:lang w:eastAsia="zh-TW"/>
-        </w:rPr>
-        <w:t>Diyin</w:t>
-      </w:r>
-      <w:proofErr w:type="spellEnd"/>
-      <w:r>
-        <w:rPr>
-          <w:rFonts w:ascii="Noto Serif SC" w:eastAsia="Noto Serif SC" w:hAnsi="Noto Serif SC" w:cs="Noto Serif"/>
-          <w:sz w:val="24"/>
-          <w:szCs w:val="24"/>
-          <w:lang w:eastAsia="zh-TW"/>
-        </w:rPr>
-        <w:t xml:space="preserve"> </w:t>
-      </w:r>
-      <w:proofErr w:type="spellStart"/>
-      <w:r>
-        <w:rPr>
-          <w:rFonts w:ascii="Noto Serif SC" w:eastAsia="Noto Serif SC" w:hAnsi="Noto Serif SC" w:cs="Noto Serif"/>
-          <w:sz w:val="24"/>
-          <w:szCs w:val="24"/>
-          <w:lang w:eastAsia="zh-TW"/>
-        </w:rPr>
-        <w:t>Suona</w:t>
-      </w:r>
-      <w:proofErr w:type="spellEnd"/>
-    </w:p>
-    <w:p>
-      <w:pPr>
-        <w:rPr>
-          <w:rFonts w:ascii="Noto Serif SC" w:eastAsia="Noto Serif SC" w:hAnsi="Noto Serif SC" w:cs="Noto Serif"/>
-          <w:sz w:val="24"/>
-          <w:szCs w:val="24"/>
-          <w:lang w:val="en-US"/>
-        </w:rPr>
-      </w:pPr>
-      <w:r>
-        <w:rPr>
-          <w:rFonts w:ascii="Noto Serif SC" w:eastAsia="Noto Serif SC" w:hAnsi="Noto Serif SC" w:cs="Noto Serif"/>
-          <w:sz w:val="24"/>
-          <w:szCs w:val="24"/>
-          <w:lang w:val="en-US"/>
-        </w:rPr>
-        <w:t>1</w:t>
-      </w:r>
-      <w:r>
-        <w:rPr>
-          <w:rFonts w:ascii="Noto Serif SC" w:eastAsia="Noto Serif SC" w:hAnsi="Noto Serif SC" w:cs="Noto Serif"/>
-          <w:sz w:val="24"/>
-          <w:szCs w:val="24"/>
-        </w:rPr>
-        <w:t>箫</w:t>
-      </w:r>
-      <w:r>
-        <w:rPr>
-          <w:rFonts w:ascii="Noto Serif SC" w:eastAsia="Noto Serif SC" w:hAnsi="Noto Serif SC" w:cs="Noto Serif"/>
-          <w:sz w:val="24"/>
-          <w:szCs w:val="24"/>
-          <w:lang w:val="en-US"/>
-        </w:rPr>
-        <w:t xml:space="preserve"> </w:t>
-      </w:r>
-      <w:r>
-        <w:rPr>
-          <w:rFonts w:ascii="Noto Serif SC" w:eastAsia="Noto Serif SC" w:hAnsi="Noto Serif SC" w:cs="Noto Serif"/>
-          <w:sz w:val="24"/>
-          <w:szCs w:val="24"/>
-          <w:lang w:val="en-US"/>
-        </w:rPr>
-        <w:t xml:space="preserve">1 </w:t>
-      </w:r>
-      <w:r>
-        <w:rPr>
-          <w:rFonts w:ascii="Noto Serif SC" w:eastAsia="Noto Serif SC" w:hAnsi="Noto Serif SC" w:cs="Noto Serif"/>
-          <w:sz w:val="24"/>
-          <w:szCs w:val="24"/>
-          <w:lang w:val="en-US"/>
-        </w:rPr>
-        <w:t>Xiao</w:t>
-      </w:r>
-    </w:p>
-    <w:p>
-      <w:pPr>
-        <w:rPr>
-          <w:rFonts w:ascii="Noto Serif SC" w:eastAsia="Noto Serif SC" w:hAnsi="Noto Serif SC" w:cs="Noto Serif"/>
-          <w:sz w:val="24"/>
-          <w:szCs w:val="24"/>
-          <w:lang w:val="en-US"/>
-        </w:rPr>
-      </w:pPr>
-    </w:p>
-    <w:p>
-      <w:pPr>
-        <w:rPr>
-          <w:rFonts w:ascii="Noto Serif SC" w:eastAsia="Noto Serif SC" w:hAnsi="Noto Serif SC" w:cs="Noto Serif"/>
-          <w:sz w:val="24"/>
-          <w:szCs w:val="24"/>
-          <w:lang w:val="en-US"/>
-        </w:rPr>
-      </w:pPr>
-      <w:r>
-        <w:rPr>
-          <w:rFonts w:ascii="Noto Serif SC" w:eastAsia="Noto Serif SC" w:hAnsi="Noto Serif SC" w:cs="Noto Serif"/>
-          <w:sz w:val="24"/>
-          <w:szCs w:val="24"/>
-          <w:lang w:val="en-US"/>
-        </w:rPr>
-        <w:t>1</w:t>
-      </w:r>
-      <w:r>
-        <w:rPr>
-          <w:rFonts w:ascii="Noto Serif SC" w:eastAsia="Noto Serif SC" w:hAnsi="Noto Serif SC" w:cs="Noto Serif" w:hint="eastAsia"/>
-          <w:sz w:val="24"/>
-          <w:szCs w:val="24"/>
-          <w:lang w:val="en-US"/>
-        </w:rPr>
-        <w:t>扬琴</w:t>
-      </w:r>
-      <w:r>
-        <w:rPr>
-          <w:rFonts w:ascii="Noto Serif SC" w:eastAsia="Noto Serif SC" w:hAnsi="Noto Serif SC" w:cs="Noto Serif"/>
-          <w:sz w:val="24"/>
-          <w:szCs w:val="24"/>
-          <w:lang w:val="en-US"/>
-        </w:rPr>
-        <w:t xml:space="preserve"> </w:t>
-      </w:r>
-      <w:r>
-        <w:rPr>
-          <w:rFonts w:ascii="Noto Serif SC" w:eastAsia="Noto Serif SC" w:hAnsi="Noto Serif SC" w:cs="Noto Serif"/>
-          <w:sz w:val="24"/>
-          <w:szCs w:val="24"/>
-          <w:lang w:val="en-US"/>
-        </w:rPr>
-        <w:t xml:space="preserve">1 </w:t>
-      </w:r>
-      <w:r>
-        <w:rPr>
-          <w:rFonts w:ascii="Noto Serif SC" w:eastAsia="Noto Serif SC" w:hAnsi="Noto Serif SC" w:cs="Noto Serif"/>
-          <w:sz w:val="24"/>
-          <w:szCs w:val="24"/>
-          <w:lang w:val="en-US"/>
-        </w:rPr>
-        <w:t>Yangqin</w:t>
-      </w:r>
-    </w:p>
-    <w:p>
-      <w:pPr>
-        <w:rPr>
-          <w:rFonts w:ascii="Noto Serif SC" w:eastAsia="Noto Serif SC" w:hAnsi="Noto Serif SC" w:cs="Noto Serif"/>
-          <w:sz w:val="24"/>
-          <w:szCs w:val="24"/>
-          <w:lang w:val="en-US"/>
-        </w:rPr>
-      </w:pPr>
-      <w:r>
-        <w:rPr>
-          <w:rFonts w:ascii="Noto Serif SC" w:eastAsia="Noto Serif SC" w:hAnsi="Noto Serif SC" w:cs="Noto Serif"/>
-          <w:sz w:val="24"/>
-          <w:szCs w:val="24"/>
-          <w:lang w:val="en-US"/>
-        </w:rPr>
-        <w:t>1</w:t>
-      </w:r>
-      <w:r>
-        <w:rPr>
-          <w:rFonts w:ascii="Noto Serif SC" w:eastAsia="Noto Serif SC" w:hAnsi="Noto Serif SC" w:cs="Noto Serif" w:hint="eastAsia"/>
-          <w:sz w:val="24"/>
-          <w:szCs w:val="24"/>
-          <w:lang w:val="en-US"/>
-        </w:rPr>
-        <w:t>柳琴</w:t>
-      </w:r>
-      <w:r>
-        <w:rPr>
-          <w:rFonts w:ascii="Noto Serif SC" w:eastAsia="Noto Serif SC" w:hAnsi="Noto Serif SC" w:cs="Noto Serif"/>
-          <w:sz w:val="24"/>
-          <w:szCs w:val="24"/>
-          <w:lang w:val="en-US"/>
-        </w:rPr>
-        <w:t xml:space="preserve"> </w:t>
-      </w:r>
-      <w:r>
-        <w:rPr>
-          <w:rFonts w:ascii="Noto Serif SC" w:eastAsia="Noto Serif SC" w:hAnsi="Noto Serif SC" w:cs="Noto Serif"/>
-          <w:sz w:val="24"/>
-          <w:szCs w:val="24"/>
-          <w:lang w:val="en-US"/>
-        </w:rPr>
-        <w:t xml:space="preserve">1 </w:t>
-      </w:r>
-      <w:proofErr w:type="spellStart"/>
-      <w:r>
-        <w:rPr>
-          <w:rFonts w:ascii="Noto Serif SC" w:eastAsia="Noto Serif SC" w:hAnsi="Noto Serif SC" w:cs="Noto Serif"/>
-          <w:sz w:val="24"/>
-          <w:szCs w:val="24"/>
-          <w:lang w:val="en-US"/>
-        </w:rPr>
-        <w:t>Liuqin</w:t>
-      </w:r>
-      <w:proofErr w:type="spellEnd"/>
-    </w:p>
-    <w:p>
-      <w:pPr>
-        <w:rPr>
-          <w:rFonts w:ascii="Noto Serif SC" w:eastAsia="Noto Serif SC" w:hAnsi="Noto Serif SC" w:cs="Noto Serif"/>
-          <w:sz w:val="24"/>
-          <w:szCs w:val="24"/>
-          <w:lang w:val="en-US"/>
-        </w:rPr>
-      </w:pPr>
-      <w:r>
-        <w:rPr>
-          <w:rFonts w:ascii="Noto Serif SC" w:eastAsia="Noto Serif SC" w:hAnsi="Noto Serif SC" w:cs="Noto Serif"/>
-          <w:sz w:val="24"/>
-          <w:szCs w:val="24"/>
-          <w:lang w:val="en-US"/>
-        </w:rPr>
-        <w:t>1</w:t>
-      </w:r>
-      <w:r>
-        <w:rPr>
-          <w:rFonts w:ascii="Noto Serif SC" w:eastAsia="Noto Serif SC" w:hAnsi="Noto Serif SC" w:cs="Noto Serif" w:hint="eastAsia"/>
-          <w:sz w:val="24"/>
-          <w:szCs w:val="24"/>
-          <w:lang w:val="en-US"/>
-        </w:rPr>
-        <w:t>琵琶</w:t>
-      </w:r>
-      <w:r>
-        <w:rPr>
-          <w:rFonts w:ascii="Noto Serif SC" w:eastAsia="Noto Serif SC" w:hAnsi="Noto Serif SC" w:cs="Noto Serif"/>
-          <w:sz w:val="24"/>
-          <w:szCs w:val="24"/>
-          <w:lang w:val="en-US"/>
-        </w:rPr>
-        <w:t xml:space="preserve"> </w:t>
-      </w:r>
-      <w:r>
-        <w:rPr>
-          <w:rFonts w:ascii="Noto Serif SC" w:eastAsia="Noto Serif SC" w:hAnsi="Noto Serif SC" w:cs="Noto Serif"/>
-          <w:sz w:val="24"/>
-          <w:szCs w:val="24"/>
-          <w:lang w:val="en-US"/>
-        </w:rPr>
-        <w:t xml:space="preserve">1 </w:t>
-      </w:r>
-      <w:r>
-        <w:rPr>
-          <w:rFonts w:ascii="Noto Serif SC" w:eastAsia="Noto Serif SC" w:hAnsi="Noto Serif SC" w:cs="Noto Serif"/>
-          <w:sz w:val="24"/>
-          <w:szCs w:val="24"/>
-          <w:lang w:val="en-US"/>
-        </w:rPr>
-        <w:t>Pipa</w:t>
-      </w:r>
-    </w:p>
-    <w:p>
-      <w:pPr>
-        <w:rPr>
-          <w:rFonts w:ascii="Noto Serif SC" w:eastAsia="Noto Serif SC" w:hAnsi="Noto Serif SC" w:cs="Noto Serif"/>
-          <w:sz w:val="24"/>
-          <w:szCs w:val="24"/>
-          <w:lang w:val="en-US"/>
-        </w:rPr>
-      </w:pPr>
-      <w:r>
-        <w:rPr>
-          <w:rFonts w:ascii="Noto Serif SC" w:eastAsia="Noto Serif SC" w:hAnsi="Noto Serif SC" w:cs="Noto Serif"/>
-          <w:sz w:val="24"/>
-          <w:szCs w:val="24"/>
-          <w:lang w:val="en-US"/>
-        </w:rPr>
-        <w:t>1</w:t>
-      </w:r>
-      <w:r>
-        <w:rPr>
-          <w:rFonts w:ascii="Noto Serif SC" w:eastAsia="Noto Serif SC" w:hAnsi="Noto Serif SC" w:cs="Noto Serif" w:hint="eastAsia"/>
-          <w:sz w:val="24"/>
-          <w:szCs w:val="24"/>
-          <w:lang w:val="en-US"/>
-        </w:rPr>
-        <w:t>中阮</w:t>
-      </w:r>
-      <w:r>
-        <w:rPr>
-          <w:rFonts w:ascii="Noto Serif SC" w:eastAsia="Noto Serif SC" w:hAnsi="Noto Serif SC" w:cs="Noto Serif"/>
-          <w:sz w:val="24"/>
-          <w:szCs w:val="24"/>
-          <w:lang w:val="en-US"/>
-        </w:rPr>
-        <w:t xml:space="preserve"> </w:t>
-      </w:r>
-      <w:r>
-        <w:rPr>
-          <w:rFonts w:ascii="Noto Serif SC" w:eastAsia="Noto Serif SC" w:hAnsi="Noto Serif SC" w:cs="Noto Serif"/>
-          <w:sz w:val="24"/>
-          <w:szCs w:val="24"/>
-          <w:lang w:val="en-US"/>
-        </w:rPr>
-        <w:t xml:space="preserve">1 </w:t>
-      </w:r>
-      <w:r>
-        <w:rPr>
-          <w:rFonts w:ascii="Noto Serif SC" w:eastAsia="Noto Serif SC" w:hAnsi="Noto Serif SC" w:cs="Noto Serif"/>
-          <w:sz w:val="24"/>
-          <w:szCs w:val="24"/>
-          <w:lang w:val="en-US"/>
-        </w:rPr>
-        <w:t>Zhongruan</w:t>
-      </w:r>
-    </w:p>
-    <w:p>
-      <w:pPr>
-        <w:rPr>
-          <w:rFonts w:ascii="Noto Serif SC" w:eastAsia="Noto Serif SC" w:hAnsi="Noto Serif SC" w:cs="Noto Serif"/>
-          <w:sz w:val="24"/>
-          <w:szCs w:val="24"/>
-          <w:lang w:val="en-US"/>
-        </w:rPr>
-      </w:pPr>
-      <w:r>
-        <w:rPr>
-          <w:rFonts w:ascii="Noto Serif SC" w:eastAsia="Noto Serif SC" w:hAnsi="Noto Serif SC" w:cs="Noto Serif"/>
-          <w:sz w:val="24"/>
-          <w:szCs w:val="24"/>
-          <w:lang w:val="en-US"/>
-        </w:rPr>
-        <w:t>1</w:t>
-      </w:r>
-      <w:r>
-        <w:rPr>
-          <w:rFonts w:ascii="Noto Serif SC" w:eastAsia="Noto Serif SC" w:hAnsi="Noto Serif SC" w:cs="Noto Serif" w:hint="eastAsia"/>
-          <w:sz w:val="24"/>
-          <w:szCs w:val="24"/>
-        </w:rPr>
-        <w:t>三弦</w:t>
-      </w:r>
-      <w:r>
-        <w:rPr>
-          <w:rFonts w:ascii="Noto Serif SC" w:eastAsia="Noto Serif SC" w:hAnsi="Noto Serif SC" w:cs="Noto Serif"/>
-          <w:sz w:val="24"/>
-          <w:szCs w:val="24"/>
-          <w:lang w:val="en-US"/>
-        </w:rPr>
-        <w:t xml:space="preserve"> </w:t>
-      </w:r>
-      <w:r>
-        <w:rPr>
-          <w:rFonts w:ascii="Noto Serif SC" w:eastAsia="Noto Serif SC" w:hAnsi="Noto Serif SC" w:cs="Noto Serif"/>
-          <w:sz w:val="24"/>
-          <w:szCs w:val="24"/>
-          <w:lang w:val="en-US"/>
-        </w:rPr>
-        <w:t xml:space="preserve">1 </w:t>
-      </w:r>
-      <w:r>
-        <w:rPr>
-          <w:rFonts w:ascii="Noto Serif SC" w:eastAsia="Noto Serif SC" w:hAnsi="Noto Serif SC" w:cs="Noto Serif"/>
-          <w:sz w:val="24"/>
-          <w:szCs w:val="24"/>
-          <w:lang w:val="en-US"/>
-        </w:rPr>
-        <w:t>Sanxian</w:t>
-      </w:r>
-    </w:p>
-    <w:p>
-      <w:pPr>
-        <w:rPr>
-          <w:rFonts w:ascii="Noto Serif SC" w:eastAsia="Noto Serif SC" w:hAnsi="Noto Serif SC" w:cs="Noto Serif"/>
-          <w:sz w:val="24"/>
-          <w:szCs w:val="24"/>
-          <w:lang w:val="en-US"/>
-        </w:rPr>
-      </w:pPr>
-      <w:r>
-        <w:rPr>
-          <w:rFonts w:ascii="Noto Serif SC" w:eastAsia="Noto Serif SC" w:hAnsi="Noto Serif SC" w:cs="Noto Serif"/>
-          <w:sz w:val="24"/>
-          <w:szCs w:val="24"/>
-          <w:lang w:val="en-US"/>
-        </w:rPr>
-        <w:t>1</w:t>
-      </w:r>
-      <w:r>
-        <w:rPr>
-          <w:rFonts w:ascii="Noto Serif SC" w:eastAsia="Noto Serif SC" w:hAnsi="Noto Serif SC" w:cs="Noto Serif" w:hint="eastAsia"/>
-          <w:sz w:val="24"/>
-          <w:szCs w:val="24"/>
-          <w:lang w:val="en-US"/>
-        </w:rPr>
-        <w:t>大阮</w:t>
-      </w:r>
-      <w:r>
-        <w:rPr>
-          <w:rFonts w:ascii="Noto Serif SC" w:eastAsia="Noto Serif SC" w:hAnsi="Noto Serif SC" w:cs="Noto Serif"/>
-          <w:sz w:val="24"/>
-          <w:szCs w:val="24"/>
-          <w:lang w:val="en-US"/>
-        </w:rPr>
-        <w:t xml:space="preserve"> </w:t>
-      </w:r>
-      <w:r>
-        <w:rPr>
-          <w:rFonts w:ascii="Noto Serif SC" w:eastAsia="Noto Serif SC" w:hAnsi="Noto Serif SC" w:cs="Noto Serif"/>
-          <w:sz w:val="24"/>
-          <w:szCs w:val="24"/>
-          <w:lang w:val="en-US"/>
-        </w:rPr>
-        <w:t xml:space="preserve">1 </w:t>
-      </w:r>
-      <w:r>
-        <w:rPr>
-          <w:rFonts w:ascii="Noto Serif SC" w:eastAsia="Noto Serif SC" w:hAnsi="Noto Serif SC" w:cs="Noto Serif"/>
-          <w:sz w:val="24"/>
-          <w:szCs w:val="24"/>
-          <w:lang w:val="en-US"/>
-        </w:rPr>
-        <w:t>Daruan</w:t>
-      </w:r>
-    </w:p>
-    <w:p>
-      <w:pPr>
-        <w:rPr>
-          <w:rFonts w:ascii="Noto Serif SC" w:eastAsia="Noto Serif SC" w:hAnsi="Noto Serif SC" w:cs="Noto Serif"/>
-          <w:sz w:val="24"/>
-          <w:szCs w:val="24"/>
-          <w:lang w:val="en-US"/>
-        </w:rPr>
-      </w:pPr>
-    </w:p>
-    <w:p>
-      <w:pPr>
-        <w:rPr>
-          <w:rFonts w:ascii="Noto Serif SC" w:eastAsia="Noto Serif SC" w:hAnsi="Noto Serif SC" w:cs="Noto Serif"/>
-          <w:sz w:val="24"/>
-          <w:szCs w:val="24"/>
-          <w:lang w:val="en-US"/>
-        </w:rPr>
-      </w:pPr>
-      <w:r>
-        <w:rPr>
-          <w:rFonts w:ascii="Noto Serif SC" w:eastAsia="Noto Serif SC" w:hAnsi="Noto Serif SC" w:cs="Noto Serif"/>
-          <w:sz w:val="24"/>
-          <w:szCs w:val="24"/>
-        </w:rPr>
-        <w:t>5</w:t>
-      </w:r>
-      <w:r>
-        <w:rPr>
-          <w:rFonts w:ascii="Noto Serif SC" w:eastAsia="Noto Serif SC" w:hAnsi="Noto Serif SC" w:cs="Noto Serif" w:hint="eastAsia"/>
-          <w:sz w:val="24"/>
-          <w:szCs w:val="24"/>
-        </w:rPr>
-        <w:t xml:space="preserve"> 打击乐 </w:t>
-      </w:r>
-      <w:r>
-        <w:rPr>
-          <w:rFonts w:ascii="Noto Serif SC" w:eastAsia="Noto Serif SC" w:hAnsi="Noto Serif SC" w:cs="Noto Serif"/>
-          <w:sz w:val="24"/>
-          <w:szCs w:val="24"/>
-        </w:rPr>
-        <w:t>5</w:t>
-      </w:r>
-      <w:r>
-        <w:rPr>
-          <w:rFonts w:ascii="Noto Serif SC" w:eastAsia="Noto Serif SC" w:hAnsi="Noto Serif SC" w:cs="Noto Serif"/>
-          <w:sz w:val="24"/>
-          <w:szCs w:val="24"/>
-        </w:rPr>
-        <w:t xml:space="preserve"> Percussion</w:t>
-      </w:r>
-    </w:p>
-    <w:p>
-      <w:pPr>
+      <w:r>
         <w:rPr>
           <w:rFonts w:ascii="Noto Serif SC" w:eastAsia="Noto Serif SC" w:hAnsi="Noto Serif SC" w:cs="Noto Serif"/>
           <w:sz w:val="20"/>
           <w:szCs w:val="20"/>
         </w:rPr>
-      </w:pPr>
+        <w:t xml:space="preserve"> (bottom row)</w:t>
+      </w:r>
       <w:r>
         <w:rPr>
           <w:rFonts w:ascii="Noto Serif SC" w:eastAsia="Noto Serif SC" w:hAnsi="Noto Serif SC" w:cs="Noto Serif"/>
           <w:sz w:val="20"/>
           <w:szCs w:val="20"/>
-          <w:lang w:val="en-US"/>
-        </w:rPr>
-        <w:t xml:space="preserve">I: </w:t>
-      </w:r>
-      <w:r>
-        <w:rPr>
-          <w:rFonts w:ascii="Noto Serif SC" w:eastAsia="Noto Serif SC" w:hAnsi="Noto Serif SC" w:cs="Noto Serif"/>
+        </w:rPr>
+        <w:t xml:space="preserve">, </w:t>
+      </w:r>
+      <w:r>
+        <w:rPr>
+          <w:rFonts w:ascii="Noto Serif SC" w:eastAsia="Noto Serif SC" w:hAnsi="Noto Serif SC" w:cs="Noto Serif" w:hint="eastAsia"/>
           <w:sz w:val="20"/>
           <w:szCs w:val="20"/>
         </w:rPr>
-        <w:t xml:space="preserve">定音鼓 </w:t>
-      </w:r>
-      <w:r>
-        <w:rPr>
-          <w:rFonts w:ascii="Noto Serif SC" w:eastAsia="Noto Serif SC" w:hAnsi="Noto Serif SC" w:cs="Noto Serif" w:hint="eastAsia"/>
+        <w:t>大军鼓</w:t>
+      </w:r>
+      <w:r>
+        <w:rPr>
+          <w:rFonts w:ascii="Noto Serif SC" w:eastAsia="Noto Serif SC" w:hAnsi="Noto Serif SC" w:cs="Noto Serif"/>
           <w:sz w:val="20"/>
           <w:szCs w:val="20"/>
         </w:rPr>
-        <w:t>Timpani</w:t>
+        <w:t xml:space="preserve"> Bass </w:t>
       </w:r>
       <w:r>
         <w:rPr>
@@ -4893,7 +5153,7 @@
           <w:sz w:val="20"/>
           <w:szCs w:val="20"/>
         </w:rPr>
-        <w:t xml:space="preserve">, </w:t>
+        <w:t>D</w:t>
       </w:r>
       <w:r>
         <w:rPr>
@@ -4901,286 +5161,12 @@
           <w:sz w:val="20"/>
           <w:szCs w:val="20"/>
         </w:rPr>
-        <w:t xml:space="preserve">大堂鼓 </w:t>
-      </w:r>
-      <w:proofErr w:type="spellStart"/>
-      <w:r>
-        <w:rPr>
-          <w:rFonts w:ascii="Noto Serif SC" w:eastAsia="Noto Serif SC" w:hAnsi="Noto Serif SC" w:cs="Noto Serif"/>
-          <w:sz w:val="20"/>
-          <w:szCs w:val="20"/>
-        </w:rPr>
-        <w:t>Datangg</w:t>
-      </w:r>
-      <w:r>
-        <w:rPr>
-          <w:rFonts w:ascii="Noto Serif SC" w:eastAsia="Noto Serif SC" w:hAnsi="Noto Serif SC" w:cs="Noto Serif"/>
-          <w:sz w:val="20"/>
-          <w:szCs w:val="20"/>
-        </w:rPr>
-        <w:t>u</w:t>
-      </w:r>
-      <w:proofErr w:type="spellEnd"/>
-      <w:r>
-        <w:rPr>
-          <w:rFonts w:ascii="Noto Serif SC" w:eastAsia="Noto Serif SC" w:hAnsi="Noto Serif SC" w:cs="Noto Serif"/>
-          <w:sz w:val="20"/>
-          <w:szCs w:val="20"/>
-        </w:rPr>
-        <w:t xml:space="preserve">, </w:t>
-      </w:r>
-      <w:r>
-        <w:rPr>
-          <w:rFonts w:ascii="Noto Serif SC" w:eastAsia="Noto Serif SC" w:hAnsi="Noto Serif SC" w:cs="Noto Serif"/>
-          <w:sz w:val="20"/>
-          <w:szCs w:val="20"/>
-        </w:rPr>
-        <w:t xml:space="preserve">堂鼓 </w:t>
-      </w:r>
-      <w:proofErr w:type="spellStart"/>
-      <w:r>
-        <w:rPr>
-          <w:rFonts w:ascii="Noto Serif SC" w:eastAsia="Noto Serif SC" w:hAnsi="Noto Serif SC" w:cs="Noto Serif"/>
-          <w:sz w:val="20"/>
-          <w:szCs w:val="20"/>
-        </w:rPr>
-        <w:t>Xiaotanggu</w:t>
-      </w:r>
-      <w:proofErr w:type="spellEnd"/>
-    </w:p>
-    <w:p>
-      <w:pPr>
-        <w:rPr>
-          <w:rFonts w:ascii="Noto Serif SC" w:eastAsia="Noto Serif SC" w:hAnsi="Noto Serif SC" w:cs="Noto Serif"/>
-          <w:sz w:val="20"/>
-          <w:szCs w:val="20"/>
-          <w:lang w:val="en-US"/>
-        </w:rPr>
-      </w:pPr>
-      <w:r>
-        <w:rPr>
-          <w:rFonts w:ascii="Noto Serif SC" w:eastAsia="Noto Serif SC" w:hAnsi="Noto Serif SC" w:cs="Noto Serif"/>
-          <w:sz w:val="20"/>
-          <w:szCs w:val="20"/>
-          <w:lang w:val="en-US"/>
-        </w:rPr>
-        <w:t xml:space="preserve">II: </w:t>
-      </w:r>
-      <w:r>
-        <w:rPr>
-          <w:rFonts w:ascii="Noto Serif SC" w:eastAsia="Noto Serif SC" w:hAnsi="Noto Serif SC" w:cs="Noto Serif" w:hint="eastAsia"/>
-          <w:sz w:val="20"/>
-          <w:szCs w:val="20"/>
-        </w:rPr>
-        <w:t>排鼓</w:t>
-      </w:r>
-      <w:r>
-        <w:rPr>
-          <w:rFonts w:ascii="Noto Serif SC" w:eastAsia="Noto Serif SC" w:hAnsi="Noto Serif SC" w:cs="Noto Serif"/>
-          <w:sz w:val="20"/>
-          <w:szCs w:val="20"/>
-        </w:rPr>
-        <w:t xml:space="preserve"> </w:t>
-      </w:r>
-      <w:proofErr w:type="spellStart"/>
-      <w:r>
-        <w:rPr>
-          <w:rFonts w:ascii="Noto Serif SC" w:eastAsia="Noto Serif SC" w:hAnsi="Noto Serif SC" w:cs="Noto Serif"/>
-          <w:sz w:val="20"/>
-          <w:szCs w:val="20"/>
-        </w:rPr>
-        <w:t>Paigu</w:t>
-      </w:r>
-      <w:proofErr w:type="spellEnd"/>
-      <w:r>
-        <w:rPr>
-          <w:rFonts w:ascii="Noto Serif SC" w:eastAsia="Noto Serif SC" w:hAnsi="Noto Serif SC" w:cs="Noto Serif"/>
-          <w:sz w:val="20"/>
-          <w:szCs w:val="20"/>
-        </w:rPr>
-        <w:t xml:space="preserve">, </w:t>
-      </w:r>
-      <w:r>
-        <w:rPr>
-          <w:rFonts w:ascii="Noto Serif SC" w:eastAsia="Noto Serif SC" w:hAnsi="Noto Serif SC" w:cs="Noto Serif"/>
-          <w:sz w:val="20"/>
-          <w:szCs w:val="20"/>
-        </w:rPr>
-        <w:t>铃鼓 Tambourine</w:t>
-      </w:r>
-    </w:p>
-    <w:p>
-      <w:pPr>
-        <w:rPr>
-          <w:rFonts w:ascii="Noto Serif SC" w:eastAsia="Noto Serif SC" w:hAnsi="Noto Serif SC" w:cs="Noto Serif"/>
-          <w:sz w:val="20"/>
-          <w:szCs w:val="20"/>
-        </w:rPr>
-      </w:pPr>
-      <w:r>
-        <w:rPr>
-          <w:rFonts w:ascii="Noto Serif SC" w:eastAsia="Noto Serif SC" w:hAnsi="Noto Serif SC" w:cs="Noto Serif"/>
-          <w:sz w:val="20"/>
-          <w:szCs w:val="20"/>
-          <w:lang w:val="en-US"/>
-        </w:rPr>
-        <w:t xml:space="preserve">III: </w:t>
-      </w:r>
-      <w:r>
-        <w:rPr>
-          <w:rFonts w:ascii="Noto Serif SC" w:eastAsia="Noto Serif SC" w:hAnsi="Noto Serif SC" w:cs="Noto Serif" w:hint="eastAsia"/>
-          <w:sz w:val="20"/>
-          <w:szCs w:val="20"/>
-        </w:rPr>
-        <w:t>云锣</w:t>
-      </w:r>
-      <w:r>
-        <w:rPr>
-          <w:rFonts w:ascii="Noto Serif SC" w:eastAsia="Noto Serif SC" w:hAnsi="Noto Serif SC" w:cs="Noto Serif"/>
-          <w:sz w:val="20"/>
-          <w:szCs w:val="20"/>
-        </w:rPr>
-        <w:t xml:space="preserve"> Yunluo,</w:t>
-      </w:r>
-      <w:r>
-        <w:rPr>
-          <w:rFonts w:ascii="Noto Serif SC" w:eastAsia="Noto Serif SC" w:hAnsi="Noto Serif SC" w:cs="Noto Serif"/>
-          <w:sz w:val="20"/>
-          <w:szCs w:val="20"/>
-          <w:lang w:val="en-US"/>
-        </w:rPr>
-        <w:t xml:space="preserve"> </w:t>
-      </w:r>
-      <w:r>
-        <w:rPr>
-          <w:rFonts w:ascii="Noto Serif SC" w:eastAsia="Noto Serif SC" w:hAnsi="Noto Serif SC" w:cs="Noto Serif" w:hint="eastAsia"/>
-          <w:sz w:val="20"/>
-          <w:szCs w:val="20"/>
-        </w:rPr>
-        <w:t>木鱼</w:t>
-      </w:r>
-      <w:r>
-        <w:rPr>
-          <w:rFonts w:ascii="Noto Serif SC" w:eastAsia="Noto Serif SC" w:hAnsi="Noto Serif SC" w:cs="Noto Serif"/>
-          <w:sz w:val="20"/>
-          <w:szCs w:val="20"/>
-        </w:rPr>
-        <w:t xml:space="preserve"> Woodblock,</w:t>
-      </w:r>
-      <w:r>
-        <w:t xml:space="preserve"> </w:t>
-      </w:r>
-      <w:r>
-        <w:rPr>
-          <w:rFonts w:ascii="Noto Serif SC" w:eastAsia="Noto Serif SC" w:hAnsi="Noto Serif SC" w:cs="Noto Serif"/>
-          <w:sz w:val="20"/>
-          <w:szCs w:val="20"/>
-        </w:rPr>
-        <w:t>吊钹 Suspended Cymbal</w:t>
-      </w:r>
-      <w:r>
-        <w:rPr>
-          <w:rFonts w:ascii="Noto Serif SC" w:eastAsia="Noto Serif SC" w:hAnsi="Noto Serif SC" w:cs="Noto Serif"/>
-          <w:sz w:val="20"/>
-          <w:szCs w:val="20"/>
-        </w:rPr>
-        <w:t xml:space="preserve">, </w:t>
-      </w:r>
-      <w:r>
-        <w:rPr>
-          <w:rFonts w:ascii="Noto Serif SC" w:eastAsia="Noto Serif SC" w:hAnsi="Noto Serif SC" w:cs="Noto Serif"/>
-          <w:sz w:val="20"/>
-          <w:szCs w:val="20"/>
-        </w:rPr>
-        <w:t>军镲 Crash Cymbals</w:t>
-      </w:r>
-    </w:p>
-    <w:p>
-      <w:pPr>
-        <w:rPr>
-          <w:rFonts w:ascii="Noto Serif SC" w:eastAsia="Noto Serif SC" w:hAnsi="Noto Serif SC" w:cs="Noto Serif"/>
-          <w:sz w:val="20"/>
-          <w:szCs w:val="20"/>
-        </w:rPr>
-      </w:pPr>
-      <w:r>
-        <w:rPr>
-          <w:rFonts w:ascii="Noto Serif SC" w:eastAsia="Noto Serif SC" w:hAnsi="Noto Serif SC" w:cs="Noto Serif"/>
-          <w:sz w:val="20"/>
-          <w:szCs w:val="20"/>
-          <w:lang w:val="en-US"/>
-        </w:rPr>
-        <w:t xml:space="preserve">IV: </w:t>
-      </w:r>
-      <w:r>
-        <w:rPr>
-          <w:rFonts w:ascii="Noto Serif SC" w:eastAsia="Noto Serif SC" w:hAnsi="Noto Serif SC" w:cs="Noto Serif"/>
-          <w:sz w:val="20"/>
-          <w:szCs w:val="20"/>
-        </w:rPr>
-        <w:t xml:space="preserve">编钟 (下层) </w:t>
-      </w:r>
-      <w:proofErr w:type="spellStart"/>
-      <w:r>
-        <w:rPr>
-          <w:rFonts w:ascii="Noto Serif SC" w:eastAsia="Noto Serif SC" w:hAnsi="Noto Serif SC" w:cs="Noto Serif"/>
-          <w:sz w:val="20"/>
-          <w:szCs w:val="20"/>
-        </w:rPr>
-        <w:t>Bianzhong</w:t>
-      </w:r>
-      <w:proofErr w:type="spellEnd"/>
-      <w:r>
-        <w:rPr>
-          <w:rFonts w:ascii="Noto Serif SC" w:eastAsia="Noto Serif SC" w:hAnsi="Noto Serif SC" w:cs="Noto Serif"/>
-          <w:sz w:val="20"/>
-          <w:szCs w:val="20"/>
-        </w:rPr>
-        <w:t xml:space="preserve"> (bottom row)</w:t>
-      </w:r>
-      <w:r>
-        <w:rPr>
-          <w:rFonts w:ascii="Noto Serif SC" w:eastAsia="Noto Serif SC" w:hAnsi="Noto Serif SC" w:cs="Noto Serif"/>
-          <w:sz w:val="20"/>
-          <w:szCs w:val="20"/>
-        </w:rPr>
-        <w:t xml:space="preserve">, </w:t>
-      </w:r>
-      <w:r>
-        <w:rPr>
-          <w:rFonts w:ascii="Noto Serif SC" w:eastAsia="Noto Serif SC" w:hAnsi="Noto Serif SC" w:cs="Noto Serif" w:hint="eastAsia"/>
-          <w:sz w:val="20"/>
-          <w:szCs w:val="20"/>
-        </w:rPr>
-        <w:t>大军鼓</w:t>
-      </w:r>
-      <w:r>
-        <w:rPr>
-          <w:rFonts w:ascii="Noto Serif SC" w:eastAsia="Noto Serif SC" w:hAnsi="Noto Serif SC" w:cs="Noto Serif"/>
-          <w:sz w:val="20"/>
-          <w:szCs w:val="20"/>
-        </w:rPr>
-        <w:t xml:space="preserve"> Bass </w:t>
-      </w:r>
-      <w:r>
-        <w:rPr>
-          <w:rFonts w:ascii="Noto Serif SC" w:eastAsia="Noto Serif SC" w:hAnsi="Noto Serif SC" w:cs="Noto Serif"/>
-          <w:sz w:val="20"/>
-          <w:szCs w:val="20"/>
-        </w:rPr>
-        <w:t>D</w:t>
-      </w:r>
-      <w:r>
-        <w:rPr>
-          <w:rFonts w:ascii="Noto Serif SC" w:eastAsia="Noto Serif SC" w:hAnsi="Noto Serif SC" w:cs="Noto Serif"/>
-          <w:sz w:val="20"/>
-          <w:szCs w:val="20"/>
-        </w:rPr>
         <w:t>rum</w:t>
       </w:r>
     </w:p>
     <w:p>
       <w:pPr>
+        <w:ind w:left="288"/>
         <w:rPr>
           <w:rFonts w:ascii="Noto Serif SC" w:eastAsia="Noto Serif SC" w:hAnsi="Noto Serif SC" w:cs="Noto Serif"/>
           <w:sz w:val="20"/>

--- a/Front Matter/Template/5_Front-Matter.docx
+++ b/Front Matter/Template/5_Front-Matter.docx
@@ -971,7 +971,7 @@
           <w:b/>
           <w:color w:val="000000" w:themeColor="text1"/>
           <w:sz w:val="24"/>
-          <w:szCs w:val="36"/>
+          <w:szCs w:val="24"/>
         </w:rPr>
       </w:pPr>
       <w:r>
@@ -980,7 +980,7 @@
           <w:b/>
           <w:color w:val="000000" w:themeColor="text1"/>
           <w:sz w:val="24"/>
-          <w:szCs w:val="36"/>
+          <w:szCs w:val="24"/>
         </w:rPr>
         <w:lastRenderedPageBreak/>
         <w:t>黑光</w:t>
@@ -993,7 +993,7 @@
           <w:b/>
           <w:color w:val="000000" w:themeColor="text1"/>
           <w:sz w:val="20"/>
-          <w:szCs w:val="24"/>
+          <w:szCs w:val="20"/>
         </w:rPr>
       </w:pPr>
       <w:r>
@@ -1002,7 +1002,7 @@
           <w:b/>
           <w:color w:val="000000" w:themeColor="text1"/>
           <w:sz w:val="20"/>
-          <w:szCs w:val="24"/>
+          <w:szCs w:val="20"/>
         </w:rPr>
         <w:t>Dark Light</w:t>
       </w:r>
@@ -1013,7 +1013,7 @@
           <w:rFonts w:ascii="Noto Serif SC" w:eastAsia="Noto Serif SC" w:hAnsi="Noto Serif SC" w:cs="Noto Serif"/>
           <w:color w:val="000000" w:themeColor="text1"/>
           <w:sz w:val="20"/>
-          <w:szCs w:val="24"/>
+          <w:szCs w:val="20"/>
           <w:lang w:val="en-GB"/>
         </w:rPr>
       </w:pPr>
@@ -1024,7 +1024,7 @@
           <w:rFonts w:ascii="Noto Serif SC" w:eastAsia="Noto Serif SC" w:hAnsi="Noto Serif SC" w:cs="Noto Serif"/>
           <w:color w:val="000000" w:themeColor="text1"/>
           <w:sz w:val="20"/>
-          <w:szCs w:val="24"/>
+          <w:szCs w:val="20"/>
         </w:rPr>
       </w:pPr>
       <w:r>
@@ -1032,7 +1032,7 @@
           <w:rFonts w:ascii="Noto Serif SC" w:eastAsia="Noto Serif SC" w:hAnsi="Noto Serif SC" w:cs="Noto Serif"/>
           <w:color w:val="000000" w:themeColor="text1"/>
           <w:sz w:val="20"/>
-          <w:szCs w:val="24"/>
+          <w:szCs w:val="20"/>
         </w:rPr>
         <w:t>ISMN</w:t>
       </w:r>
@@ -1043,7 +1043,7 @@
           <w:rFonts w:ascii="Noto Serif SC" w:eastAsia="Noto Serif SC" w:hAnsi="Noto Serif SC" w:cs="Noto Serif"/>
           <w:color w:val="000000" w:themeColor="text1"/>
           <w:sz w:val="20"/>
-          <w:szCs w:val="24"/>
+          <w:szCs w:val="20"/>
         </w:rPr>
       </w:pPr>
     </w:p>
@@ -1053,7 +1053,7 @@
           <w:rFonts w:ascii="Noto Serif SC" w:eastAsia="Noto Serif SC" w:hAnsi="Noto Serif SC" w:cs="Noto Serif"/>
           <w:color w:val="000000" w:themeColor="text1"/>
           <w:sz w:val="20"/>
-          <w:szCs w:val="24"/>
+          <w:szCs w:val="20"/>
         </w:rPr>
       </w:pPr>
       <w:r>
@@ -1061,7 +1061,7 @@
           <w:rFonts w:ascii="Noto Serif SC" w:eastAsia="Noto Serif SC" w:hAnsi="Noto Serif SC" w:cs="Noto Serif"/>
           <w:color w:val="000000" w:themeColor="text1"/>
           <w:sz w:val="20"/>
-          <w:szCs w:val="24"/>
+          <w:szCs w:val="20"/>
         </w:rPr>
         <w:t xml:space="preserve">Copyright © Singapore Chinese Orchestra Co. Ltd. All rights reserved. </w:t>
       </w:r>
@@ -1072,7 +1072,7 @@
           <w:rFonts w:ascii="Noto Serif SC" w:eastAsia="Noto Serif SC" w:hAnsi="Noto Serif SC" w:cs="Noto Serif"/>
           <w:color w:val="000000" w:themeColor="text1"/>
           <w:sz w:val="20"/>
-          <w:szCs w:val="24"/>
+          <w:szCs w:val="20"/>
         </w:rPr>
       </w:pPr>
     </w:p>
@@ -1081,7 +1081,8 @@
         <w:rPr>
           <w:rFonts w:ascii="Noto Serif SC" w:eastAsia="Noto Serif SC" w:hAnsi="Noto Serif SC" w:cs="Noto Serif"/>
           <w:color w:val="000000" w:themeColor="text1"/>
-          <w:szCs w:val="32"/>
+          <w:sz w:val="20"/>
+          <w:szCs w:val="20"/>
           <w:lang w:val="en-US"/>
         </w:rPr>
       </w:pPr>
@@ -1089,7 +1090,8 @@
         <w:rPr>
           <w:rFonts w:ascii="Noto Serif SC" w:eastAsia="Noto Serif SC" w:hAnsi="Noto Serif SC" w:cs="Noto Serif"/>
           <w:color w:val="000000" w:themeColor="text1"/>
-          <w:szCs w:val="32"/>
+          <w:sz w:val="20"/>
+          <w:szCs w:val="20"/>
         </w:rPr>
         <w:t>版权所有, 未经许可, 不得以任何形式印刷、复制、扫描或发行。</w:t>
       </w:r>
@@ -1100,7 +1102,7 @@
           <w:rFonts w:ascii="Noto Serif SC" w:eastAsia="Noto Serif SC" w:hAnsi="Noto Serif SC" w:cs="Noto Serif"/>
           <w:color w:val="000000" w:themeColor="text1"/>
           <w:sz w:val="20"/>
-          <w:szCs w:val="24"/>
+          <w:szCs w:val="20"/>
         </w:rPr>
       </w:pPr>
       <w:r>
@@ -1108,7 +1110,7 @@
           <w:rFonts w:ascii="Noto Serif SC" w:eastAsia="Noto Serif SC" w:hAnsi="Noto Serif SC" w:cs="Noto Serif"/>
           <w:color w:val="000000" w:themeColor="text1"/>
           <w:sz w:val="20"/>
-          <w:szCs w:val="24"/>
+          <w:szCs w:val="20"/>
         </w:rPr>
         <w:t xml:space="preserve">Unauthorised printing, reproduction, scanning or distribution is strictly prohibited </w:t>
       </w:r>
@@ -1119,7 +1121,7 @@
           <w:rFonts w:ascii="Noto Serif SC" w:eastAsia="Noto Serif SC" w:hAnsi="Noto Serif SC" w:cs="Noto Serif"/>
           <w:color w:val="000000" w:themeColor="text1"/>
           <w:sz w:val="20"/>
-          <w:szCs w:val="24"/>
+          <w:szCs w:val="20"/>
         </w:rPr>
       </w:pPr>
       <w:r>
@@ -1127,7 +1129,7 @@
           <w:rFonts w:ascii="Noto Serif SC" w:eastAsia="Noto Serif SC" w:hAnsi="Noto Serif SC" w:cs="Noto Serif"/>
           <w:color w:val="000000" w:themeColor="text1"/>
           <w:sz w:val="20"/>
-          <w:szCs w:val="24"/>
+          <w:szCs w:val="20"/>
         </w:rPr>
         <w:t>without the express permission of the copyright holder.</w:t>
       </w:r>
@@ -1138,7 +1140,7 @@
           <w:rFonts w:ascii="Noto Serif SC" w:eastAsia="Noto Serif SC" w:hAnsi="Noto Serif SC" w:cs="Noto Serif"/>
           <w:color w:val="000000" w:themeColor="text1"/>
           <w:sz w:val="20"/>
-          <w:szCs w:val="24"/>
+          <w:szCs w:val="20"/>
         </w:rPr>
       </w:pPr>
     </w:p>
@@ -1148,7 +1150,7 @@
           <w:rFonts w:ascii="Noto Serif SC" w:eastAsia="Noto Serif SC" w:hAnsi="Noto Serif SC" w:cs="Noto Serif"/>
           <w:color w:val="000000" w:themeColor="text1"/>
           <w:sz w:val="20"/>
-          <w:szCs w:val="24"/>
+          <w:szCs w:val="20"/>
           <w:lang w:val="en-US"/>
         </w:rPr>
       </w:pPr>
@@ -1157,7 +1159,7 @@
           <w:rFonts w:ascii="Noto Serif SC" w:eastAsia="Noto Serif SC" w:hAnsi="Noto Serif SC" w:cs="Noto Serif"/>
           <w:color w:val="000000" w:themeColor="text1"/>
           <w:sz w:val="20"/>
-          <w:szCs w:val="24"/>
+          <w:szCs w:val="20"/>
         </w:rPr>
         <w:t>印刷于新加坡。</w:t>
       </w:r>
@@ -1168,7 +1170,7 @@
           <w:rFonts w:ascii="Noto Serif SC" w:eastAsia="Noto Serif SC" w:hAnsi="Noto Serif SC" w:cs="Noto Serif"/>
           <w:color w:val="000000" w:themeColor="text1"/>
           <w:sz w:val="20"/>
-          <w:szCs w:val="24"/>
+          <w:szCs w:val="20"/>
         </w:rPr>
       </w:pPr>
       <w:r>
@@ -1176,7 +1178,7 @@
           <w:rFonts w:ascii="Noto Serif SC" w:eastAsia="Noto Serif SC" w:hAnsi="Noto Serif SC" w:cs="Noto Serif"/>
           <w:color w:val="000000" w:themeColor="text1"/>
           <w:sz w:val="20"/>
-          <w:szCs w:val="24"/>
+          <w:szCs w:val="20"/>
         </w:rPr>
         <w:t>Printed in Singapore.</w:t>
       </w:r>
@@ -1187,7 +1189,7 @@
           <w:rFonts w:ascii="Noto Serif SC" w:eastAsia="Noto Serif SC" w:hAnsi="Noto Serif SC" w:cs="Noto Serif"/>
           <w:color w:val="000000" w:themeColor="text1"/>
           <w:sz w:val="20"/>
-          <w:szCs w:val="24"/>
+          <w:szCs w:val="20"/>
         </w:rPr>
       </w:pPr>
     </w:p>
@@ -1197,7 +1199,7 @@
           <w:rFonts w:ascii="Noto Serif SC" w:eastAsia="Noto Serif SC" w:hAnsi="Noto Serif SC" w:cs="Noto Serif"/>
           <w:color w:val="000000" w:themeColor="text1"/>
           <w:sz w:val="20"/>
-          <w:szCs w:val="24"/>
+          <w:szCs w:val="20"/>
           <w:lang w:val="en-US"/>
         </w:rPr>
       </w:pPr>
@@ -1206,7 +1208,7 @@
           <w:rFonts w:ascii="Noto Serif SC" w:eastAsia="Noto Serif SC" w:hAnsi="Noto Serif SC" w:cs="Noto Serif"/>
           <w:color w:val="000000" w:themeColor="text1"/>
           <w:sz w:val="20"/>
-          <w:szCs w:val="24"/>
+          <w:szCs w:val="20"/>
           <w:lang w:val="en-US"/>
         </w:rPr>
         <w:t>新加坡华乐团有限公司</w:t>
@@ -1218,7 +1220,7 @@
           <w:rFonts w:ascii="Noto Serif SC" w:eastAsia="Noto Serif SC" w:hAnsi="Noto Serif SC" w:cs="Noto Serif"/>
           <w:color w:val="000000" w:themeColor="text1"/>
           <w:sz w:val="20"/>
-          <w:szCs w:val="24"/>
+          <w:szCs w:val="20"/>
           <w:lang w:val="en-US"/>
         </w:rPr>
       </w:pPr>
@@ -1227,7 +1229,7 @@
           <w:rFonts w:ascii="Noto Serif SC" w:eastAsia="Noto Serif SC" w:hAnsi="Noto Serif SC" w:cs="Noto Serif"/>
           <w:color w:val="000000" w:themeColor="text1"/>
           <w:sz w:val="20"/>
-          <w:szCs w:val="24"/>
+          <w:szCs w:val="20"/>
           <w:lang w:val="en-US"/>
         </w:rPr>
         <w:t>珊顿道7号</w:t>
@@ -1239,7 +1241,7 @@
           <w:rFonts w:ascii="Noto Serif SC" w:eastAsia="Noto Serif SC" w:hAnsi="Noto Serif SC" w:cs="Noto Serif"/>
           <w:color w:val="000000" w:themeColor="text1"/>
           <w:sz w:val="20"/>
-          <w:szCs w:val="24"/>
+          <w:szCs w:val="20"/>
           <w:lang w:val="en-US"/>
         </w:rPr>
       </w:pPr>
@@ -1248,7 +1250,7 @@
           <w:rFonts w:ascii="Noto Serif SC" w:eastAsia="Noto Serif SC" w:hAnsi="Noto Serif SC" w:cs="Noto Serif"/>
           <w:color w:val="000000" w:themeColor="text1"/>
           <w:sz w:val="20"/>
-          <w:szCs w:val="24"/>
+          <w:szCs w:val="20"/>
           <w:lang w:val="en-US"/>
         </w:rPr>
         <w:t>新加坡大会堂</w:t>
@@ -1260,7 +1262,7 @@
           <w:rFonts w:ascii="Noto Serif SC" w:eastAsia="Noto Serif SC" w:hAnsi="Noto Serif SC" w:cs="Noto Serif"/>
           <w:color w:val="000000" w:themeColor="text1"/>
           <w:sz w:val="20"/>
-          <w:szCs w:val="24"/>
+          <w:szCs w:val="20"/>
           <w:lang w:val="en-US"/>
         </w:rPr>
       </w:pPr>
@@ -1269,7 +1271,7 @@
           <w:rFonts w:ascii="Noto Serif SC" w:eastAsia="Noto Serif SC" w:hAnsi="Noto Serif SC" w:cs="Noto Serif"/>
           <w:color w:val="000000" w:themeColor="text1"/>
           <w:sz w:val="20"/>
-          <w:szCs w:val="24"/>
+          <w:szCs w:val="20"/>
           <w:lang w:val="en-US"/>
         </w:rPr>
         <w:t>新加坡邮区 068810</w:t>
@@ -1281,7 +1283,7 @@
           <w:rFonts w:ascii="Noto Serif SC" w:eastAsia="Noto Serif SC" w:hAnsi="Noto Serif SC" w:cs="Noto Serif"/>
           <w:color w:val="000000" w:themeColor="text1"/>
           <w:sz w:val="20"/>
-          <w:szCs w:val="24"/>
+          <w:szCs w:val="20"/>
         </w:rPr>
       </w:pPr>
     </w:p>
@@ -1291,7 +1293,7 @@
           <w:rFonts w:ascii="Noto Serif SC" w:eastAsia="Noto Serif SC" w:hAnsi="Noto Serif SC" w:cs="Noto Serif"/>
           <w:color w:val="000000" w:themeColor="text1"/>
           <w:sz w:val="20"/>
-          <w:szCs w:val="24"/>
+          <w:szCs w:val="20"/>
           <w:lang w:val="en-US"/>
         </w:rPr>
       </w:pPr>
@@ -1300,7 +1302,7 @@
           <w:rFonts w:ascii="Noto Serif SC" w:eastAsia="Noto Serif SC" w:hAnsi="Noto Serif SC" w:cs="Noto Serif"/>
           <w:color w:val="000000" w:themeColor="text1"/>
           <w:sz w:val="20"/>
-          <w:szCs w:val="24"/>
+          <w:szCs w:val="20"/>
           <w:lang w:val="en-US"/>
         </w:rPr>
         <w:t>Singapore Chinese Orchestra Co. Ltd.</w:t>
@@ -1312,7 +1314,7 @@
           <w:rFonts w:ascii="Noto Serif SC" w:eastAsia="Noto Serif SC" w:hAnsi="Noto Serif SC" w:cs="Noto Serif"/>
           <w:color w:val="000000" w:themeColor="text1"/>
           <w:sz w:val="20"/>
-          <w:szCs w:val="24"/>
+          <w:szCs w:val="20"/>
           <w:lang w:val="en-US"/>
         </w:rPr>
       </w:pPr>
@@ -1321,7 +1323,7 @@
           <w:rFonts w:ascii="Noto Serif SC" w:eastAsia="Noto Serif SC" w:hAnsi="Noto Serif SC" w:cs="Noto Serif"/>
           <w:color w:val="000000" w:themeColor="text1"/>
           <w:sz w:val="20"/>
-          <w:szCs w:val="24"/>
+          <w:szCs w:val="20"/>
           <w:lang w:val="en-US"/>
         </w:rPr>
         <w:t>7 Shenton Way</w:t>
@@ -1333,7 +1335,7 @@
           <w:rFonts w:ascii="Noto Serif SC" w:eastAsia="Noto Serif SC" w:hAnsi="Noto Serif SC" w:cs="Noto Serif"/>
           <w:color w:val="000000" w:themeColor="text1"/>
           <w:sz w:val="20"/>
-          <w:szCs w:val="24"/>
+          <w:szCs w:val="20"/>
           <w:lang w:val="en-US"/>
         </w:rPr>
       </w:pPr>
@@ -1342,7 +1344,7 @@
           <w:rFonts w:ascii="Noto Serif SC" w:eastAsia="Noto Serif SC" w:hAnsi="Noto Serif SC" w:cs="Noto Serif"/>
           <w:color w:val="000000" w:themeColor="text1"/>
           <w:sz w:val="20"/>
-          <w:szCs w:val="24"/>
+          <w:szCs w:val="20"/>
           <w:lang w:val="en-US"/>
         </w:rPr>
         <w:t>Singapore Conference Hall</w:t>
@@ -1354,7 +1356,7 @@
           <w:rFonts w:ascii="Noto Serif SC" w:eastAsia="Noto Serif SC" w:hAnsi="Noto Serif SC" w:cs="Noto Serif"/>
           <w:color w:val="000000" w:themeColor="text1"/>
           <w:sz w:val="20"/>
-          <w:szCs w:val="24"/>
+          <w:szCs w:val="20"/>
           <w:lang w:val="en-US"/>
         </w:rPr>
       </w:pPr>
@@ -1363,7 +1365,7 @@
           <w:rFonts w:ascii="Noto Serif SC" w:eastAsia="Noto Serif SC" w:hAnsi="Noto Serif SC" w:cs="Noto Serif"/>
           <w:color w:val="000000" w:themeColor="text1"/>
           <w:sz w:val="20"/>
-          <w:szCs w:val="24"/>
+          <w:szCs w:val="20"/>
           <w:lang w:val="en-US"/>
         </w:rPr>
         <w:t>Singapore 068810</w:t>
@@ -1520,8 +1522,8 @@
         <w:rPr>
           <w:rFonts w:ascii="Noto Serif SC" w:eastAsia="Noto Serif SC" w:hAnsi="Noto Serif SC" w:cs="Noto Serif"/>
           <w:b/>
-          <w:sz w:val="36"/>
-          <w:szCs w:val="36"/>
+          <w:sz w:val="20"/>
+          <w:szCs w:val="20"/>
           <w:lang w:val="en-US" w:eastAsia="zh-TW"/>
         </w:rPr>
       </w:pPr>
@@ -1603,7 +1605,7 @@
         </w:rPr>
         <w:lastRenderedPageBreak/>
         <w:drawing>
-          <wp:anchor distT="0" distB="0" distL="114300" distR="114300" simplePos="0" relativeHeight="251660288" behindDoc="0" locked="0" layoutInCell="1" allowOverlap="1" wp14:anchorId="4BCE91D3" wp14:editId="600F1555">
+          <wp:anchor distT="0" distB="0" distL="114300" distR="114300" simplePos="0" relativeHeight="251660288" behindDoc="0" locked="0" layoutInCell="1" allowOverlap="1" wp14:anchorId="4BCE91D3" wp14:editId="5544AE4C">
             <wp:simplePos x="0" y="0"/>
             <wp:positionH relativeFrom="column">
               <wp:posOffset>4674747</wp:posOffset>
@@ -1612,7 +1614,7 @@
               <wp:posOffset>927367</wp:posOffset>
             </wp:positionV>
             <wp:extent cx="3832225" cy="5604510"/>
-            <wp:effectExtent l="0" t="0" r="3175" b="0"/>
+            <wp:effectExtent l="12700" t="12700" r="15875" b="8890"/>
             <wp:wrapSquare wrapText="bothSides"/>
             <wp:docPr id="542281652" name="Picture 1"/>
             <wp:cNvGraphicFramePr>
@@ -1644,8 +1646,11 @@
                     <a:prstGeom prst="rect">
                       <a:avLst/>
                     </a:prstGeom>
+                    <a:noFill/>
                     <a:ln>
-                      <a:noFill/>
+                      <a:solidFill>
+                        <a:schemeClr val="tx1"/>
+                      </a:solidFill>
                     </a:ln>
                     <a:extLst>
                       <a:ext uri="{53640926-AAD7-44D8-BBD7-CCE9431645EC}">

--- a/Front Matter/Template/5_Front-Matter.docx
+++ b/Front Matter/Template/5_Front-Matter.docx
@@ -3114,7 +3114,23 @@
           <w:sz w:val="24"/>
           <w:szCs w:val="24"/>
         </w:rPr>
-        <w:t xml:space="preserve">, Jeremy Thurlow and Cheryl Frances-Hoad, and also academic lessons with Martin Ennis, Tim Watts and Gareth Wilson, along with several others. He was involved in the College’s Chapel Choir and numerous recitals organised by the Music Society. In 2016, he was awarded the Sophia </w:t>
+        <w:t>, Jeremy Thurlow and Cheryl Frances-Hoad, and also academic lessons with Martin Ennis, Tim Watts and Gareth Wilson, along with several others. He was involved in the College</w:t>
+      </w:r>
+      <w:r>
+        <w:rPr>
+          <w:rFonts w:ascii="Noto Serif SC" w:eastAsia="Noto Serif SC" w:hAnsi="Noto Serif SC" w:cs="Noto Serif"/>
+          <w:sz w:val="24"/>
+          <w:szCs w:val="24"/>
+        </w:rPr>
+        <w:t>'</w:t>
+      </w:r>
+      <w:r>
+        <w:rPr>
+          <w:rFonts w:ascii="Noto Serif SC" w:eastAsia="Noto Serif SC" w:hAnsi="Noto Serif SC" w:cs="Noto Serif"/>
+          <w:sz w:val="24"/>
+          <w:szCs w:val="24"/>
+        </w:rPr>
+        <w:t xml:space="preserve">s Chapel Choir and numerous recitals organised by the Music Society. In 2016, he was awarded the Sophia </w:t>
       </w:r>
       <w:proofErr w:type="spellStart"/>
       <w:r>

--- a/Front Matter/Template/5_Front-Matter.docx
+++ b/Front Matter/Template/5_Front-Matter.docx
@@ -3471,7 +3471,39 @@
           <w:sz w:val="24"/>
           <w:szCs w:val="24"/>
         </w:rPr>
-        <w:t xml:space="preserve"> Minelli-Dacey Duo ‘Flute-like-Voice’ Call for Scores, and has been published by </w:t>
+        <w:t xml:space="preserve"> Minelli-Dacey Duo </w:t>
+      </w:r>
+      <w:r>
+        <w:rPr>
+          <w:rFonts w:ascii="Noto Serif SC" w:eastAsia="Noto Serif SC" w:hAnsi="Noto Serif SC" w:cs="Noto Serif"/>
+          <w:sz w:val="24"/>
+          <w:szCs w:val="24"/>
+        </w:rPr>
+        <w:t>'</w:t>
+      </w:r>
+      <w:r>
+        <w:rPr>
+          <w:rFonts w:ascii="Noto Serif SC" w:eastAsia="Noto Serif SC" w:hAnsi="Noto Serif SC" w:cs="Noto Serif"/>
+          <w:sz w:val="24"/>
+          <w:szCs w:val="24"/>
+        </w:rPr>
+        <w:t>Flute-like-Voice</w:t>
+      </w:r>
+      <w:r>
+        <w:rPr>
+          <w:rFonts w:ascii="Noto Serif SC" w:eastAsia="Noto Serif SC" w:hAnsi="Noto Serif SC" w:cs="Noto Serif"/>
+          <w:sz w:val="24"/>
+          <w:szCs w:val="24"/>
+        </w:rPr>
+        <w:t xml:space="preserve">' </w:t>
+      </w:r>
+      <w:r>
+        <w:rPr>
+          <w:rFonts w:ascii="Noto Serif SC" w:eastAsia="Noto Serif SC" w:hAnsi="Noto Serif SC" w:cs="Noto Serif"/>
+          <w:sz w:val="24"/>
+          <w:szCs w:val="24"/>
+        </w:rPr>
+        <w:t xml:space="preserve">Call for Scores, and has been published by </w:t>
       </w:r>
       <w:proofErr w:type="spellStart"/>
       <w:r>

--- a/Front Matter/Template/5_Front-Matter.docx
+++ b/Front Matter/Template/5_Front-Matter.docx
@@ -20,39 +20,39 @@
         <w:rPr>
           <w:rFonts w:ascii="Noto Serif SC" w:eastAsia="Noto Serif SC" w:hAnsi="Noto Serif SC" w:cs="Noto Serif"/>
           <w:b/>
-          <w:sz w:val="60"/>
-          <w:szCs w:val="60"/>
-          <w:lang w:val="en-US"/>
-        </w:rPr>
-      </w:pPr>
-      <w:r>
-        <w:rPr>
-          <w:rFonts w:ascii="Noto Serif SC" w:eastAsia="Noto Serif SC" w:hAnsi="Noto Serif SC" w:cs="Noto Serif" w:hint="eastAsia"/>
+          <w:sz w:val="120"/>
+          <w:szCs w:val="120"/>
+          <w:lang w:val="en-US"/>
+        </w:rPr>
+      </w:pPr>
+      <w:r>
+        <w:rPr>
+          <w:rFonts w:ascii="Noto Serif SC" w:eastAsia="Noto Serif SC" w:hAnsi="Noto Serif SC" w:cs="Noto Serif" w:hint="eastAsia"/>
+          <w:b/>
+          <w:sz w:val="120"/>
+          <w:szCs w:val="120"/>
+          <w:lang w:val="en-US"/>
+        </w:rPr>
+        <w:t>黑光</w:t>
+      </w:r>
+    </w:p>
+    <w:p>
+      <w:pPr>
+        <w:jc w:val="right"/>
+        <w:rPr>
+          <w:rFonts w:ascii="Noto Serif SC" w:eastAsia="Noto Serif SC" w:hAnsi="Noto Serif SC" w:cs="Noto Serif"/>
           <w:b/>
           <w:sz w:val="60"/>
           <w:szCs w:val="60"/>
-          <w:lang w:val="en-US"/>
-        </w:rPr>
-        <w:t>黑光</w:t>
-      </w:r>
-    </w:p>
-    <w:p>
-      <w:pPr>
-        <w:jc w:val="right"/>
+          <w:lang w:val="en-GB"/>
+        </w:rPr>
+      </w:pPr>
+      <w:r>
         <w:rPr>
           <w:rFonts w:ascii="Noto Serif SC" w:eastAsia="Noto Serif SC" w:hAnsi="Noto Serif SC" w:cs="Noto Serif"/>
           <w:b/>
-          <w:sz w:val="56"/>
-          <w:szCs w:val="96"/>
-          <w:lang w:val="en-GB"/>
-        </w:rPr>
-      </w:pPr>
-      <w:r>
-        <w:rPr>
-          <w:rFonts w:ascii="Noto Serif SC" w:eastAsia="Noto Serif SC" w:hAnsi="Noto Serif SC" w:cs="Noto Serif"/>
-          <w:b/>
-          <w:sz w:val="56"/>
-          <w:szCs w:val="96"/>
+          <w:sz w:val="60"/>
+          <w:szCs w:val="60"/>
         </w:rPr>
         <w:t>Dark Light</w:t>
       </w:r>
@@ -63,16 +63,16 @@
         <w:jc w:val="right"/>
         <w:rPr>
           <w:rFonts w:ascii="Noto Serif SC" w:eastAsia="Noto Serif SC" w:hAnsi="Noto Serif SC" w:cs="Noto Serif"/>
-          <w:sz w:val="36"/>
-          <w:szCs w:val="72"/>
-          <w:lang w:val="en-US"/>
-        </w:rPr>
-      </w:pPr>
-      <w:r>
-        <w:rPr>
-          <w:rFonts w:ascii="Noto Serif SC" w:eastAsia="Noto Serif SC" w:hAnsi="Noto Serif SC" w:cs="Noto Serif" w:hint="eastAsia"/>
-          <w:sz w:val="36"/>
-          <w:szCs w:val="72"/>
+          <w:sz w:val="40"/>
+          <w:szCs w:val="96"/>
+          <w:lang w:val="en-US"/>
+        </w:rPr>
+      </w:pPr>
+      <w:r>
+        <w:rPr>
+          <w:rFonts w:ascii="Noto Serif SC" w:eastAsia="Noto Serif SC" w:hAnsi="Noto Serif SC" w:cs="Noto Serif" w:hint="eastAsia"/>
+          <w:sz w:val="40"/>
+          <w:szCs w:val="96"/>
           <w:lang w:val="en-US"/>
         </w:rPr>
         <w:t>为华乐团而作</w:t>
@@ -124,16 +124,16 @@
         <w:jc w:val="right"/>
         <w:rPr>
           <w:rFonts w:ascii="Noto Serif SC" w:eastAsia="Noto Serif SC" w:hAnsi="Noto Serif SC" w:cs="Noto Serif"/>
-          <w:sz w:val="44"/>
-          <w:szCs w:val="144"/>
-          <w:lang w:val="en-US"/>
-        </w:rPr>
-      </w:pPr>
-      <w:r>
-        <w:rPr>
-          <w:rFonts w:ascii="Noto Serif SC" w:eastAsia="Noto Serif SC" w:hAnsi="Noto Serif SC" w:cs="Noto Serif" w:hint="eastAsia"/>
-          <w:sz w:val="44"/>
-          <w:szCs w:val="144"/>
+          <w:sz w:val="60"/>
+          <w:szCs w:val="60"/>
+          <w:lang w:val="en-US"/>
+        </w:rPr>
+      </w:pPr>
+      <w:r>
+        <w:rPr>
+          <w:rFonts w:ascii="Noto Serif SC" w:eastAsia="Noto Serif SC" w:hAnsi="Noto Serif SC" w:cs="Noto Serif" w:hint="eastAsia"/>
+          <w:sz w:val="60"/>
+          <w:szCs w:val="60"/>
           <w:lang w:val="en-US"/>
         </w:rPr>
         <w:t>李智恒</w:t>
@@ -888,7 +888,7 @@
           <w:szCs w:val="32"/>
           <w:lang w:val="en-US"/>
         </w:rPr>
-        <w:t>’</w:t>
+        <w:t>'</w:t>
       </w:r>
     </w:p>
     <w:p>

--- a/Front Matter/Template/5_Front-Matter.docx
+++ b/Front Matter/Template/5_Front-Matter.docx
@@ -239,8 +239,9 @@
           <w:headerReference w:type="default" r:id="rId7"/>
           <w:footerReference w:type="default" r:id="rId8"/>
           <w:pgSz w:w="16840" w:h="23820"/>
-          <w:pgMar w:top="1440" w:right="1800" w:bottom="1440" w:left="1800" w:header="706" w:footer="1411" w:gutter="0"/>
+          <w:pgMar w:top="1418" w:right="1418" w:bottom="1418" w:left="1588" w:header="709" w:footer="1412" w:gutter="0"/>
           <w:cols w:space="708"/>
+          <w:titlePg/>
           <w:docGrid w:linePitch="360"/>
         </w:sectPr>
       </w:pPr>
@@ -637,7 +638,7 @@
         </w:rPr>
         <w:sectPr>
           <w:pgSz w:w="16840" w:h="23820"/>
-          <w:pgMar w:top="1440" w:right="1800" w:bottom="1440" w:left="1800" w:header="708" w:footer="1417" w:gutter="0"/>
+          <w:pgMar w:top="1418" w:right="1418" w:bottom="1418" w:left="1588" w:header="709" w:footer="1412" w:gutter="0"/>
           <w:cols w:space="708"/>
           <w:titlePg/>
           <w:docGrid w:linePitch="360"/>
@@ -957,7 +958,7 @@
         </w:rPr>
         <w:sectPr>
           <w:pgSz w:w="16840" w:h="23820"/>
-          <w:pgMar w:top="1440" w:right="1800" w:bottom="1440" w:left="1800" w:header="708" w:footer="1417" w:gutter="0"/>
+          <w:pgMar w:top="1418" w:right="1418" w:bottom="1418" w:left="1588" w:header="709" w:footer="1412" w:gutter="0"/>
           <w:cols w:space="708"/>
           <w:titlePg/>
           <w:docGrid w:linePitch="360"/>
@@ -1577,7 +1578,7 @@
         </w:rPr>
         <w:sectPr>
           <w:pgSz w:w="16840" w:h="23820"/>
-          <w:pgMar w:top="1440" w:right="1800" w:bottom="1440" w:left="1800" w:header="708" w:footer="1417" w:gutter="0"/>
+          <w:pgMar w:top="1418" w:right="1418" w:bottom="1418" w:left="1588" w:header="709" w:footer="1412" w:gutter="0"/>
           <w:cols w:space="708"/>
           <w:titlePg/>
           <w:docGrid w:linePitch="360"/>
@@ -3622,7 +3623,7 @@
         </w:rPr>
         <w:sectPr>
           <w:pgSz w:w="16840" w:h="23820"/>
-          <w:pgMar w:top="1440" w:right="1800" w:bottom="1440" w:left="1800" w:header="706" w:footer="1411" w:gutter="0"/>
+          <w:pgMar w:top="1418" w:right="1418" w:bottom="1418" w:left="1588" w:header="709" w:footer="1412" w:gutter="0"/>
           <w:cols w:space="708"/>
           <w:titlePg/>
           <w:docGrid w:linePitch="360"/>
@@ -5527,7 +5528,7 @@
     </w:p>
     <w:sectPr>
       <w:pgSz w:w="16840" w:h="23820"/>
-      <w:pgMar w:top="1440" w:right="1800" w:bottom="1440" w:left="1800" w:header="708" w:footer="1417" w:gutter="0"/>
+      <w:pgMar w:top="1418" w:right="1418" w:bottom="1418" w:left="1588" w:header="709" w:footer="1412" w:gutter="0"/>
       <w:cols w:space="708"/>
       <w:titlePg/>
       <w:docGrid w:linePitch="360"/>
